--- a/cursos/unicesumar/engenharia-de-software-ead/materias/algoritmos-e-logica-de-programacao/atividades/mapa/mapa.docx
+++ b/cursos/unicesumar/engenharia-de-software-ead/materias/algoritmos-e-logica-de-programacao/atividades/mapa/mapa.docx
@@ -347,7 +347,7 @@
               <w:ind w:right="100"/>
               <w:rPr>
                 <w:rFonts w:ascii="Times New Roman" w:hAnsi="Times New Roman"/>
-                <w:b/>
+                <w:bCs/>
                 <w:sz w:val="24"/>
                 <w:szCs w:val="24"/>
               </w:rPr>
@@ -360,6 +360,24 @@
                 <w:szCs w:val="24"/>
               </w:rPr>
               <w:t>Prazo:</w:t>
+            </w:r>
+            <w:r>
+              <w:rPr>
+                <w:rFonts w:ascii="Times New Roman" w:hAnsi="Times New Roman"/>
+                <w:bCs/>
+                <w:sz w:val="24"/>
+                <w:szCs w:val="24"/>
+              </w:rPr>
+              <w:t xml:space="preserve"> 29/11</w:t>
+            </w:r>
+            <w:r>
+              <w:rPr>
+                <w:rFonts w:ascii="Times New Roman" w:hAnsi="Times New Roman"/>
+                <w:bCs/>
+                <w:sz w:val="24"/>
+                <w:szCs w:val="24"/>
+              </w:rPr>
+              <w:t>/26</w:t>
             </w:r>
           </w:p>
         </w:tc>

--- a/cursos/unicesumar/engenharia-de-software-ead/materias/algoritmos-e-logica-de-programacao/atividades/mapa/mapa.docx
+++ b/cursos/unicesumar/engenharia-de-software-ead/materias/algoritmos-e-logica-de-programacao/atividades/mapa/mapa.docx
@@ -105,7 +105,16 @@
                 <w:sz w:val="24"/>
                 <w:szCs w:val="24"/>
               </w:rPr>
-              <w:t xml:space="preserve"> José Luiz Bruiani Barco</w:t>
+              <w:t xml:space="preserve"> </w:t>
+            </w:r>
+            <w:r>
+              <w:rPr>
+                <w:rFonts w:ascii="Times New Roman" w:hAnsi="Times New Roman"/>
+                <w:bCs/>
+                <w:sz w:val="24"/>
+                <w:szCs w:val="24"/>
+              </w:rPr>
+              <w:t>José Luiz Bruiani Barco</w:t>
             </w:r>
           </w:p>
         </w:tc>
@@ -132,7 +141,7 @@
               <w:ind w:left="100" w:right="100"/>
               <w:rPr>
                 <w:rFonts w:ascii="Times New Roman" w:hAnsi="Times New Roman"/>
-                <w:b/>
+                <w:bCs/>
                 <w:sz w:val="24"/>
                 <w:szCs w:val="24"/>
               </w:rPr>
@@ -193,7 +202,7 @@
             <w:r>
               <w:rPr>
                 <w:rFonts w:ascii="Times New Roman" w:hAnsi="Times New Roman"/>
-                <w:b/>
+                <w:bCs/>
                 <w:sz w:val="24"/>
                 <w:szCs w:val="24"/>
               </w:rPr>
@@ -241,12 +250,21 @@
                 <w:sz w:val="24"/>
                 <w:szCs w:val="24"/>
               </w:rPr>
-              <w:t xml:space="preserve"> Disciplina: </w:t>
+              <w:t xml:space="preserve"> Disciplina:</w:t>
             </w:r>
             <w:r>
               <w:rPr>
                 <w:rFonts w:ascii="Times New Roman" w:hAnsi="Times New Roman"/>
-                <w:b/>
+                <w:bCs/>
+                <w:sz w:val="24"/>
+                <w:szCs w:val="24"/>
+              </w:rPr>
+              <w:t xml:space="preserve"> </w:t>
+            </w:r>
+            <w:r>
+              <w:rPr>
+                <w:rFonts w:ascii="Times New Roman" w:hAnsi="Times New Roman"/>
+                <w:bCs/>
                 <w:sz w:val="24"/>
                 <w:szCs w:val="24"/>
               </w:rPr>
@@ -299,7 +317,7 @@
             <w:r>
               <w:rPr>
                 <w:rFonts w:ascii="Times New Roman" w:hAnsi="Times New Roman"/>
-                <w:b/>
+                <w:bCs/>
                 <w:sz w:val="24"/>
                 <w:szCs w:val="24"/>
               </w:rPr>
@@ -308,7 +326,7 @@
             <w:r>
               <w:rPr>
                 <w:rFonts w:ascii="Times New Roman" w:hAnsi="Times New Roman"/>
-                <w:b/>
+                <w:bCs/>
                 <w:sz w:val="24"/>
                 <w:szCs w:val="24"/>
               </w:rPr>
@@ -317,7 +335,7 @@
             <w:r>
               <w:rPr>
                 <w:rFonts w:ascii="Times New Roman" w:hAnsi="Times New Roman"/>
-                <w:b/>
+                <w:bCs/>
                 <w:sz w:val="24"/>
                 <w:szCs w:val="24"/>
               </w:rPr>
@@ -377,7 +395,25 @@
                 <w:sz w:val="24"/>
                 <w:szCs w:val="24"/>
               </w:rPr>
-              <w:t>/26</w:t>
+              <w:t>/</w:t>
+            </w:r>
+            <w:r>
+              <w:rPr>
+                <w:rFonts w:ascii="Times New Roman" w:hAnsi="Times New Roman"/>
+                <w:bCs/>
+                <w:sz w:val="24"/>
+                <w:szCs w:val="24"/>
+              </w:rPr>
+              <w:t>20</w:t>
+            </w:r>
+            <w:r>
+              <w:rPr>
+                <w:rFonts w:ascii="Times New Roman" w:hAnsi="Times New Roman"/>
+                <w:bCs/>
+                <w:sz w:val="24"/>
+                <w:szCs w:val="24"/>
+              </w:rPr>
+              <w:t>26</w:t>
             </w:r>
           </w:p>
         </w:tc>
@@ -726,6 +762,6513 @@
           <w:szCs w:val="24"/>
         </w:rPr>
       </w:pPr>
+      <w:r>
+        <w:rPr>
+          <w:rFonts w:ascii="Times New Roman" w:hAnsi="Times New Roman"/>
+          <w:sz w:val="24"/>
+          <w:szCs w:val="24"/>
+        </w:rPr>
+        <w:lastRenderedPageBreak/>
+        <w:t>C</w:t>
+      </w:r>
+      <w:r>
+        <w:rPr>
+          <w:rFonts w:ascii="Times New Roman" w:hAnsi="Times New Roman"/>
+          <w:sz w:val="24"/>
+          <w:szCs w:val="24"/>
+        </w:rPr>
+        <w:t xml:space="preserve">ódigo desenvolvido em delégua (pseudocódigo </w:t>
+      </w:r>
+      <w:r>
+        <w:rPr>
+          <w:rFonts w:ascii="Times New Roman" w:hAnsi="Times New Roman"/>
+          <w:sz w:val="24"/>
+          <w:szCs w:val="24"/>
+        </w:rPr>
+        <w:t>com base em node.js com suporte à programação orientada a objetos)</w:t>
+      </w:r>
+      <w:r>
+        <w:rPr>
+          <w:rFonts w:ascii="Times New Roman" w:hAnsi="Times New Roman"/>
+          <w:sz w:val="24"/>
+          <w:szCs w:val="24"/>
+        </w:rPr>
+        <w:t>.</w:t>
+      </w:r>
+    </w:p>
+    <w:p>
+      <w:pPr>
+        <w:spacing w:line="360" w:lineRule="auto"/>
+        <w:jc w:val="both"/>
+        <w:rPr>
+          <w:rFonts w:ascii="Times New Roman" w:hAnsi="Times New Roman"/>
+          <w:sz w:val="24"/>
+          <w:szCs w:val="24"/>
+        </w:rPr>
+      </w:pPr>
+      <w:r>
+        <w:rPr>
+          <w:rFonts w:ascii="Times New Roman" w:hAnsi="Times New Roman"/>
+          <w:sz w:val="24"/>
+          <w:szCs w:val="24"/>
+        </w:rPr>
+        <w:t xml:space="preserve">Para rodar, baixe </w:t>
+      </w:r>
+      <w:r>
+        <w:rPr>
+          <w:rFonts w:ascii="Times New Roman" w:hAnsi="Times New Roman"/>
+          <w:sz w:val="24"/>
+          <w:szCs w:val="24"/>
+        </w:rPr>
+        <w:t>o node.js</w:t>
+      </w:r>
+      <w:r>
+        <w:rPr>
+          <w:rFonts w:ascii="Times New Roman" w:hAnsi="Times New Roman"/>
+          <w:sz w:val="24"/>
+          <w:szCs w:val="24"/>
+        </w:rPr>
+        <w:t>, e após</w:t>
+      </w:r>
+      <w:r>
+        <w:rPr>
+          <w:rFonts w:ascii="Times New Roman" w:hAnsi="Times New Roman"/>
+          <w:sz w:val="24"/>
+          <w:szCs w:val="24"/>
+        </w:rPr>
+        <w:t xml:space="preserve"> o download</w:t>
+      </w:r>
+      <w:r>
+        <w:rPr>
+          <w:rFonts w:ascii="Times New Roman" w:hAnsi="Times New Roman"/>
+          <w:sz w:val="24"/>
+          <w:szCs w:val="24"/>
+        </w:rPr>
+        <w:t>,</w:t>
+      </w:r>
+      <w:r>
+        <w:rPr>
+          <w:rFonts w:ascii="Times New Roman" w:hAnsi="Times New Roman"/>
+          <w:sz w:val="24"/>
+          <w:szCs w:val="24"/>
+        </w:rPr>
+        <w:t xml:space="preserve"> baixe</w:t>
+      </w:r>
+      <w:r>
+        <w:rPr>
+          <w:rFonts w:ascii="Times New Roman" w:hAnsi="Times New Roman"/>
+          <w:sz w:val="24"/>
+          <w:szCs w:val="24"/>
+        </w:rPr>
+        <w:t xml:space="preserve"> </w:t>
+      </w:r>
+      <w:r>
+        <w:rPr>
+          <w:rFonts w:ascii="Times New Roman" w:hAnsi="Times New Roman"/>
+          <w:sz w:val="24"/>
+          <w:szCs w:val="24"/>
+        </w:rPr>
+        <w:t>o delégua via</w:t>
+      </w:r>
+      <w:r>
+        <w:rPr>
+          <w:rFonts w:ascii="Times New Roman" w:hAnsi="Times New Roman"/>
+          <w:sz w:val="24"/>
+          <w:szCs w:val="24"/>
+        </w:rPr>
+        <w:t xml:space="preserve"> </w:t>
+      </w:r>
+      <w:r>
+        <w:rPr>
+          <w:rFonts w:ascii="Times New Roman" w:hAnsi="Times New Roman"/>
+          <w:sz w:val="24"/>
+          <w:szCs w:val="24"/>
+          <w:highlight w:val="darkGray"/>
+        </w:rPr>
+        <w:t>npm install delegua</w:t>
+      </w:r>
+      <w:r>
+        <w:rPr>
+          <w:rFonts w:ascii="Times New Roman" w:hAnsi="Times New Roman"/>
+          <w:sz w:val="24"/>
+          <w:szCs w:val="24"/>
+        </w:rPr>
+        <w:t>.</w:t>
+      </w:r>
+    </w:p>
+    <w:p>
+      <w:pPr>
+        <w:spacing w:line="360" w:lineRule="auto"/>
+        <w:jc w:val="both"/>
+        <w:rPr>
+          <w:rFonts w:ascii="Times New Roman" w:hAnsi="Times New Roman"/>
+          <w:sz w:val="24"/>
+          <w:szCs w:val="24"/>
+        </w:rPr>
+      </w:pPr>
+    </w:p>
+    <w:p>
+      <w:pPr>
+        <w:pStyle w:val="PargrafodaLista"/>
+        <w:numPr>
+          <w:ilvl w:val="0"/>
+          <w:numId w:val="2"/>
+        </w:numPr>
+        <w:spacing w:line="360" w:lineRule="auto"/>
+        <w:jc w:val="both"/>
+        <w:rPr>
+          <w:rFonts w:ascii="Times New Roman" w:hAnsi="Times New Roman"/>
+          <w:sz w:val="24"/>
+          <w:szCs w:val="24"/>
+        </w:rPr>
+      </w:pPr>
+      <w:r>
+        <w:rPr>
+          <w:rFonts w:ascii="Times New Roman" w:hAnsi="Times New Roman"/>
+          <w:sz w:val="24"/>
+          <w:szCs w:val="24"/>
+        </w:rPr>
+        <w:t>Código-fonte:</w:t>
+      </w:r>
+    </w:p>
+    <w:p>
+      <w:pPr>
+        <w:shd w:val="clear" w:color="auto" w:fill="0D1117"/>
+        <w:spacing w:line="285" w:lineRule="atLeast"/>
+        <w:rPr>
+          <w:rFonts w:ascii="Consolas" w:eastAsia="Times New Roman" w:hAnsi="Consolas" w:cs="Times New Roman"/>
+          <w:color w:val="E6EDF3"/>
+          <w:sz w:val="21"/>
+          <w:szCs w:val="21"/>
+          <w:lang w:bidi="ar-SA"/>
+        </w:rPr>
+      </w:pPr>
+      <w:r>
+        <w:rPr>
+          <w:rFonts w:ascii="Consolas" w:eastAsia="Times New Roman" w:hAnsi="Consolas" w:cs="Times New Roman"/>
+          <w:color w:val="8B949E"/>
+          <w:sz w:val="21"/>
+          <w:szCs w:val="21"/>
+          <w:lang w:bidi="ar-SA"/>
+        </w:rPr>
+        <w:t>// Declarações iniciais de variáveis</w:t>
+      </w:r>
+    </w:p>
+    <w:p>
+      <w:pPr>
+        <w:shd w:val="clear" w:color="auto" w:fill="0D1117"/>
+        <w:spacing w:line="285" w:lineRule="atLeast"/>
+        <w:rPr>
+          <w:rFonts w:ascii="Consolas" w:eastAsia="Times New Roman" w:hAnsi="Consolas" w:cs="Times New Roman"/>
+          <w:color w:val="E6EDF3"/>
+          <w:sz w:val="21"/>
+          <w:szCs w:val="21"/>
+          <w:lang w:bidi="ar-SA"/>
+        </w:rPr>
+      </w:pPr>
+      <w:r>
+        <w:rPr>
+          <w:rFonts w:ascii="Consolas" w:eastAsia="Times New Roman" w:hAnsi="Consolas" w:cs="Times New Roman"/>
+          <w:color w:val="FF7B72"/>
+          <w:sz w:val="21"/>
+          <w:szCs w:val="21"/>
+          <w:lang w:bidi="ar-SA"/>
+        </w:rPr>
+        <w:t>var</w:t>
+      </w:r>
+      <w:r>
+        <w:rPr>
+          <w:rFonts w:ascii="Consolas" w:eastAsia="Times New Roman" w:hAnsi="Consolas" w:cs="Times New Roman"/>
+          <w:color w:val="E6EDF3"/>
+          <w:sz w:val="21"/>
+          <w:szCs w:val="21"/>
+          <w:lang w:bidi="ar-SA"/>
+        </w:rPr>
+        <w:t xml:space="preserve"> </w:t>
+      </w:r>
+      <w:r>
+        <w:rPr>
+          <w:rFonts w:ascii="Consolas" w:eastAsia="Times New Roman" w:hAnsi="Consolas" w:cs="Times New Roman"/>
+          <w:color w:val="FFA657"/>
+          <w:sz w:val="21"/>
+          <w:szCs w:val="21"/>
+          <w:lang w:bidi="ar-SA"/>
+        </w:rPr>
+        <w:t>servidores</w:t>
+      </w:r>
+      <w:r>
+        <w:rPr>
+          <w:rFonts w:ascii="Consolas" w:eastAsia="Times New Roman" w:hAnsi="Consolas" w:cs="Times New Roman"/>
+          <w:color w:val="E6EDF3"/>
+          <w:sz w:val="21"/>
+          <w:szCs w:val="21"/>
+          <w:lang w:bidi="ar-SA"/>
+        </w:rPr>
+        <w:t xml:space="preserve"> = []</w:t>
+      </w:r>
+    </w:p>
+    <w:p>
+      <w:pPr>
+        <w:shd w:val="clear" w:color="auto" w:fill="0D1117"/>
+        <w:spacing w:line="285" w:lineRule="atLeast"/>
+        <w:rPr>
+          <w:rFonts w:ascii="Consolas" w:eastAsia="Times New Roman" w:hAnsi="Consolas" w:cs="Times New Roman"/>
+          <w:color w:val="E6EDF3"/>
+          <w:sz w:val="21"/>
+          <w:szCs w:val="21"/>
+          <w:lang w:bidi="ar-SA"/>
+        </w:rPr>
+      </w:pPr>
+      <w:r>
+        <w:rPr>
+          <w:rFonts w:ascii="Consolas" w:eastAsia="Times New Roman" w:hAnsi="Consolas" w:cs="Times New Roman"/>
+          <w:color w:val="FF7B72"/>
+          <w:sz w:val="21"/>
+          <w:szCs w:val="21"/>
+          <w:lang w:bidi="ar-SA"/>
+        </w:rPr>
+        <w:t>var</w:t>
+      </w:r>
+      <w:r>
+        <w:rPr>
+          <w:rFonts w:ascii="Consolas" w:eastAsia="Times New Roman" w:hAnsi="Consolas" w:cs="Times New Roman"/>
+          <w:color w:val="E6EDF3"/>
+          <w:sz w:val="21"/>
+          <w:szCs w:val="21"/>
+          <w:lang w:bidi="ar-SA"/>
+        </w:rPr>
+        <w:t xml:space="preserve"> </w:t>
+      </w:r>
+      <w:r>
+        <w:rPr>
+          <w:rFonts w:ascii="Consolas" w:eastAsia="Times New Roman" w:hAnsi="Consolas" w:cs="Times New Roman"/>
+          <w:color w:val="FFA657"/>
+          <w:sz w:val="21"/>
+          <w:szCs w:val="21"/>
+          <w:lang w:bidi="ar-SA"/>
+        </w:rPr>
+        <w:t>condicao_loop_principal</w:t>
+      </w:r>
+      <w:r>
+        <w:rPr>
+          <w:rFonts w:ascii="Consolas" w:eastAsia="Times New Roman" w:hAnsi="Consolas" w:cs="Times New Roman"/>
+          <w:color w:val="E6EDF3"/>
+          <w:sz w:val="21"/>
+          <w:szCs w:val="21"/>
+          <w:lang w:bidi="ar-SA"/>
+        </w:rPr>
+        <w:t xml:space="preserve"> = </w:t>
+      </w:r>
+      <w:r>
+        <w:rPr>
+          <w:rFonts w:ascii="Consolas" w:eastAsia="Times New Roman" w:hAnsi="Consolas" w:cs="Times New Roman"/>
+          <w:color w:val="FF7B72"/>
+          <w:sz w:val="21"/>
+          <w:szCs w:val="21"/>
+          <w:lang w:bidi="ar-SA"/>
+        </w:rPr>
+        <w:t>verdadeiro</w:t>
+      </w:r>
+    </w:p>
+    <w:p>
+      <w:pPr>
+        <w:shd w:val="clear" w:color="auto" w:fill="0D1117"/>
+        <w:spacing w:line="285" w:lineRule="atLeast"/>
+        <w:rPr>
+          <w:rFonts w:ascii="Consolas" w:eastAsia="Times New Roman" w:hAnsi="Consolas" w:cs="Times New Roman"/>
+          <w:color w:val="E6EDF3"/>
+          <w:sz w:val="21"/>
+          <w:szCs w:val="21"/>
+          <w:lang w:bidi="ar-SA"/>
+        </w:rPr>
+      </w:pPr>
+      <w:r>
+        <w:rPr>
+          <w:rFonts w:ascii="Consolas" w:eastAsia="Times New Roman" w:hAnsi="Consolas" w:cs="Times New Roman"/>
+          <w:color w:val="8B949E"/>
+          <w:sz w:val="21"/>
+          <w:szCs w:val="21"/>
+          <w:lang w:bidi="ar-SA"/>
+        </w:rPr>
+        <w:t>// Título do programa</w:t>
+      </w:r>
+    </w:p>
+    <w:p>
+      <w:pPr>
+        <w:shd w:val="clear" w:color="auto" w:fill="0D1117"/>
+        <w:spacing w:line="285" w:lineRule="atLeast"/>
+        <w:rPr>
+          <w:rFonts w:ascii="Consolas" w:eastAsia="Times New Roman" w:hAnsi="Consolas" w:cs="Times New Roman"/>
+          <w:color w:val="E6EDF3"/>
+          <w:sz w:val="21"/>
+          <w:szCs w:val="21"/>
+          <w:lang w:bidi="ar-SA"/>
+        </w:rPr>
+      </w:pPr>
+      <w:r>
+        <w:rPr>
+          <w:rFonts w:ascii="Consolas" w:eastAsia="Times New Roman" w:hAnsi="Consolas" w:cs="Times New Roman"/>
+          <w:color w:val="FF7B72"/>
+          <w:sz w:val="21"/>
+          <w:szCs w:val="21"/>
+          <w:lang w:bidi="ar-SA"/>
+        </w:rPr>
+        <w:t>escreva</w:t>
+      </w:r>
+      <w:r>
+        <w:rPr>
+          <w:rFonts w:ascii="Consolas" w:eastAsia="Times New Roman" w:hAnsi="Consolas" w:cs="Times New Roman"/>
+          <w:color w:val="E6EDF3"/>
+          <w:sz w:val="21"/>
+          <w:szCs w:val="21"/>
+          <w:lang w:bidi="ar-SA"/>
+        </w:rPr>
+        <w:t>(</w:t>
+      </w:r>
+      <w:r>
+        <w:rPr>
+          <w:rFonts w:ascii="Consolas" w:eastAsia="Times New Roman" w:hAnsi="Consolas" w:cs="Times New Roman"/>
+          <w:color w:val="A5D6FF"/>
+          <w:sz w:val="21"/>
+          <w:szCs w:val="21"/>
+          <w:lang w:bidi="ar-SA"/>
+        </w:rPr>
+        <w:t>"\n----------------------------"</w:t>
+      </w:r>
+      <w:r>
+        <w:rPr>
+          <w:rFonts w:ascii="Consolas" w:eastAsia="Times New Roman" w:hAnsi="Consolas" w:cs="Times New Roman"/>
+          <w:color w:val="E6EDF3"/>
+          <w:sz w:val="21"/>
+          <w:szCs w:val="21"/>
+          <w:lang w:bidi="ar-SA"/>
+        </w:rPr>
+        <w:t>)</w:t>
+      </w:r>
+    </w:p>
+    <w:p>
+      <w:pPr>
+        <w:shd w:val="clear" w:color="auto" w:fill="0D1117"/>
+        <w:spacing w:line="285" w:lineRule="atLeast"/>
+        <w:rPr>
+          <w:rFonts w:ascii="Consolas" w:eastAsia="Times New Roman" w:hAnsi="Consolas" w:cs="Times New Roman"/>
+          <w:color w:val="E6EDF3"/>
+          <w:sz w:val="21"/>
+          <w:szCs w:val="21"/>
+          <w:lang w:bidi="ar-SA"/>
+        </w:rPr>
+      </w:pPr>
+      <w:r>
+        <w:rPr>
+          <w:rFonts w:ascii="Consolas" w:eastAsia="Times New Roman" w:hAnsi="Consolas" w:cs="Times New Roman"/>
+          <w:color w:val="FF7B72"/>
+          <w:sz w:val="21"/>
+          <w:szCs w:val="21"/>
+          <w:lang w:bidi="ar-SA"/>
+        </w:rPr>
+        <w:t>escreva</w:t>
+      </w:r>
+      <w:r>
+        <w:rPr>
+          <w:rFonts w:ascii="Consolas" w:eastAsia="Times New Roman" w:hAnsi="Consolas" w:cs="Times New Roman"/>
+          <w:color w:val="E6EDF3"/>
+          <w:sz w:val="21"/>
+          <w:szCs w:val="21"/>
+          <w:lang w:bidi="ar-SA"/>
+        </w:rPr>
+        <w:t>(</w:t>
+      </w:r>
+      <w:r>
+        <w:rPr>
+          <w:rFonts w:ascii="Consolas" w:eastAsia="Times New Roman" w:hAnsi="Consolas" w:cs="Times New Roman"/>
+          <w:color w:val="A5D6FF"/>
+          <w:sz w:val="21"/>
+          <w:szCs w:val="21"/>
+          <w:lang w:bidi="ar-SA"/>
+        </w:rPr>
+        <w:t>"\n---Analista de Servidores---"</w:t>
+      </w:r>
+      <w:r>
+        <w:rPr>
+          <w:rFonts w:ascii="Consolas" w:eastAsia="Times New Roman" w:hAnsi="Consolas" w:cs="Times New Roman"/>
+          <w:color w:val="E6EDF3"/>
+          <w:sz w:val="21"/>
+          <w:szCs w:val="21"/>
+          <w:lang w:bidi="ar-SA"/>
+        </w:rPr>
+        <w:t>)</w:t>
+      </w:r>
+    </w:p>
+    <w:p>
+      <w:pPr>
+        <w:shd w:val="clear" w:color="auto" w:fill="0D1117"/>
+        <w:spacing w:line="285" w:lineRule="atLeast"/>
+        <w:rPr>
+          <w:rFonts w:ascii="Consolas" w:eastAsia="Times New Roman" w:hAnsi="Consolas" w:cs="Times New Roman"/>
+          <w:color w:val="E6EDF3"/>
+          <w:sz w:val="21"/>
+          <w:szCs w:val="21"/>
+          <w:lang w:bidi="ar-SA"/>
+        </w:rPr>
+      </w:pPr>
+      <w:r>
+        <w:rPr>
+          <w:rFonts w:ascii="Consolas" w:eastAsia="Times New Roman" w:hAnsi="Consolas" w:cs="Times New Roman"/>
+          <w:color w:val="FF7B72"/>
+          <w:sz w:val="21"/>
+          <w:szCs w:val="21"/>
+          <w:lang w:bidi="ar-SA"/>
+        </w:rPr>
+        <w:t>escreva</w:t>
+      </w:r>
+      <w:r>
+        <w:rPr>
+          <w:rFonts w:ascii="Consolas" w:eastAsia="Times New Roman" w:hAnsi="Consolas" w:cs="Times New Roman"/>
+          <w:color w:val="E6EDF3"/>
+          <w:sz w:val="21"/>
+          <w:szCs w:val="21"/>
+          <w:lang w:bidi="ar-SA"/>
+        </w:rPr>
+        <w:t>(</w:t>
+      </w:r>
+      <w:r>
+        <w:rPr>
+          <w:rFonts w:ascii="Consolas" w:eastAsia="Times New Roman" w:hAnsi="Consolas" w:cs="Times New Roman"/>
+          <w:color w:val="A5D6FF"/>
+          <w:sz w:val="21"/>
+          <w:szCs w:val="21"/>
+          <w:lang w:bidi="ar-SA"/>
+        </w:rPr>
+        <w:t>"\n----------------------------"</w:t>
+      </w:r>
+      <w:r>
+        <w:rPr>
+          <w:rFonts w:ascii="Consolas" w:eastAsia="Times New Roman" w:hAnsi="Consolas" w:cs="Times New Roman"/>
+          <w:color w:val="E6EDF3"/>
+          <w:sz w:val="21"/>
+          <w:szCs w:val="21"/>
+          <w:lang w:bidi="ar-SA"/>
+        </w:rPr>
+        <w:t>)</w:t>
+      </w:r>
+    </w:p>
+    <w:p>
+      <w:pPr>
+        <w:shd w:val="clear" w:color="auto" w:fill="0D1117"/>
+        <w:spacing w:line="285" w:lineRule="atLeast"/>
+        <w:rPr>
+          <w:rFonts w:ascii="Consolas" w:eastAsia="Times New Roman" w:hAnsi="Consolas" w:cs="Times New Roman"/>
+          <w:color w:val="E6EDF3"/>
+          <w:sz w:val="21"/>
+          <w:szCs w:val="21"/>
+          <w:lang w:bidi="ar-SA"/>
+        </w:rPr>
+      </w:pPr>
+      <w:r>
+        <w:rPr>
+          <w:rFonts w:ascii="Consolas" w:eastAsia="Times New Roman" w:hAnsi="Consolas" w:cs="Times New Roman"/>
+          <w:color w:val="8B949E"/>
+          <w:sz w:val="21"/>
+          <w:szCs w:val="21"/>
+          <w:lang w:bidi="ar-SA"/>
+        </w:rPr>
+        <w:t>// Início da lógica do programa</w:t>
+      </w:r>
+    </w:p>
+    <w:p>
+      <w:pPr>
+        <w:shd w:val="clear" w:color="auto" w:fill="0D1117"/>
+        <w:spacing w:line="285" w:lineRule="atLeast"/>
+        <w:rPr>
+          <w:rFonts w:ascii="Consolas" w:eastAsia="Times New Roman" w:hAnsi="Consolas" w:cs="Times New Roman"/>
+          <w:color w:val="E6EDF3"/>
+          <w:sz w:val="21"/>
+          <w:szCs w:val="21"/>
+          <w:lang w:bidi="ar-SA"/>
+        </w:rPr>
+      </w:pPr>
+      <w:r>
+        <w:rPr>
+          <w:rFonts w:ascii="Consolas" w:eastAsia="Times New Roman" w:hAnsi="Consolas" w:cs="Times New Roman"/>
+          <w:color w:val="FF7B72"/>
+          <w:sz w:val="21"/>
+          <w:szCs w:val="21"/>
+          <w:lang w:bidi="ar-SA"/>
+        </w:rPr>
+        <w:t>enquanto</w:t>
+      </w:r>
+      <w:r>
+        <w:rPr>
+          <w:rFonts w:ascii="Consolas" w:eastAsia="Times New Roman" w:hAnsi="Consolas" w:cs="Times New Roman"/>
+          <w:color w:val="E6EDF3"/>
+          <w:sz w:val="21"/>
+          <w:szCs w:val="21"/>
+          <w:lang w:bidi="ar-SA"/>
+        </w:rPr>
+        <w:t xml:space="preserve"> (</w:t>
+      </w:r>
+      <w:r>
+        <w:rPr>
+          <w:rFonts w:ascii="Consolas" w:eastAsia="Times New Roman" w:hAnsi="Consolas" w:cs="Times New Roman"/>
+          <w:color w:val="FFA657"/>
+          <w:sz w:val="21"/>
+          <w:szCs w:val="21"/>
+          <w:lang w:bidi="ar-SA"/>
+        </w:rPr>
+        <w:t>condicao_loop_principal</w:t>
+      </w:r>
+      <w:r>
+        <w:rPr>
+          <w:rFonts w:ascii="Consolas" w:eastAsia="Times New Roman" w:hAnsi="Consolas" w:cs="Times New Roman"/>
+          <w:color w:val="E6EDF3"/>
+          <w:sz w:val="21"/>
+          <w:szCs w:val="21"/>
+          <w:lang w:bidi="ar-SA"/>
+        </w:rPr>
+        <w:t xml:space="preserve"> == </w:t>
+      </w:r>
+      <w:r>
+        <w:rPr>
+          <w:rFonts w:ascii="Consolas" w:eastAsia="Times New Roman" w:hAnsi="Consolas" w:cs="Times New Roman"/>
+          <w:color w:val="FF7B72"/>
+          <w:sz w:val="21"/>
+          <w:szCs w:val="21"/>
+          <w:lang w:bidi="ar-SA"/>
+        </w:rPr>
+        <w:t>verdadeiro</w:t>
+      </w:r>
+      <w:r>
+        <w:rPr>
+          <w:rFonts w:ascii="Consolas" w:eastAsia="Times New Roman" w:hAnsi="Consolas" w:cs="Times New Roman"/>
+          <w:color w:val="E6EDF3"/>
+          <w:sz w:val="21"/>
+          <w:szCs w:val="21"/>
+          <w:lang w:bidi="ar-SA"/>
+        </w:rPr>
+        <w:t>) {</w:t>
+      </w:r>
+    </w:p>
+    <w:p>
+      <w:pPr>
+        <w:shd w:val="clear" w:color="auto" w:fill="0D1117"/>
+        <w:spacing w:line="285" w:lineRule="atLeast"/>
+        <w:rPr>
+          <w:rFonts w:ascii="Consolas" w:eastAsia="Times New Roman" w:hAnsi="Consolas" w:cs="Times New Roman"/>
+          <w:color w:val="E6EDF3"/>
+          <w:sz w:val="21"/>
+          <w:szCs w:val="21"/>
+          <w:lang w:bidi="ar-SA"/>
+        </w:rPr>
+      </w:pPr>
+      <w:r>
+        <w:rPr>
+          <w:rFonts w:ascii="Consolas" w:eastAsia="Times New Roman" w:hAnsi="Consolas" w:cs="Times New Roman"/>
+          <w:color w:val="E6EDF3"/>
+          <w:sz w:val="21"/>
+          <w:szCs w:val="21"/>
+          <w:lang w:bidi="ar-SA"/>
+        </w:rPr>
+        <w:t xml:space="preserve">    </w:t>
+      </w:r>
+      <w:r>
+        <w:rPr>
+          <w:rFonts w:ascii="Consolas" w:eastAsia="Times New Roman" w:hAnsi="Consolas" w:cs="Times New Roman"/>
+          <w:color w:val="FF7B72"/>
+          <w:sz w:val="21"/>
+          <w:szCs w:val="21"/>
+          <w:lang w:bidi="ar-SA"/>
+        </w:rPr>
+        <w:t>escreva</w:t>
+      </w:r>
+      <w:r>
+        <w:rPr>
+          <w:rFonts w:ascii="Consolas" w:eastAsia="Times New Roman" w:hAnsi="Consolas" w:cs="Times New Roman"/>
+          <w:color w:val="E6EDF3"/>
+          <w:sz w:val="21"/>
+          <w:szCs w:val="21"/>
+          <w:lang w:bidi="ar-SA"/>
+        </w:rPr>
+        <w:t>(</w:t>
+      </w:r>
+      <w:r>
+        <w:rPr>
+          <w:rFonts w:ascii="Consolas" w:eastAsia="Times New Roman" w:hAnsi="Consolas" w:cs="Times New Roman"/>
+          <w:color w:val="A5D6FF"/>
+          <w:sz w:val="21"/>
+          <w:szCs w:val="21"/>
+          <w:lang w:bidi="ar-SA"/>
+        </w:rPr>
+        <w:t>"\nDigite o nome do servidor (ou 0 para sair): "</w:t>
+      </w:r>
+      <w:r>
+        <w:rPr>
+          <w:rFonts w:ascii="Consolas" w:eastAsia="Times New Roman" w:hAnsi="Consolas" w:cs="Times New Roman"/>
+          <w:color w:val="E6EDF3"/>
+          <w:sz w:val="21"/>
+          <w:szCs w:val="21"/>
+          <w:lang w:bidi="ar-SA"/>
+        </w:rPr>
+        <w:t>)</w:t>
+      </w:r>
+    </w:p>
+    <w:p>
+      <w:pPr>
+        <w:shd w:val="clear" w:color="auto" w:fill="0D1117"/>
+        <w:spacing w:line="285" w:lineRule="atLeast"/>
+        <w:rPr>
+          <w:rFonts w:ascii="Consolas" w:eastAsia="Times New Roman" w:hAnsi="Consolas" w:cs="Times New Roman"/>
+          <w:color w:val="E6EDF3"/>
+          <w:sz w:val="21"/>
+          <w:szCs w:val="21"/>
+          <w:lang w:bidi="ar-SA"/>
+        </w:rPr>
+      </w:pPr>
+      <w:r>
+        <w:rPr>
+          <w:rFonts w:ascii="Consolas" w:eastAsia="Times New Roman" w:hAnsi="Consolas" w:cs="Times New Roman"/>
+          <w:color w:val="E6EDF3"/>
+          <w:sz w:val="21"/>
+          <w:szCs w:val="21"/>
+          <w:lang w:bidi="ar-SA"/>
+        </w:rPr>
+        <w:t xml:space="preserve">    </w:t>
+      </w:r>
+      <w:r>
+        <w:rPr>
+          <w:rFonts w:ascii="Consolas" w:eastAsia="Times New Roman" w:hAnsi="Consolas" w:cs="Times New Roman"/>
+          <w:color w:val="FF7B72"/>
+          <w:sz w:val="21"/>
+          <w:szCs w:val="21"/>
+          <w:lang w:bidi="ar-SA"/>
+        </w:rPr>
+        <w:t>var</w:t>
+      </w:r>
+      <w:r>
+        <w:rPr>
+          <w:rFonts w:ascii="Consolas" w:eastAsia="Times New Roman" w:hAnsi="Consolas" w:cs="Times New Roman"/>
+          <w:color w:val="E6EDF3"/>
+          <w:sz w:val="21"/>
+          <w:szCs w:val="21"/>
+          <w:lang w:bidi="ar-SA"/>
+        </w:rPr>
+        <w:t xml:space="preserve"> </w:t>
+      </w:r>
+      <w:r>
+        <w:rPr>
+          <w:rFonts w:ascii="Consolas" w:eastAsia="Times New Roman" w:hAnsi="Consolas" w:cs="Times New Roman"/>
+          <w:color w:val="FFA657"/>
+          <w:sz w:val="21"/>
+          <w:szCs w:val="21"/>
+          <w:lang w:bidi="ar-SA"/>
+        </w:rPr>
+        <w:t>nome_servidor</w:t>
+      </w:r>
+      <w:r>
+        <w:rPr>
+          <w:rFonts w:ascii="Consolas" w:eastAsia="Times New Roman" w:hAnsi="Consolas" w:cs="Times New Roman"/>
+          <w:color w:val="E6EDF3"/>
+          <w:sz w:val="21"/>
+          <w:szCs w:val="21"/>
+          <w:lang w:bidi="ar-SA"/>
+        </w:rPr>
+        <w:t xml:space="preserve"> = </w:t>
+      </w:r>
+      <w:r>
+        <w:rPr>
+          <w:rFonts w:ascii="Consolas" w:eastAsia="Times New Roman" w:hAnsi="Consolas" w:cs="Times New Roman"/>
+          <w:color w:val="FF7B72"/>
+          <w:sz w:val="21"/>
+          <w:szCs w:val="21"/>
+          <w:lang w:bidi="ar-SA"/>
+        </w:rPr>
+        <w:t>leia</w:t>
+      </w:r>
+      <w:r>
+        <w:rPr>
+          <w:rFonts w:ascii="Consolas" w:eastAsia="Times New Roman" w:hAnsi="Consolas" w:cs="Times New Roman"/>
+          <w:color w:val="E6EDF3"/>
+          <w:sz w:val="21"/>
+          <w:szCs w:val="21"/>
+          <w:lang w:bidi="ar-SA"/>
+        </w:rPr>
+        <w:t>()</w:t>
+      </w:r>
+    </w:p>
+    <w:p>
+      <w:pPr>
+        <w:shd w:val="clear" w:color="auto" w:fill="0D1117"/>
+        <w:spacing w:line="285" w:lineRule="atLeast"/>
+        <w:rPr>
+          <w:rFonts w:ascii="Consolas" w:eastAsia="Times New Roman" w:hAnsi="Consolas" w:cs="Times New Roman"/>
+          <w:color w:val="E6EDF3"/>
+          <w:sz w:val="21"/>
+          <w:szCs w:val="21"/>
+          <w:lang w:bidi="ar-SA"/>
+        </w:rPr>
+      </w:pPr>
+      <w:r>
+        <w:rPr>
+          <w:rFonts w:ascii="Consolas" w:eastAsia="Times New Roman" w:hAnsi="Consolas" w:cs="Times New Roman"/>
+          <w:color w:val="E6EDF3"/>
+          <w:sz w:val="21"/>
+          <w:szCs w:val="21"/>
+          <w:lang w:bidi="ar-SA"/>
+        </w:rPr>
+        <w:t xml:space="preserve">    </w:t>
+      </w:r>
+      <w:r>
+        <w:rPr>
+          <w:rFonts w:ascii="Consolas" w:eastAsia="Times New Roman" w:hAnsi="Consolas" w:cs="Times New Roman"/>
+          <w:color w:val="FF7B72"/>
+          <w:sz w:val="21"/>
+          <w:szCs w:val="21"/>
+          <w:lang w:bidi="ar-SA"/>
+        </w:rPr>
+        <w:t>se</w:t>
+      </w:r>
+      <w:r>
+        <w:rPr>
+          <w:rFonts w:ascii="Consolas" w:eastAsia="Times New Roman" w:hAnsi="Consolas" w:cs="Times New Roman"/>
+          <w:color w:val="E6EDF3"/>
+          <w:sz w:val="21"/>
+          <w:szCs w:val="21"/>
+          <w:lang w:bidi="ar-SA"/>
+        </w:rPr>
+        <w:t xml:space="preserve"> (</w:t>
+      </w:r>
+      <w:r>
+        <w:rPr>
+          <w:rFonts w:ascii="Consolas" w:eastAsia="Times New Roman" w:hAnsi="Consolas" w:cs="Times New Roman"/>
+          <w:color w:val="FFA657"/>
+          <w:sz w:val="21"/>
+          <w:szCs w:val="21"/>
+          <w:lang w:bidi="ar-SA"/>
+        </w:rPr>
+        <w:t>nome_servidor</w:t>
+      </w:r>
+      <w:r>
+        <w:rPr>
+          <w:rFonts w:ascii="Consolas" w:eastAsia="Times New Roman" w:hAnsi="Consolas" w:cs="Times New Roman"/>
+          <w:color w:val="E6EDF3"/>
+          <w:sz w:val="21"/>
+          <w:szCs w:val="21"/>
+          <w:lang w:bidi="ar-SA"/>
+        </w:rPr>
+        <w:t xml:space="preserve"> == </w:t>
+      </w:r>
+      <w:r>
+        <w:rPr>
+          <w:rFonts w:ascii="Consolas" w:eastAsia="Times New Roman" w:hAnsi="Consolas" w:cs="Times New Roman"/>
+          <w:color w:val="A5D6FF"/>
+          <w:sz w:val="21"/>
+          <w:szCs w:val="21"/>
+          <w:lang w:bidi="ar-SA"/>
+        </w:rPr>
+        <w:t>"0"</w:t>
+      </w:r>
+      <w:r>
+        <w:rPr>
+          <w:rFonts w:ascii="Consolas" w:eastAsia="Times New Roman" w:hAnsi="Consolas" w:cs="Times New Roman"/>
+          <w:color w:val="E6EDF3"/>
+          <w:sz w:val="21"/>
+          <w:szCs w:val="21"/>
+          <w:lang w:bidi="ar-SA"/>
+        </w:rPr>
+        <w:t>) {</w:t>
+      </w:r>
+    </w:p>
+    <w:p>
+      <w:pPr>
+        <w:shd w:val="clear" w:color="auto" w:fill="0D1117"/>
+        <w:spacing w:line="285" w:lineRule="atLeast"/>
+        <w:rPr>
+          <w:rFonts w:ascii="Consolas" w:eastAsia="Times New Roman" w:hAnsi="Consolas" w:cs="Times New Roman"/>
+          <w:color w:val="E6EDF3"/>
+          <w:sz w:val="21"/>
+          <w:szCs w:val="21"/>
+          <w:lang w:bidi="ar-SA"/>
+        </w:rPr>
+      </w:pPr>
+      <w:r>
+        <w:rPr>
+          <w:rFonts w:ascii="Consolas" w:eastAsia="Times New Roman" w:hAnsi="Consolas" w:cs="Times New Roman"/>
+          <w:color w:val="E6EDF3"/>
+          <w:sz w:val="21"/>
+          <w:szCs w:val="21"/>
+          <w:lang w:bidi="ar-SA"/>
+        </w:rPr>
+        <w:t xml:space="preserve">        </w:t>
+      </w:r>
+      <w:r>
+        <w:rPr>
+          <w:rFonts w:ascii="Consolas" w:eastAsia="Times New Roman" w:hAnsi="Consolas" w:cs="Times New Roman"/>
+          <w:color w:val="FFA657"/>
+          <w:sz w:val="21"/>
+          <w:szCs w:val="21"/>
+          <w:lang w:bidi="ar-SA"/>
+        </w:rPr>
+        <w:t>condicao_loop_principal</w:t>
+      </w:r>
+      <w:r>
+        <w:rPr>
+          <w:rFonts w:ascii="Consolas" w:eastAsia="Times New Roman" w:hAnsi="Consolas" w:cs="Times New Roman"/>
+          <w:color w:val="E6EDF3"/>
+          <w:sz w:val="21"/>
+          <w:szCs w:val="21"/>
+          <w:lang w:bidi="ar-SA"/>
+        </w:rPr>
+        <w:t xml:space="preserve"> = </w:t>
+      </w:r>
+      <w:r>
+        <w:rPr>
+          <w:rFonts w:ascii="Consolas" w:eastAsia="Times New Roman" w:hAnsi="Consolas" w:cs="Times New Roman"/>
+          <w:color w:val="FF7B72"/>
+          <w:sz w:val="21"/>
+          <w:szCs w:val="21"/>
+          <w:lang w:bidi="ar-SA"/>
+        </w:rPr>
+        <w:t>falso</w:t>
+      </w:r>
+    </w:p>
+    <w:p>
+      <w:pPr>
+        <w:shd w:val="clear" w:color="auto" w:fill="0D1117"/>
+        <w:spacing w:line="285" w:lineRule="atLeast"/>
+        <w:rPr>
+          <w:rFonts w:ascii="Consolas" w:eastAsia="Times New Roman" w:hAnsi="Consolas" w:cs="Times New Roman"/>
+          <w:color w:val="E6EDF3"/>
+          <w:sz w:val="21"/>
+          <w:szCs w:val="21"/>
+          <w:lang w:bidi="ar-SA"/>
+        </w:rPr>
+      </w:pPr>
+      <w:r>
+        <w:rPr>
+          <w:rFonts w:ascii="Consolas" w:eastAsia="Times New Roman" w:hAnsi="Consolas" w:cs="Times New Roman"/>
+          <w:color w:val="E6EDF3"/>
+          <w:sz w:val="21"/>
+          <w:szCs w:val="21"/>
+          <w:lang w:bidi="ar-SA"/>
+        </w:rPr>
+        <w:t xml:space="preserve">        </w:t>
+      </w:r>
+      <w:r>
+        <w:rPr>
+          <w:rFonts w:ascii="Consolas" w:eastAsia="Times New Roman" w:hAnsi="Consolas" w:cs="Times New Roman"/>
+          <w:color w:val="FF7B72"/>
+          <w:sz w:val="21"/>
+          <w:szCs w:val="21"/>
+          <w:lang w:bidi="ar-SA"/>
+        </w:rPr>
+        <w:t>escreva</w:t>
+      </w:r>
+      <w:r>
+        <w:rPr>
+          <w:rFonts w:ascii="Consolas" w:eastAsia="Times New Roman" w:hAnsi="Consolas" w:cs="Times New Roman"/>
+          <w:color w:val="E6EDF3"/>
+          <w:sz w:val="21"/>
+          <w:szCs w:val="21"/>
+          <w:lang w:bidi="ar-SA"/>
+        </w:rPr>
+        <w:t>(</w:t>
+      </w:r>
+      <w:r>
+        <w:rPr>
+          <w:rFonts w:ascii="Consolas" w:eastAsia="Times New Roman" w:hAnsi="Consolas" w:cs="Times New Roman"/>
+          <w:color w:val="A5D6FF"/>
+          <w:sz w:val="21"/>
+          <w:szCs w:val="21"/>
+          <w:lang w:bidi="ar-SA"/>
+        </w:rPr>
+        <w:t>"Saindo do programa...\n"</w:t>
+      </w:r>
+      <w:r>
+        <w:rPr>
+          <w:rFonts w:ascii="Consolas" w:eastAsia="Times New Roman" w:hAnsi="Consolas" w:cs="Times New Roman"/>
+          <w:color w:val="E6EDF3"/>
+          <w:sz w:val="21"/>
+          <w:szCs w:val="21"/>
+          <w:lang w:bidi="ar-SA"/>
+        </w:rPr>
+        <w:t>)</w:t>
+      </w:r>
+    </w:p>
+    <w:p>
+      <w:pPr>
+        <w:shd w:val="clear" w:color="auto" w:fill="0D1117"/>
+        <w:spacing w:line="285" w:lineRule="atLeast"/>
+        <w:rPr>
+          <w:rFonts w:ascii="Consolas" w:eastAsia="Times New Roman" w:hAnsi="Consolas" w:cs="Times New Roman"/>
+          <w:color w:val="E6EDF3"/>
+          <w:sz w:val="21"/>
+          <w:szCs w:val="21"/>
+          <w:lang w:bidi="ar-SA"/>
+        </w:rPr>
+      </w:pPr>
+      <w:r>
+        <w:rPr>
+          <w:rFonts w:ascii="Consolas" w:eastAsia="Times New Roman" w:hAnsi="Consolas" w:cs="Times New Roman"/>
+          <w:color w:val="E6EDF3"/>
+          <w:sz w:val="21"/>
+          <w:szCs w:val="21"/>
+          <w:lang w:bidi="ar-SA"/>
+        </w:rPr>
+        <w:t xml:space="preserve">    } </w:t>
+      </w:r>
+      <w:r>
+        <w:rPr>
+          <w:rFonts w:ascii="Consolas" w:eastAsia="Times New Roman" w:hAnsi="Consolas" w:cs="Times New Roman"/>
+          <w:color w:val="FF7B72"/>
+          <w:sz w:val="21"/>
+          <w:szCs w:val="21"/>
+          <w:lang w:bidi="ar-SA"/>
+        </w:rPr>
+        <w:t>senão</w:t>
+      </w:r>
+      <w:r>
+        <w:rPr>
+          <w:rFonts w:ascii="Consolas" w:eastAsia="Times New Roman" w:hAnsi="Consolas" w:cs="Times New Roman"/>
+          <w:color w:val="E6EDF3"/>
+          <w:sz w:val="21"/>
+          <w:szCs w:val="21"/>
+          <w:lang w:bidi="ar-SA"/>
+        </w:rPr>
+        <w:t xml:space="preserve"> {</w:t>
+      </w:r>
+    </w:p>
+    <w:p>
+      <w:pPr>
+        <w:shd w:val="clear" w:color="auto" w:fill="0D1117"/>
+        <w:spacing w:line="285" w:lineRule="atLeast"/>
+        <w:rPr>
+          <w:rFonts w:ascii="Consolas" w:eastAsia="Times New Roman" w:hAnsi="Consolas" w:cs="Times New Roman"/>
+          <w:color w:val="E6EDF3"/>
+          <w:sz w:val="21"/>
+          <w:szCs w:val="21"/>
+          <w:lang w:bidi="ar-SA"/>
+        </w:rPr>
+      </w:pPr>
+      <w:r>
+        <w:rPr>
+          <w:rFonts w:ascii="Consolas" w:eastAsia="Times New Roman" w:hAnsi="Consolas" w:cs="Times New Roman"/>
+          <w:color w:val="E6EDF3"/>
+          <w:sz w:val="21"/>
+          <w:szCs w:val="21"/>
+          <w:lang w:bidi="ar-SA"/>
+        </w:rPr>
+        <w:t xml:space="preserve">        </w:t>
+      </w:r>
+      <w:r>
+        <w:rPr>
+          <w:rFonts w:ascii="Consolas" w:eastAsia="Times New Roman" w:hAnsi="Consolas" w:cs="Times New Roman"/>
+          <w:color w:val="FF7B72"/>
+          <w:sz w:val="21"/>
+          <w:szCs w:val="21"/>
+          <w:lang w:bidi="ar-SA"/>
+        </w:rPr>
+        <w:t>se</w:t>
+      </w:r>
+      <w:r>
+        <w:rPr>
+          <w:rFonts w:ascii="Consolas" w:eastAsia="Times New Roman" w:hAnsi="Consolas" w:cs="Times New Roman"/>
+          <w:color w:val="E6EDF3"/>
+          <w:sz w:val="21"/>
+          <w:szCs w:val="21"/>
+          <w:lang w:bidi="ar-SA"/>
+        </w:rPr>
+        <w:t xml:space="preserve"> (</w:t>
+      </w:r>
+      <w:r>
+        <w:rPr>
+          <w:rFonts w:ascii="Consolas" w:eastAsia="Times New Roman" w:hAnsi="Consolas" w:cs="Times New Roman"/>
+          <w:color w:val="79C0FF"/>
+          <w:sz w:val="21"/>
+          <w:szCs w:val="21"/>
+          <w:lang w:bidi="ar-SA"/>
+        </w:rPr>
+        <w:t>nome_servidor</w:t>
+      </w:r>
+      <w:r>
+        <w:rPr>
+          <w:rFonts w:ascii="Consolas" w:eastAsia="Times New Roman" w:hAnsi="Consolas" w:cs="Times New Roman"/>
+          <w:color w:val="E6EDF3"/>
+          <w:sz w:val="21"/>
+          <w:szCs w:val="21"/>
+          <w:lang w:bidi="ar-SA"/>
+        </w:rPr>
+        <w:t xml:space="preserve"> != </w:t>
+      </w:r>
+      <w:r>
+        <w:rPr>
+          <w:rFonts w:ascii="Consolas" w:eastAsia="Times New Roman" w:hAnsi="Consolas" w:cs="Times New Roman"/>
+          <w:color w:val="A5D6FF"/>
+          <w:sz w:val="21"/>
+          <w:szCs w:val="21"/>
+          <w:lang w:bidi="ar-SA"/>
+        </w:rPr>
+        <w:t>""</w:t>
+      </w:r>
+      <w:r>
+        <w:rPr>
+          <w:rFonts w:ascii="Consolas" w:eastAsia="Times New Roman" w:hAnsi="Consolas" w:cs="Times New Roman"/>
+          <w:color w:val="E6EDF3"/>
+          <w:sz w:val="21"/>
+          <w:szCs w:val="21"/>
+          <w:lang w:bidi="ar-SA"/>
+        </w:rPr>
+        <w:t>) {</w:t>
+      </w:r>
+    </w:p>
+    <w:p>
+      <w:pPr>
+        <w:shd w:val="clear" w:color="auto" w:fill="0D1117"/>
+        <w:spacing w:line="285" w:lineRule="atLeast"/>
+        <w:rPr>
+          <w:rFonts w:ascii="Consolas" w:eastAsia="Times New Roman" w:hAnsi="Consolas" w:cs="Times New Roman"/>
+          <w:color w:val="E6EDF3"/>
+          <w:sz w:val="21"/>
+          <w:szCs w:val="21"/>
+          <w:lang w:bidi="ar-SA"/>
+        </w:rPr>
+      </w:pPr>
+      <w:r>
+        <w:rPr>
+          <w:rFonts w:ascii="Consolas" w:eastAsia="Times New Roman" w:hAnsi="Consolas" w:cs="Times New Roman"/>
+          <w:color w:val="E6EDF3"/>
+          <w:sz w:val="21"/>
+          <w:szCs w:val="21"/>
+          <w:lang w:bidi="ar-SA"/>
+        </w:rPr>
+        <w:t xml:space="preserve">            </w:t>
+      </w:r>
+      <w:r>
+        <w:rPr>
+          <w:rFonts w:ascii="Consolas" w:eastAsia="Times New Roman" w:hAnsi="Consolas" w:cs="Times New Roman"/>
+          <w:color w:val="FF7B72"/>
+          <w:sz w:val="21"/>
+          <w:szCs w:val="21"/>
+          <w:lang w:bidi="ar-SA"/>
+        </w:rPr>
+        <w:t>var</w:t>
+      </w:r>
+      <w:r>
+        <w:rPr>
+          <w:rFonts w:ascii="Consolas" w:eastAsia="Times New Roman" w:hAnsi="Consolas" w:cs="Times New Roman"/>
+          <w:color w:val="E6EDF3"/>
+          <w:sz w:val="21"/>
+          <w:szCs w:val="21"/>
+          <w:lang w:bidi="ar-SA"/>
+        </w:rPr>
+        <w:t xml:space="preserve"> </w:t>
+      </w:r>
+      <w:r>
+        <w:rPr>
+          <w:rFonts w:ascii="Consolas" w:eastAsia="Times New Roman" w:hAnsi="Consolas" w:cs="Times New Roman"/>
+          <w:color w:val="FFA657"/>
+          <w:sz w:val="21"/>
+          <w:szCs w:val="21"/>
+          <w:lang w:bidi="ar-SA"/>
+        </w:rPr>
+        <w:t>servidor</w:t>
+      </w:r>
+      <w:r>
+        <w:rPr>
+          <w:rFonts w:ascii="Consolas" w:eastAsia="Times New Roman" w:hAnsi="Consolas" w:cs="Times New Roman"/>
+          <w:color w:val="E6EDF3"/>
+          <w:sz w:val="21"/>
+          <w:szCs w:val="21"/>
+          <w:lang w:bidi="ar-SA"/>
+        </w:rPr>
+        <w:t xml:space="preserve"> = {</w:t>
+      </w:r>
+      <w:r>
+        <w:rPr>
+          <w:rFonts w:ascii="Consolas" w:eastAsia="Times New Roman" w:hAnsi="Consolas" w:cs="Times New Roman"/>
+          <w:color w:val="A5D6FF"/>
+          <w:sz w:val="21"/>
+          <w:szCs w:val="21"/>
+          <w:lang w:bidi="ar-SA"/>
+        </w:rPr>
+        <w:t>"id"</w:t>
+      </w:r>
+      <w:r>
+        <w:rPr>
+          <w:rFonts w:ascii="Consolas" w:eastAsia="Times New Roman" w:hAnsi="Consolas" w:cs="Times New Roman"/>
+          <w:color w:val="E6EDF3"/>
+          <w:sz w:val="21"/>
+          <w:szCs w:val="21"/>
+          <w:lang w:bidi="ar-SA"/>
+        </w:rPr>
+        <w:t xml:space="preserve">: </w:t>
+      </w:r>
+      <w:r>
+        <w:rPr>
+          <w:rFonts w:ascii="Consolas" w:eastAsia="Times New Roman" w:hAnsi="Consolas" w:cs="Times New Roman"/>
+          <w:color w:val="79C0FF"/>
+          <w:sz w:val="21"/>
+          <w:szCs w:val="21"/>
+          <w:lang w:bidi="ar-SA"/>
+        </w:rPr>
+        <w:t>servidores</w:t>
+      </w:r>
+      <w:r>
+        <w:rPr>
+          <w:rFonts w:ascii="Consolas" w:eastAsia="Times New Roman" w:hAnsi="Consolas" w:cs="Times New Roman"/>
+          <w:color w:val="E6EDF3"/>
+          <w:sz w:val="21"/>
+          <w:szCs w:val="21"/>
+          <w:lang w:bidi="ar-SA"/>
+        </w:rPr>
+        <w:t>.</w:t>
+      </w:r>
+      <w:r>
+        <w:rPr>
+          <w:rFonts w:ascii="Consolas" w:eastAsia="Times New Roman" w:hAnsi="Consolas" w:cs="Times New Roman"/>
+          <w:color w:val="FF7B72"/>
+          <w:sz w:val="21"/>
+          <w:szCs w:val="21"/>
+          <w:lang w:bidi="ar-SA"/>
+        </w:rPr>
+        <w:t>tamanho</w:t>
+      </w:r>
+      <w:r>
+        <w:rPr>
+          <w:rFonts w:ascii="Consolas" w:eastAsia="Times New Roman" w:hAnsi="Consolas" w:cs="Times New Roman"/>
+          <w:color w:val="E6EDF3"/>
+          <w:sz w:val="21"/>
+          <w:szCs w:val="21"/>
+          <w:lang w:bidi="ar-SA"/>
+        </w:rPr>
+        <w:t xml:space="preserve">() + </w:t>
+      </w:r>
+      <w:r>
+        <w:rPr>
+          <w:rFonts w:ascii="Consolas" w:eastAsia="Times New Roman" w:hAnsi="Consolas" w:cs="Times New Roman"/>
+          <w:color w:val="79C0FF"/>
+          <w:sz w:val="21"/>
+          <w:szCs w:val="21"/>
+          <w:lang w:bidi="ar-SA"/>
+        </w:rPr>
+        <w:t>1</w:t>
+      </w:r>
+      <w:r>
+        <w:rPr>
+          <w:rFonts w:ascii="Consolas" w:eastAsia="Times New Roman" w:hAnsi="Consolas" w:cs="Times New Roman"/>
+          <w:color w:val="E6EDF3"/>
+          <w:sz w:val="21"/>
+          <w:szCs w:val="21"/>
+          <w:lang w:bidi="ar-SA"/>
+        </w:rPr>
+        <w:t xml:space="preserve">, </w:t>
+      </w:r>
+      <w:r>
+        <w:rPr>
+          <w:rFonts w:ascii="Consolas" w:eastAsia="Times New Roman" w:hAnsi="Consolas" w:cs="Times New Roman"/>
+          <w:color w:val="A5D6FF"/>
+          <w:sz w:val="21"/>
+          <w:szCs w:val="21"/>
+          <w:lang w:bidi="ar-SA"/>
+        </w:rPr>
+        <w:t>"nome"</w:t>
+      </w:r>
+      <w:r>
+        <w:rPr>
+          <w:rFonts w:ascii="Consolas" w:eastAsia="Times New Roman" w:hAnsi="Consolas" w:cs="Times New Roman"/>
+          <w:color w:val="E6EDF3"/>
+          <w:sz w:val="21"/>
+          <w:szCs w:val="21"/>
+          <w:lang w:bidi="ar-SA"/>
+        </w:rPr>
+        <w:t xml:space="preserve">: </w:t>
+      </w:r>
+      <w:r>
+        <w:rPr>
+          <w:rFonts w:ascii="Consolas" w:eastAsia="Times New Roman" w:hAnsi="Consolas" w:cs="Times New Roman"/>
+          <w:color w:val="79C0FF"/>
+          <w:sz w:val="21"/>
+          <w:szCs w:val="21"/>
+          <w:lang w:bidi="ar-SA"/>
+        </w:rPr>
+        <w:t>nome_servidor</w:t>
+      </w:r>
+      <w:r>
+        <w:rPr>
+          <w:rFonts w:ascii="Consolas" w:eastAsia="Times New Roman" w:hAnsi="Consolas" w:cs="Times New Roman"/>
+          <w:color w:val="E6EDF3"/>
+          <w:sz w:val="21"/>
+          <w:szCs w:val="21"/>
+          <w:lang w:bidi="ar-SA"/>
+        </w:rPr>
+        <w:t xml:space="preserve">, </w:t>
+      </w:r>
+      <w:r>
+        <w:rPr>
+          <w:rFonts w:ascii="Consolas" w:eastAsia="Times New Roman" w:hAnsi="Consolas" w:cs="Times New Roman"/>
+          <w:color w:val="A5D6FF"/>
+          <w:sz w:val="21"/>
+          <w:szCs w:val="21"/>
+          <w:lang w:bidi="ar-SA"/>
+        </w:rPr>
+        <w:t>"ping"</w:t>
+      </w:r>
+      <w:r>
+        <w:rPr>
+          <w:rFonts w:ascii="Consolas" w:eastAsia="Times New Roman" w:hAnsi="Consolas" w:cs="Times New Roman"/>
+          <w:color w:val="E6EDF3"/>
+          <w:sz w:val="21"/>
+          <w:szCs w:val="21"/>
+          <w:lang w:bidi="ar-SA"/>
+        </w:rPr>
+        <w:t xml:space="preserve">: [], </w:t>
+      </w:r>
+      <w:r>
+        <w:rPr>
+          <w:rFonts w:ascii="Consolas" w:eastAsia="Times New Roman" w:hAnsi="Consolas" w:cs="Times New Roman"/>
+          <w:color w:val="A5D6FF"/>
+          <w:sz w:val="21"/>
+          <w:szCs w:val="21"/>
+          <w:lang w:bidi="ar-SA"/>
+        </w:rPr>
+        <w:t>"ping_medio"</w:t>
+      </w:r>
+      <w:r>
+        <w:rPr>
+          <w:rFonts w:ascii="Consolas" w:eastAsia="Times New Roman" w:hAnsi="Consolas" w:cs="Times New Roman"/>
+          <w:color w:val="E6EDF3"/>
+          <w:sz w:val="21"/>
+          <w:szCs w:val="21"/>
+          <w:lang w:bidi="ar-SA"/>
+        </w:rPr>
+        <w:t xml:space="preserve">: </w:t>
+      </w:r>
+      <w:r>
+        <w:rPr>
+          <w:rFonts w:ascii="Consolas" w:eastAsia="Times New Roman" w:hAnsi="Consolas" w:cs="Times New Roman"/>
+          <w:color w:val="79C0FF"/>
+          <w:sz w:val="21"/>
+          <w:szCs w:val="21"/>
+          <w:lang w:bidi="ar-SA"/>
+        </w:rPr>
+        <w:t>0</w:t>
+      </w:r>
+      <w:r>
+        <w:rPr>
+          <w:rFonts w:ascii="Consolas" w:eastAsia="Times New Roman" w:hAnsi="Consolas" w:cs="Times New Roman"/>
+          <w:color w:val="E6EDF3"/>
+          <w:sz w:val="21"/>
+          <w:szCs w:val="21"/>
+          <w:lang w:bidi="ar-SA"/>
+        </w:rPr>
+        <w:t>}</w:t>
+      </w:r>
+    </w:p>
+    <w:p>
+      <w:pPr>
+        <w:shd w:val="clear" w:color="auto" w:fill="0D1117"/>
+        <w:spacing w:line="285" w:lineRule="atLeast"/>
+        <w:rPr>
+          <w:rFonts w:ascii="Consolas" w:eastAsia="Times New Roman" w:hAnsi="Consolas" w:cs="Times New Roman"/>
+          <w:color w:val="E6EDF3"/>
+          <w:sz w:val="21"/>
+          <w:szCs w:val="21"/>
+          <w:lang w:bidi="ar-SA"/>
+        </w:rPr>
+      </w:pPr>
+      <w:r>
+        <w:rPr>
+          <w:rFonts w:ascii="Consolas" w:eastAsia="Times New Roman" w:hAnsi="Consolas" w:cs="Times New Roman"/>
+          <w:color w:val="E6EDF3"/>
+          <w:sz w:val="21"/>
+          <w:szCs w:val="21"/>
+          <w:lang w:bidi="ar-SA"/>
+        </w:rPr>
+        <w:t xml:space="preserve">            </w:t>
+      </w:r>
+      <w:r>
+        <w:rPr>
+          <w:rFonts w:ascii="Consolas" w:eastAsia="Times New Roman" w:hAnsi="Consolas" w:cs="Times New Roman"/>
+          <w:color w:val="FF7B72"/>
+          <w:sz w:val="21"/>
+          <w:szCs w:val="21"/>
+          <w:lang w:bidi="ar-SA"/>
+        </w:rPr>
+        <w:t>var</w:t>
+      </w:r>
+      <w:r>
+        <w:rPr>
+          <w:rFonts w:ascii="Consolas" w:eastAsia="Times New Roman" w:hAnsi="Consolas" w:cs="Times New Roman"/>
+          <w:color w:val="E6EDF3"/>
+          <w:sz w:val="21"/>
+          <w:szCs w:val="21"/>
+          <w:lang w:bidi="ar-SA"/>
+        </w:rPr>
+        <w:t xml:space="preserve"> </w:t>
+      </w:r>
+      <w:r>
+        <w:rPr>
+          <w:rFonts w:ascii="Consolas" w:eastAsia="Times New Roman" w:hAnsi="Consolas" w:cs="Times New Roman"/>
+          <w:color w:val="FFA657"/>
+          <w:sz w:val="21"/>
+          <w:szCs w:val="21"/>
+          <w:lang w:bidi="ar-SA"/>
+        </w:rPr>
+        <w:t>condicao_loop_ping</w:t>
+      </w:r>
+      <w:r>
+        <w:rPr>
+          <w:rFonts w:ascii="Consolas" w:eastAsia="Times New Roman" w:hAnsi="Consolas" w:cs="Times New Roman"/>
+          <w:color w:val="E6EDF3"/>
+          <w:sz w:val="21"/>
+          <w:szCs w:val="21"/>
+          <w:lang w:bidi="ar-SA"/>
+        </w:rPr>
+        <w:t xml:space="preserve"> = </w:t>
+      </w:r>
+      <w:r>
+        <w:rPr>
+          <w:rFonts w:ascii="Consolas" w:eastAsia="Times New Roman" w:hAnsi="Consolas" w:cs="Times New Roman"/>
+          <w:color w:val="FF7B72"/>
+          <w:sz w:val="21"/>
+          <w:szCs w:val="21"/>
+          <w:lang w:bidi="ar-SA"/>
+        </w:rPr>
+        <w:t>verdadeiro</w:t>
+      </w:r>
+    </w:p>
+    <w:p>
+      <w:pPr>
+        <w:shd w:val="clear" w:color="auto" w:fill="0D1117"/>
+        <w:spacing w:line="285" w:lineRule="atLeast"/>
+        <w:rPr>
+          <w:rFonts w:ascii="Consolas" w:eastAsia="Times New Roman" w:hAnsi="Consolas" w:cs="Times New Roman"/>
+          <w:color w:val="E6EDF3"/>
+          <w:sz w:val="21"/>
+          <w:szCs w:val="21"/>
+          <w:lang w:bidi="ar-SA"/>
+        </w:rPr>
+      </w:pPr>
+      <w:r>
+        <w:rPr>
+          <w:rFonts w:ascii="Consolas" w:eastAsia="Times New Roman" w:hAnsi="Consolas" w:cs="Times New Roman"/>
+          <w:color w:val="E6EDF3"/>
+          <w:sz w:val="21"/>
+          <w:szCs w:val="21"/>
+          <w:lang w:bidi="ar-SA"/>
+        </w:rPr>
+        <w:t xml:space="preserve">            </w:t>
+      </w:r>
+      <w:r>
+        <w:rPr>
+          <w:rFonts w:ascii="Consolas" w:eastAsia="Times New Roman" w:hAnsi="Consolas" w:cs="Times New Roman"/>
+          <w:color w:val="FF7B72"/>
+          <w:sz w:val="21"/>
+          <w:szCs w:val="21"/>
+          <w:lang w:bidi="ar-SA"/>
+        </w:rPr>
+        <w:t>enquanto</w:t>
+      </w:r>
+      <w:r>
+        <w:rPr>
+          <w:rFonts w:ascii="Consolas" w:eastAsia="Times New Roman" w:hAnsi="Consolas" w:cs="Times New Roman"/>
+          <w:color w:val="E6EDF3"/>
+          <w:sz w:val="21"/>
+          <w:szCs w:val="21"/>
+          <w:lang w:bidi="ar-SA"/>
+        </w:rPr>
+        <w:t xml:space="preserve"> (</w:t>
+      </w:r>
+      <w:r>
+        <w:rPr>
+          <w:rFonts w:ascii="Consolas" w:eastAsia="Times New Roman" w:hAnsi="Consolas" w:cs="Times New Roman"/>
+          <w:color w:val="FFA657"/>
+          <w:sz w:val="21"/>
+          <w:szCs w:val="21"/>
+          <w:lang w:bidi="ar-SA"/>
+        </w:rPr>
+        <w:t>condicao_loop_principal</w:t>
+      </w:r>
+      <w:r>
+        <w:rPr>
+          <w:rFonts w:ascii="Consolas" w:eastAsia="Times New Roman" w:hAnsi="Consolas" w:cs="Times New Roman"/>
+          <w:color w:val="E6EDF3"/>
+          <w:sz w:val="21"/>
+          <w:szCs w:val="21"/>
+          <w:lang w:bidi="ar-SA"/>
+        </w:rPr>
+        <w:t xml:space="preserve"> == </w:t>
+      </w:r>
+      <w:r>
+        <w:rPr>
+          <w:rFonts w:ascii="Consolas" w:eastAsia="Times New Roman" w:hAnsi="Consolas" w:cs="Times New Roman"/>
+          <w:color w:val="FF7B72"/>
+          <w:sz w:val="21"/>
+          <w:szCs w:val="21"/>
+          <w:lang w:bidi="ar-SA"/>
+        </w:rPr>
+        <w:t>verdadeiro</w:t>
+      </w:r>
+      <w:r>
+        <w:rPr>
+          <w:rFonts w:ascii="Consolas" w:eastAsia="Times New Roman" w:hAnsi="Consolas" w:cs="Times New Roman"/>
+          <w:color w:val="E6EDF3"/>
+          <w:sz w:val="21"/>
+          <w:szCs w:val="21"/>
+          <w:lang w:bidi="ar-SA"/>
+        </w:rPr>
+        <w:t xml:space="preserve"> </w:t>
+      </w:r>
+      <w:r>
+        <w:rPr>
+          <w:rFonts w:ascii="Consolas" w:eastAsia="Times New Roman" w:hAnsi="Consolas" w:cs="Times New Roman"/>
+          <w:color w:val="FF7B72"/>
+          <w:sz w:val="21"/>
+          <w:szCs w:val="21"/>
+          <w:lang w:bidi="ar-SA"/>
+        </w:rPr>
+        <w:t>e</w:t>
+      </w:r>
+      <w:r>
+        <w:rPr>
+          <w:rFonts w:ascii="Consolas" w:eastAsia="Times New Roman" w:hAnsi="Consolas" w:cs="Times New Roman"/>
+          <w:color w:val="E6EDF3"/>
+          <w:sz w:val="21"/>
+          <w:szCs w:val="21"/>
+          <w:lang w:bidi="ar-SA"/>
+        </w:rPr>
+        <w:t xml:space="preserve"> </w:t>
+      </w:r>
+      <w:r>
+        <w:rPr>
+          <w:rFonts w:ascii="Consolas" w:eastAsia="Times New Roman" w:hAnsi="Consolas" w:cs="Times New Roman"/>
+          <w:color w:val="FFA657"/>
+          <w:sz w:val="21"/>
+          <w:szCs w:val="21"/>
+          <w:lang w:bidi="ar-SA"/>
+        </w:rPr>
+        <w:t>condicao_loop_ping</w:t>
+      </w:r>
+      <w:r>
+        <w:rPr>
+          <w:rFonts w:ascii="Consolas" w:eastAsia="Times New Roman" w:hAnsi="Consolas" w:cs="Times New Roman"/>
+          <w:color w:val="E6EDF3"/>
+          <w:sz w:val="21"/>
+          <w:szCs w:val="21"/>
+          <w:lang w:bidi="ar-SA"/>
+        </w:rPr>
+        <w:t xml:space="preserve"> == </w:t>
+      </w:r>
+      <w:r>
+        <w:rPr>
+          <w:rFonts w:ascii="Consolas" w:eastAsia="Times New Roman" w:hAnsi="Consolas" w:cs="Times New Roman"/>
+          <w:color w:val="FF7B72"/>
+          <w:sz w:val="21"/>
+          <w:szCs w:val="21"/>
+          <w:lang w:bidi="ar-SA"/>
+        </w:rPr>
+        <w:t>verdadeiro</w:t>
+      </w:r>
+      <w:r>
+        <w:rPr>
+          <w:rFonts w:ascii="Consolas" w:eastAsia="Times New Roman" w:hAnsi="Consolas" w:cs="Times New Roman"/>
+          <w:color w:val="E6EDF3"/>
+          <w:sz w:val="21"/>
+          <w:szCs w:val="21"/>
+          <w:lang w:bidi="ar-SA"/>
+        </w:rPr>
+        <w:t>) {</w:t>
+      </w:r>
+    </w:p>
+    <w:p>
+      <w:pPr>
+        <w:shd w:val="clear" w:color="auto" w:fill="0D1117"/>
+        <w:spacing w:line="285" w:lineRule="atLeast"/>
+        <w:rPr>
+          <w:rFonts w:ascii="Consolas" w:eastAsia="Times New Roman" w:hAnsi="Consolas" w:cs="Times New Roman"/>
+          <w:color w:val="E6EDF3"/>
+          <w:sz w:val="21"/>
+          <w:szCs w:val="21"/>
+          <w:lang w:bidi="ar-SA"/>
+        </w:rPr>
+      </w:pPr>
+      <w:r>
+        <w:rPr>
+          <w:rFonts w:ascii="Consolas" w:eastAsia="Times New Roman" w:hAnsi="Consolas" w:cs="Times New Roman"/>
+          <w:color w:val="E6EDF3"/>
+          <w:sz w:val="21"/>
+          <w:szCs w:val="21"/>
+          <w:lang w:bidi="ar-SA"/>
+        </w:rPr>
+        <w:t xml:space="preserve">                </w:t>
+      </w:r>
+      <w:r>
+        <w:rPr>
+          <w:rFonts w:ascii="Consolas" w:eastAsia="Times New Roman" w:hAnsi="Consolas" w:cs="Times New Roman"/>
+          <w:color w:val="FF7B72"/>
+          <w:sz w:val="21"/>
+          <w:szCs w:val="21"/>
+          <w:lang w:bidi="ar-SA"/>
+        </w:rPr>
+        <w:t>escreva</w:t>
+      </w:r>
+      <w:r>
+        <w:rPr>
+          <w:rFonts w:ascii="Consolas" w:eastAsia="Times New Roman" w:hAnsi="Consolas" w:cs="Times New Roman"/>
+          <w:color w:val="E6EDF3"/>
+          <w:sz w:val="21"/>
+          <w:szCs w:val="21"/>
+          <w:lang w:bidi="ar-SA"/>
+        </w:rPr>
+        <w:t>(</w:t>
+      </w:r>
+      <w:r>
+        <w:rPr>
+          <w:rFonts w:ascii="Consolas" w:eastAsia="Times New Roman" w:hAnsi="Consolas" w:cs="Times New Roman"/>
+          <w:color w:val="A5D6FF"/>
+          <w:sz w:val="21"/>
+          <w:szCs w:val="21"/>
+          <w:lang w:bidi="ar-SA"/>
+        </w:rPr>
+        <w:t>"Digite o valor do ping (ou 0 para encerrar o cadastro de pings): "</w:t>
+      </w:r>
+      <w:r>
+        <w:rPr>
+          <w:rFonts w:ascii="Consolas" w:eastAsia="Times New Roman" w:hAnsi="Consolas" w:cs="Times New Roman"/>
+          <w:color w:val="E6EDF3"/>
+          <w:sz w:val="21"/>
+          <w:szCs w:val="21"/>
+          <w:lang w:bidi="ar-SA"/>
+        </w:rPr>
+        <w:t>)</w:t>
+      </w:r>
+    </w:p>
+    <w:p>
+      <w:pPr>
+        <w:shd w:val="clear" w:color="auto" w:fill="0D1117"/>
+        <w:spacing w:line="285" w:lineRule="atLeast"/>
+        <w:rPr>
+          <w:rFonts w:ascii="Consolas" w:eastAsia="Times New Roman" w:hAnsi="Consolas" w:cs="Times New Roman"/>
+          <w:color w:val="E6EDF3"/>
+          <w:sz w:val="21"/>
+          <w:szCs w:val="21"/>
+          <w:lang w:bidi="ar-SA"/>
+        </w:rPr>
+      </w:pPr>
+      <w:r>
+        <w:rPr>
+          <w:rFonts w:ascii="Consolas" w:eastAsia="Times New Roman" w:hAnsi="Consolas" w:cs="Times New Roman"/>
+          <w:color w:val="E6EDF3"/>
+          <w:sz w:val="21"/>
+          <w:szCs w:val="21"/>
+          <w:lang w:bidi="ar-SA"/>
+        </w:rPr>
+        <w:t xml:space="preserve">                </w:t>
+      </w:r>
+      <w:r>
+        <w:rPr>
+          <w:rFonts w:ascii="Consolas" w:eastAsia="Times New Roman" w:hAnsi="Consolas" w:cs="Times New Roman"/>
+          <w:color w:val="FF7B72"/>
+          <w:sz w:val="21"/>
+          <w:szCs w:val="21"/>
+          <w:lang w:bidi="ar-SA"/>
+        </w:rPr>
+        <w:t>var</w:t>
+      </w:r>
+      <w:r>
+        <w:rPr>
+          <w:rFonts w:ascii="Consolas" w:eastAsia="Times New Roman" w:hAnsi="Consolas" w:cs="Times New Roman"/>
+          <w:color w:val="E6EDF3"/>
+          <w:sz w:val="21"/>
+          <w:szCs w:val="21"/>
+          <w:lang w:bidi="ar-SA"/>
+        </w:rPr>
+        <w:t xml:space="preserve"> </w:t>
+      </w:r>
+      <w:r>
+        <w:rPr>
+          <w:rFonts w:ascii="Consolas" w:eastAsia="Times New Roman" w:hAnsi="Consolas" w:cs="Times New Roman"/>
+          <w:color w:val="FFA657"/>
+          <w:sz w:val="21"/>
+          <w:szCs w:val="21"/>
+          <w:lang w:bidi="ar-SA"/>
+        </w:rPr>
+        <w:t>valor_ping</w:t>
+      </w:r>
+      <w:r>
+        <w:rPr>
+          <w:rFonts w:ascii="Consolas" w:eastAsia="Times New Roman" w:hAnsi="Consolas" w:cs="Times New Roman"/>
+          <w:color w:val="E6EDF3"/>
+          <w:sz w:val="21"/>
+          <w:szCs w:val="21"/>
+          <w:lang w:bidi="ar-SA"/>
+        </w:rPr>
+        <w:t xml:space="preserve"> = </w:t>
+      </w:r>
+      <w:r>
+        <w:rPr>
+          <w:rFonts w:ascii="Consolas" w:eastAsia="Times New Roman" w:hAnsi="Consolas" w:cs="Times New Roman"/>
+          <w:color w:val="FF7B72"/>
+          <w:sz w:val="21"/>
+          <w:szCs w:val="21"/>
+          <w:lang w:bidi="ar-SA"/>
+        </w:rPr>
+        <w:t>leia</w:t>
+      </w:r>
+      <w:r>
+        <w:rPr>
+          <w:rFonts w:ascii="Consolas" w:eastAsia="Times New Roman" w:hAnsi="Consolas" w:cs="Times New Roman"/>
+          <w:color w:val="E6EDF3"/>
+          <w:sz w:val="21"/>
+          <w:szCs w:val="21"/>
+          <w:lang w:bidi="ar-SA"/>
+        </w:rPr>
+        <w:t>()</w:t>
+      </w:r>
+    </w:p>
+    <w:p>
+      <w:pPr>
+        <w:shd w:val="clear" w:color="auto" w:fill="0D1117"/>
+        <w:spacing w:line="285" w:lineRule="atLeast"/>
+        <w:rPr>
+          <w:rFonts w:ascii="Consolas" w:eastAsia="Times New Roman" w:hAnsi="Consolas" w:cs="Times New Roman"/>
+          <w:color w:val="E6EDF3"/>
+          <w:sz w:val="21"/>
+          <w:szCs w:val="21"/>
+          <w:lang w:bidi="ar-SA"/>
+        </w:rPr>
+      </w:pPr>
+      <w:r>
+        <w:rPr>
+          <w:rFonts w:ascii="Consolas" w:eastAsia="Times New Roman" w:hAnsi="Consolas" w:cs="Times New Roman"/>
+          <w:color w:val="E6EDF3"/>
+          <w:sz w:val="21"/>
+          <w:szCs w:val="21"/>
+          <w:lang w:bidi="ar-SA"/>
+        </w:rPr>
+        <w:t xml:space="preserve">                </w:t>
+      </w:r>
+      <w:r>
+        <w:rPr>
+          <w:rFonts w:ascii="Consolas" w:eastAsia="Times New Roman" w:hAnsi="Consolas" w:cs="Times New Roman"/>
+          <w:color w:val="FF7B72"/>
+          <w:sz w:val="21"/>
+          <w:szCs w:val="21"/>
+          <w:lang w:bidi="ar-SA"/>
+        </w:rPr>
+        <w:t>se</w:t>
+      </w:r>
+      <w:r>
+        <w:rPr>
+          <w:rFonts w:ascii="Consolas" w:eastAsia="Times New Roman" w:hAnsi="Consolas" w:cs="Times New Roman"/>
+          <w:color w:val="E6EDF3"/>
+          <w:sz w:val="21"/>
+          <w:szCs w:val="21"/>
+          <w:lang w:bidi="ar-SA"/>
+        </w:rPr>
+        <w:t xml:space="preserve"> (</w:t>
+      </w:r>
+      <w:r>
+        <w:rPr>
+          <w:rFonts w:ascii="Consolas" w:eastAsia="Times New Roman" w:hAnsi="Consolas" w:cs="Times New Roman"/>
+          <w:color w:val="FFA657"/>
+          <w:sz w:val="21"/>
+          <w:szCs w:val="21"/>
+          <w:lang w:bidi="ar-SA"/>
+        </w:rPr>
+        <w:t>valor_ping</w:t>
+      </w:r>
+      <w:r>
+        <w:rPr>
+          <w:rFonts w:ascii="Consolas" w:eastAsia="Times New Roman" w:hAnsi="Consolas" w:cs="Times New Roman"/>
+          <w:color w:val="E6EDF3"/>
+          <w:sz w:val="21"/>
+          <w:szCs w:val="21"/>
+          <w:lang w:bidi="ar-SA"/>
+        </w:rPr>
+        <w:t xml:space="preserve"> == </w:t>
+      </w:r>
+      <w:r>
+        <w:rPr>
+          <w:rFonts w:ascii="Consolas" w:eastAsia="Times New Roman" w:hAnsi="Consolas" w:cs="Times New Roman"/>
+          <w:color w:val="A5D6FF"/>
+          <w:sz w:val="21"/>
+          <w:szCs w:val="21"/>
+          <w:lang w:bidi="ar-SA"/>
+        </w:rPr>
+        <w:t>"0"</w:t>
+      </w:r>
+      <w:r>
+        <w:rPr>
+          <w:rFonts w:ascii="Consolas" w:eastAsia="Times New Roman" w:hAnsi="Consolas" w:cs="Times New Roman"/>
+          <w:color w:val="E6EDF3"/>
+          <w:sz w:val="21"/>
+          <w:szCs w:val="21"/>
+          <w:lang w:bidi="ar-SA"/>
+        </w:rPr>
+        <w:t>) {</w:t>
+      </w:r>
+    </w:p>
+    <w:p>
+      <w:pPr>
+        <w:shd w:val="clear" w:color="auto" w:fill="0D1117"/>
+        <w:spacing w:line="285" w:lineRule="atLeast"/>
+        <w:rPr>
+          <w:rFonts w:ascii="Consolas" w:eastAsia="Times New Roman" w:hAnsi="Consolas" w:cs="Times New Roman"/>
+          <w:color w:val="E6EDF3"/>
+          <w:sz w:val="21"/>
+          <w:szCs w:val="21"/>
+          <w:lang w:bidi="ar-SA"/>
+        </w:rPr>
+      </w:pPr>
+      <w:r>
+        <w:rPr>
+          <w:rFonts w:ascii="Consolas" w:eastAsia="Times New Roman" w:hAnsi="Consolas" w:cs="Times New Roman"/>
+          <w:color w:val="E6EDF3"/>
+          <w:sz w:val="21"/>
+          <w:szCs w:val="21"/>
+          <w:lang w:bidi="ar-SA"/>
+        </w:rPr>
+        <w:t xml:space="preserve">                    </w:t>
+      </w:r>
+      <w:r>
+        <w:rPr>
+          <w:rFonts w:ascii="Consolas" w:eastAsia="Times New Roman" w:hAnsi="Consolas" w:cs="Times New Roman"/>
+          <w:color w:val="FFA657"/>
+          <w:sz w:val="21"/>
+          <w:szCs w:val="21"/>
+          <w:lang w:bidi="ar-SA"/>
+        </w:rPr>
+        <w:t>condicao_loop_ping</w:t>
+      </w:r>
+      <w:r>
+        <w:rPr>
+          <w:rFonts w:ascii="Consolas" w:eastAsia="Times New Roman" w:hAnsi="Consolas" w:cs="Times New Roman"/>
+          <w:color w:val="E6EDF3"/>
+          <w:sz w:val="21"/>
+          <w:szCs w:val="21"/>
+          <w:lang w:bidi="ar-SA"/>
+        </w:rPr>
+        <w:t xml:space="preserve"> = </w:t>
+      </w:r>
+      <w:r>
+        <w:rPr>
+          <w:rFonts w:ascii="Consolas" w:eastAsia="Times New Roman" w:hAnsi="Consolas" w:cs="Times New Roman"/>
+          <w:color w:val="FF7B72"/>
+          <w:sz w:val="21"/>
+          <w:szCs w:val="21"/>
+          <w:lang w:bidi="ar-SA"/>
+        </w:rPr>
+        <w:t>falso</w:t>
+      </w:r>
+    </w:p>
+    <w:p>
+      <w:pPr>
+        <w:shd w:val="clear" w:color="auto" w:fill="0D1117"/>
+        <w:spacing w:line="285" w:lineRule="atLeast"/>
+        <w:rPr>
+          <w:rFonts w:ascii="Consolas" w:eastAsia="Times New Roman" w:hAnsi="Consolas" w:cs="Times New Roman"/>
+          <w:color w:val="E6EDF3"/>
+          <w:sz w:val="21"/>
+          <w:szCs w:val="21"/>
+          <w:lang w:bidi="ar-SA"/>
+        </w:rPr>
+      </w:pPr>
+      <w:r>
+        <w:rPr>
+          <w:rFonts w:ascii="Consolas" w:eastAsia="Times New Roman" w:hAnsi="Consolas" w:cs="Times New Roman"/>
+          <w:color w:val="E6EDF3"/>
+          <w:sz w:val="21"/>
+          <w:szCs w:val="21"/>
+          <w:lang w:bidi="ar-SA"/>
+        </w:rPr>
+        <w:t xml:space="preserve">                    </w:t>
+      </w:r>
+      <w:r>
+        <w:rPr>
+          <w:rFonts w:ascii="Consolas" w:eastAsia="Times New Roman" w:hAnsi="Consolas" w:cs="Times New Roman"/>
+          <w:color w:val="FF7B72"/>
+          <w:sz w:val="21"/>
+          <w:szCs w:val="21"/>
+          <w:lang w:bidi="ar-SA"/>
+        </w:rPr>
+        <w:t>continua</w:t>
+      </w:r>
+    </w:p>
+    <w:p>
+      <w:pPr>
+        <w:shd w:val="clear" w:color="auto" w:fill="0D1117"/>
+        <w:spacing w:line="285" w:lineRule="atLeast"/>
+        <w:rPr>
+          <w:rFonts w:ascii="Consolas" w:eastAsia="Times New Roman" w:hAnsi="Consolas" w:cs="Times New Roman"/>
+          <w:color w:val="E6EDF3"/>
+          <w:sz w:val="21"/>
+          <w:szCs w:val="21"/>
+          <w:lang w:bidi="ar-SA"/>
+        </w:rPr>
+      </w:pPr>
+      <w:r>
+        <w:rPr>
+          <w:rFonts w:ascii="Consolas" w:eastAsia="Times New Roman" w:hAnsi="Consolas" w:cs="Times New Roman"/>
+          <w:color w:val="E6EDF3"/>
+          <w:sz w:val="21"/>
+          <w:szCs w:val="21"/>
+          <w:lang w:bidi="ar-SA"/>
+        </w:rPr>
+        <w:t>                }</w:t>
+      </w:r>
+    </w:p>
+    <w:p>
+      <w:pPr>
+        <w:shd w:val="clear" w:color="auto" w:fill="0D1117"/>
+        <w:spacing w:line="285" w:lineRule="atLeast"/>
+        <w:rPr>
+          <w:rFonts w:ascii="Consolas" w:eastAsia="Times New Roman" w:hAnsi="Consolas" w:cs="Times New Roman"/>
+          <w:color w:val="E6EDF3"/>
+          <w:sz w:val="21"/>
+          <w:szCs w:val="21"/>
+          <w:lang w:bidi="ar-SA"/>
+        </w:rPr>
+      </w:pPr>
+      <w:r>
+        <w:rPr>
+          <w:rFonts w:ascii="Consolas" w:eastAsia="Times New Roman" w:hAnsi="Consolas" w:cs="Times New Roman"/>
+          <w:color w:val="E6EDF3"/>
+          <w:sz w:val="21"/>
+          <w:szCs w:val="21"/>
+          <w:lang w:bidi="ar-SA"/>
+        </w:rPr>
+        <w:t xml:space="preserve">                </w:t>
+      </w:r>
+      <w:r>
+        <w:rPr>
+          <w:rFonts w:ascii="Consolas" w:eastAsia="Times New Roman" w:hAnsi="Consolas" w:cs="Times New Roman"/>
+          <w:color w:val="FF7B72"/>
+          <w:sz w:val="21"/>
+          <w:szCs w:val="21"/>
+          <w:lang w:bidi="ar-SA"/>
+        </w:rPr>
+        <w:t>tente</w:t>
+      </w:r>
+      <w:r>
+        <w:rPr>
+          <w:rFonts w:ascii="Consolas" w:eastAsia="Times New Roman" w:hAnsi="Consolas" w:cs="Times New Roman"/>
+          <w:color w:val="E6EDF3"/>
+          <w:sz w:val="21"/>
+          <w:szCs w:val="21"/>
+          <w:lang w:bidi="ar-SA"/>
+        </w:rPr>
+        <w:t xml:space="preserve"> {</w:t>
+      </w:r>
+    </w:p>
+    <w:p>
+      <w:pPr>
+        <w:shd w:val="clear" w:color="auto" w:fill="0D1117"/>
+        <w:spacing w:line="285" w:lineRule="atLeast"/>
+        <w:rPr>
+          <w:rFonts w:ascii="Consolas" w:eastAsia="Times New Roman" w:hAnsi="Consolas" w:cs="Times New Roman"/>
+          <w:color w:val="E6EDF3"/>
+          <w:sz w:val="21"/>
+          <w:szCs w:val="21"/>
+          <w:lang w:bidi="ar-SA"/>
+        </w:rPr>
+      </w:pPr>
+      <w:r>
+        <w:rPr>
+          <w:rFonts w:ascii="Consolas" w:eastAsia="Times New Roman" w:hAnsi="Consolas" w:cs="Times New Roman"/>
+          <w:color w:val="E6EDF3"/>
+          <w:sz w:val="21"/>
+          <w:szCs w:val="21"/>
+          <w:lang w:bidi="ar-SA"/>
+        </w:rPr>
+        <w:t xml:space="preserve">                    </w:t>
+      </w:r>
+      <w:r>
+        <w:rPr>
+          <w:rFonts w:ascii="Consolas" w:eastAsia="Times New Roman" w:hAnsi="Consolas" w:cs="Times New Roman"/>
+          <w:color w:val="FFA657"/>
+          <w:sz w:val="21"/>
+          <w:szCs w:val="21"/>
+          <w:lang w:bidi="ar-SA"/>
+        </w:rPr>
+        <w:t>valor_ping</w:t>
+      </w:r>
+      <w:r>
+        <w:rPr>
+          <w:rFonts w:ascii="Consolas" w:eastAsia="Times New Roman" w:hAnsi="Consolas" w:cs="Times New Roman"/>
+          <w:color w:val="E6EDF3"/>
+          <w:sz w:val="21"/>
+          <w:szCs w:val="21"/>
+          <w:lang w:bidi="ar-SA"/>
+        </w:rPr>
+        <w:t xml:space="preserve"> = </w:t>
+      </w:r>
+      <w:r>
+        <w:rPr>
+          <w:rFonts w:ascii="Consolas" w:eastAsia="Times New Roman" w:hAnsi="Consolas" w:cs="Times New Roman"/>
+          <w:color w:val="FFA657"/>
+          <w:sz w:val="21"/>
+          <w:szCs w:val="21"/>
+          <w:lang w:bidi="ar-SA"/>
+        </w:rPr>
+        <w:t>numero</w:t>
+      </w:r>
+      <w:r>
+        <w:rPr>
+          <w:rFonts w:ascii="Consolas" w:eastAsia="Times New Roman" w:hAnsi="Consolas" w:cs="Times New Roman"/>
+          <w:color w:val="E6EDF3"/>
+          <w:sz w:val="21"/>
+          <w:szCs w:val="21"/>
+          <w:lang w:bidi="ar-SA"/>
+        </w:rPr>
+        <w:t>(</w:t>
+      </w:r>
+      <w:r>
+        <w:rPr>
+          <w:rFonts w:ascii="Consolas" w:eastAsia="Times New Roman" w:hAnsi="Consolas" w:cs="Times New Roman"/>
+          <w:color w:val="79C0FF"/>
+          <w:sz w:val="21"/>
+          <w:szCs w:val="21"/>
+          <w:lang w:bidi="ar-SA"/>
+        </w:rPr>
+        <w:t>valor_ping</w:t>
+      </w:r>
+      <w:r>
+        <w:rPr>
+          <w:rFonts w:ascii="Consolas" w:eastAsia="Times New Roman" w:hAnsi="Consolas" w:cs="Times New Roman"/>
+          <w:color w:val="E6EDF3"/>
+          <w:sz w:val="21"/>
+          <w:szCs w:val="21"/>
+          <w:lang w:bidi="ar-SA"/>
+        </w:rPr>
+        <w:t>)</w:t>
+      </w:r>
+    </w:p>
+    <w:p>
+      <w:pPr>
+        <w:shd w:val="clear" w:color="auto" w:fill="0D1117"/>
+        <w:spacing w:line="285" w:lineRule="atLeast"/>
+        <w:rPr>
+          <w:rFonts w:ascii="Consolas" w:eastAsia="Times New Roman" w:hAnsi="Consolas" w:cs="Times New Roman"/>
+          <w:color w:val="E6EDF3"/>
+          <w:sz w:val="21"/>
+          <w:szCs w:val="21"/>
+          <w:lang w:bidi="ar-SA"/>
+        </w:rPr>
+      </w:pPr>
+      <w:r>
+        <w:rPr>
+          <w:rFonts w:ascii="Consolas" w:eastAsia="Times New Roman" w:hAnsi="Consolas" w:cs="Times New Roman"/>
+          <w:color w:val="E6EDF3"/>
+          <w:sz w:val="21"/>
+          <w:szCs w:val="21"/>
+          <w:lang w:bidi="ar-SA"/>
+        </w:rPr>
+        <w:t xml:space="preserve">} </w:t>
+      </w:r>
+      <w:r>
+        <w:rPr>
+          <w:rFonts w:ascii="Consolas" w:eastAsia="Times New Roman" w:hAnsi="Consolas" w:cs="Times New Roman"/>
+          <w:color w:val="FF7B72"/>
+          <w:sz w:val="21"/>
+          <w:szCs w:val="21"/>
+          <w:lang w:bidi="ar-SA"/>
+        </w:rPr>
+        <w:t>pegue</w:t>
+      </w:r>
+      <w:r>
+        <w:rPr>
+          <w:rFonts w:ascii="Consolas" w:eastAsia="Times New Roman" w:hAnsi="Consolas" w:cs="Times New Roman"/>
+          <w:color w:val="E6EDF3"/>
+          <w:sz w:val="21"/>
+          <w:szCs w:val="21"/>
+          <w:lang w:bidi="ar-SA"/>
+        </w:rPr>
+        <w:t xml:space="preserve"> (</w:t>
+      </w:r>
+      <w:r>
+        <w:rPr>
+          <w:rFonts w:ascii="Consolas" w:eastAsia="Times New Roman" w:hAnsi="Consolas" w:cs="Times New Roman"/>
+          <w:color w:val="79C0FF"/>
+          <w:sz w:val="21"/>
+          <w:szCs w:val="21"/>
+          <w:lang w:bidi="ar-SA"/>
+        </w:rPr>
+        <w:t>erro</w:t>
+      </w:r>
+      <w:r>
+        <w:rPr>
+          <w:rFonts w:ascii="Consolas" w:eastAsia="Times New Roman" w:hAnsi="Consolas" w:cs="Times New Roman"/>
+          <w:color w:val="E6EDF3"/>
+          <w:sz w:val="21"/>
+          <w:szCs w:val="21"/>
+          <w:lang w:bidi="ar-SA"/>
+        </w:rPr>
+        <w:t>) {</w:t>
+      </w:r>
+    </w:p>
+    <w:p>
+      <w:pPr>
+        <w:shd w:val="clear" w:color="auto" w:fill="0D1117"/>
+        <w:spacing w:line="285" w:lineRule="atLeast"/>
+        <w:rPr>
+          <w:rFonts w:ascii="Consolas" w:eastAsia="Times New Roman" w:hAnsi="Consolas" w:cs="Times New Roman"/>
+          <w:color w:val="E6EDF3"/>
+          <w:sz w:val="21"/>
+          <w:szCs w:val="21"/>
+          <w:lang w:bidi="ar-SA"/>
+        </w:rPr>
+      </w:pPr>
+      <w:r>
+        <w:rPr>
+          <w:rFonts w:ascii="Consolas" w:eastAsia="Times New Roman" w:hAnsi="Consolas" w:cs="Times New Roman"/>
+          <w:color w:val="E6EDF3"/>
+          <w:sz w:val="21"/>
+          <w:szCs w:val="21"/>
+          <w:lang w:bidi="ar-SA"/>
+        </w:rPr>
+        <w:t xml:space="preserve">                    </w:t>
+      </w:r>
+      <w:r>
+        <w:rPr>
+          <w:rFonts w:ascii="Consolas" w:eastAsia="Times New Roman" w:hAnsi="Consolas" w:cs="Times New Roman"/>
+          <w:color w:val="FF7B72"/>
+          <w:sz w:val="21"/>
+          <w:szCs w:val="21"/>
+          <w:lang w:bidi="ar-SA"/>
+        </w:rPr>
+        <w:t>escreva</w:t>
+      </w:r>
+      <w:r>
+        <w:rPr>
+          <w:rFonts w:ascii="Consolas" w:eastAsia="Times New Roman" w:hAnsi="Consolas" w:cs="Times New Roman"/>
+          <w:color w:val="E6EDF3"/>
+          <w:sz w:val="21"/>
+          <w:szCs w:val="21"/>
+          <w:lang w:bidi="ar-SA"/>
+        </w:rPr>
+        <w:t>(</w:t>
+      </w:r>
+      <w:r>
+        <w:rPr>
+          <w:rFonts w:ascii="Consolas" w:eastAsia="Times New Roman" w:hAnsi="Consolas" w:cs="Times New Roman"/>
+          <w:color w:val="A5D6FF"/>
+          <w:sz w:val="21"/>
+          <w:szCs w:val="21"/>
+          <w:lang w:bidi="ar-SA"/>
+        </w:rPr>
+        <w:t>"Valor de ping inválido. Tente novamente.\n"</w:t>
+      </w:r>
+      <w:r>
+        <w:rPr>
+          <w:rFonts w:ascii="Consolas" w:eastAsia="Times New Roman" w:hAnsi="Consolas" w:cs="Times New Roman"/>
+          <w:color w:val="E6EDF3"/>
+          <w:sz w:val="21"/>
+          <w:szCs w:val="21"/>
+          <w:lang w:bidi="ar-SA"/>
+        </w:rPr>
+        <w:t>)</w:t>
+      </w:r>
+    </w:p>
+    <w:p>
+      <w:pPr>
+        <w:shd w:val="clear" w:color="auto" w:fill="0D1117"/>
+        <w:spacing w:line="285" w:lineRule="atLeast"/>
+        <w:rPr>
+          <w:rFonts w:ascii="Consolas" w:eastAsia="Times New Roman" w:hAnsi="Consolas" w:cs="Times New Roman"/>
+          <w:color w:val="E6EDF3"/>
+          <w:sz w:val="21"/>
+          <w:szCs w:val="21"/>
+          <w:lang w:bidi="ar-SA"/>
+        </w:rPr>
+      </w:pPr>
+      <w:r>
+        <w:rPr>
+          <w:rFonts w:ascii="Consolas" w:eastAsia="Times New Roman" w:hAnsi="Consolas" w:cs="Times New Roman"/>
+          <w:color w:val="E6EDF3"/>
+          <w:sz w:val="21"/>
+          <w:szCs w:val="21"/>
+          <w:lang w:bidi="ar-SA"/>
+        </w:rPr>
+        <w:t xml:space="preserve">                    </w:t>
+      </w:r>
+      <w:r>
+        <w:rPr>
+          <w:rFonts w:ascii="Consolas" w:eastAsia="Times New Roman" w:hAnsi="Consolas" w:cs="Times New Roman"/>
+          <w:color w:val="FF7B72"/>
+          <w:sz w:val="21"/>
+          <w:szCs w:val="21"/>
+          <w:lang w:bidi="ar-SA"/>
+        </w:rPr>
+        <w:t>continua</w:t>
+      </w:r>
+    </w:p>
+    <w:p>
+      <w:pPr>
+        <w:shd w:val="clear" w:color="auto" w:fill="0D1117"/>
+        <w:spacing w:line="285" w:lineRule="atLeast"/>
+        <w:rPr>
+          <w:rFonts w:ascii="Consolas" w:eastAsia="Times New Roman" w:hAnsi="Consolas" w:cs="Times New Roman"/>
+          <w:color w:val="E6EDF3"/>
+          <w:sz w:val="21"/>
+          <w:szCs w:val="21"/>
+          <w:lang w:bidi="ar-SA"/>
+        </w:rPr>
+      </w:pPr>
+      <w:r>
+        <w:rPr>
+          <w:rFonts w:ascii="Consolas" w:eastAsia="Times New Roman" w:hAnsi="Consolas" w:cs="Times New Roman"/>
+          <w:color w:val="E6EDF3"/>
+          <w:sz w:val="21"/>
+          <w:szCs w:val="21"/>
+          <w:lang w:bidi="ar-SA"/>
+        </w:rPr>
+        <w:t>                }</w:t>
+      </w:r>
+    </w:p>
+    <w:p>
+      <w:pPr>
+        <w:shd w:val="clear" w:color="auto" w:fill="0D1117"/>
+        <w:spacing w:line="285" w:lineRule="atLeast"/>
+        <w:rPr>
+          <w:rFonts w:ascii="Consolas" w:eastAsia="Times New Roman" w:hAnsi="Consolas" w:cs="Times New Roman"/>
+          <w:color w:val="E6EDF3"/>
+          <w:sz w:val="21"/>
+          <w:szCs w:val="21"/>
+          <w:lang w:bidi="ar-SA"/>
+        </w:rPr>
+      </w:pPr>
+      <w:r>
+        <w:rPr>
+          <w:rFonts w:ascii="Consolas" w:eastAsia="Times New Roman" w:hAnsi="Consolas" w:cs="Times New Roman"/>
+          <w:color w:val="E6EDF3"/>
+          <w:sz w:val="21"/>
+          <w:szCs w:val="21"/>
+          <w:lang w:bidi="ar-SA"/>
+        </w:rPr>
+        <w:t xml:space="preserve">                </w:t>
+      </w:r>
+      <w:r>
+        <w:rPr>
+          <w:rFonts w:ascii="Consolas" w:eastAsia="Times New Roman" w:hAnsi="Consolas" w:cs="Times New Roman"/>
+          <w:color w:val="79C0FF"/>
+          <w:sz w:val="21"/>
+          <w:szCs w:val="21"/>
+          <w:lang w:bidi="ar-SA"/>
+        </w:rPr>
+        <w:t>servidor</w:t>
+      </w:r>
+      <w:r>
+        <w:rPr>
+          <w:rFonts w:ascii="Consolas" w:eastAsia="Times New Roman" w:hAnsi="Consolas" w:cs="Times New Roman"/>
+          <w:color w:val="E6EDF3"/>
+          <w:sz w:val="21"/>
+          <w:szCs w:val="21"/>
+          <w:lang w:bidi="ar-SA"/>
+        </w:rPr>
+        <w:t>[</w:t>
+      </w:r>
+      <w:r>
+        <w:rPr>
+          <w:rFonts w:ascii="Consolas" w:eastAsia="Times New Roman" w:hAnsi="Consolas" w:cs="Times New Roman"/>
+          <w:color w:val="A5D6FF"/>
+          <w:sz w:val="21"/>
+          <w:szCs w:val="21"/>
+          <w:lang w:bidi="ar-SA"/>
+        </w:rPr>
+        <w:t>"ping"</w:t>
+      </w:r>
+      <w:r>
+        <w:rPr>
+          <w:rFonts w:ascii="Consolas" w:eastAsia="Times New Roman" w:hAnsi="Consolas" w:cs="Times New Roman"/>
+          <w:color w:val="E6EDF3"/>
+          <w:sz w:val="21"/>
+          <w:szCs w:val="21"/>
+          <w:lang w:bidi="ar-SA"/>
+        </w:rPr>
+        <w:t>].</w:t>
+      </w:r>
+      <w:r>
+        <w:rPr>
+          <w:rFonts w:ascii="Consolas" w:eastAsia="Times New Roman" w:hAnsi="Consolas" w:cs="Times New Roman"/>
+          <w:color w:val="D2A8FF"/>
+          <w:sz w:val="21"/>
+          <w:szCs w:val="21"/>
+          <w:lang w:bidi="ar-SA"/>
+        </w:rPr>
+        <w:t>adicionar</w:t>
+      </w:r>
+      <w:r>
+        <w:rPr>
+          <w:rFonts w:ascii="Consolas" w:eastAsia="Times New Roman" w:hAnsi="Consolas" w:cs="Times New Roman"/>
+          <w:color w:val="E6EDF3"/>
+          <w:sz w:val="21"/>
+          <w:szCs w:val="21"/>
+          <w:lang w:bidi="ar-SA"/>
+        </w:rPr>
+        <w:t>(</w:t>
+      </w:r>
+      <w:r>
+        <w:rPr>
+          <w:rFonts w:ascii="Consolas" w:eastAsia="Times New Roman" w:hAnsi="Consolas" w:cs="Times New Roman"/>
+          <w:color w:val="79C0FF"/>
+          <w:sz w:val="21"/>
+          <w:szCs w:val="21"/>
+          <w:lang w:bidi="ar-SA"/>
+        </w:rPr>
+        <w:t>valor_ping</w:t>
+      </w:r>
+      <w:r>
+        <w:rPr>
+          <w:rFonts w:ascii="Consolas" w:eastAsia="Times New Roman" w:hAnsi="Consolas" w:cs="Times New Roman"/>
+          <w:color w:val="E6EDF3"/>
+          <w:sz w:val="21"/>
+          <w:szCs w:val="21"/>
+          <w:lang w:bidi="ar-SA"/>
+        </w:rPr>
+        <w:t>)</w:t>
+      </w:r>
+    </w:p>
+    <w:p>
+      <w:pPr>
+        <w:shd w:val="clear" w:color="auto" w:fill="0D1117"/>
+        <w:spacing w:line="285" w:lineRule="atLeast"/>
+        <w:rPr>
+          <w:rFonts w:ascii="Consolas" w:eastAsia="Times New Roman" w:hAnsi="Consolas" w:cs="Times New Roman"/>
+          <w:color w:val="E6EDF3"/>
+          <w:sz w:val="21"/>
+          <w:szCs w:val="21"/>
+          <w:lang w:bidi="ar-SA"/>
+        </w:rPr>
+      </w:pPr>
+      <w:r>
+        <w:rPr>
+          <w:rFonts w:ascii="Consolas" w:eastAsia="Times New Roman" w:hAnsi="Consolas" w:cs="Times New Roman"/>
+          <w:color w:val="E6EDF3"/>
+          <w:sz w:val="21"/>
+          <w:szCs w:val="21"/>
+          <w:lang w:bidi="ar-SA"/>
+        </w:rPr>
+        <w:t>            }</w:t>
+      </w:r>
+    </w:p>
+    <w:p>
+      <w:pPr>
+        <w:shd w:val="clear" w:color="auto" w:fill="0D1117"/>
+        <w:spacing w:line="285" w:lineRule="atLeast"/>
+        <w:rPr>
+          <w:rFonts w:ascii="Consolas" w:eastAsia="Times New Roman" w:hAnsi="Consolas" w:cs="Times New Roman"/>
+          <w:color w:val="E6EDF3"/>
+          <w:sz w:val="21"/>
+          <w:szCs w:val="21"/>
+          <w:lang w:bidi="ar-SA"/>
+        </w:rPr>
+      </w:pPr>
+      <w:r>
+        <w:rPr>
+          <w:rFonts w:ascii="Consolas" w:eastAsia="Times New Roman" w:hAnsi="Consolas" w:cs="Times New Roman"/>
+          <w:color w:val="E6EDF3"/>
+          <w:sz w:val="21"/>
+          <w:szCs w:val="21"/>
+          <w:lang w:bidi="ar-SA"/>
+        </w:rPr>
+        <w:t xml:space="preserve">            </w:t>
+      </w:r>
+      <w:r>
+        <w:rPr>
+          <w:rFonts w:ascii="Consolas" w:eastAsia="Times New Roman" w:hAnsi="Consolas" w:cs="Times New Roman"/>
+          <w:color w:val="8B949E"/>
+          <w:sz w:val="21"/>
+          <w:szCs w:val="21"/>
+          <w:lang w:bidi="ar-SA"/>
+        </w:rPr>
+        <w:t>// Cálculo da média do ping</w:t>
+      </w:r>
+    </w:p>
+    <w:p>
+      <w:pPr>
+        <w:shd w:val="clear" w:color="auto" w:fill="0D1117"/>
+        <w:spacing w:line="285" w:lineRule="atLeast"/>
+        <w:rPr>
+          <w:rFonts w:ascii="Consolas" w:eastAsia="Times New Roman" w:hAnsi="Consolas" w:cs="Times New Roman"/>
+          <w:color w:val="E6EDF3"/>
+          <w:sz w:val="21"/>
+          <w:szCs w:val="21"/>
+          <w:lang w:bidi="ar-SA"/>
+        </w:rPr>
+      </w:pPr>
+      <w:r>
+        <w:rPr>
+          <w:rFonts w:ascii="Consolas" w:eastAsia="Times New Roman" w:hAnsi="Consolas" w:cs="Times New Roman"/>
+          <w:color w:val="E6EDF3"/>
+          <w:sz w:val="21"/>
+          <w:szCs w:val="21"/>
+          <w:lang w:bidi="ar-SA"/>
+        </w:rPr>
+        <w:t xml:space="preserve">            </w:t>
+      </w:r>
+      <w:r>
+        <w:rPr>
+          <w:rFonts w:ascii="Consolas" w:eastAsia="Times New Roman" w:hAnsi="Consolas" w:cs="Times New Roman"/>
+          <w:color w:val="FF7B72"/>
+          <w:sz w:val="21"/>
+          <w:szCs w:val="21"/>
+          <w:lang w:bidi="ar-SA"/>
+        </w:rPr>
+        <w:t>var</w:t>
+      </w:r>
+      <w:r>
+        <w:rPr>
+          <w:rFonts w:ascii="Consolas" w:eastAsia="Times New Roman" w:hAnsi="Consolas" w:cs="Times New Roman"/>
+          <w:color w:val="E6EDF3"/>
+          <w:sz w:val="21"/>
+          <w:szCs w:val="21"/>
+          <w:lang w:bidi="ar-SA"/>
+        </w:rPr>
+        <w:t xml:space="preserve"> </w:t>
+      </w:r>
+      <w:r>
+        <w:rPr>
+          <w:rFonts w:ascii="Consolas" w:eastAsia="Times New Roman" w:hAnsi="Consolas" w:cs="Times New Roman"/>
+          <w:color w:val="FFA657"/>
+          <w:sz w:val="21"/>
+          <w:szCs w:val="21"/>
+          <w:lang w:bidi="ar-SA"/>
+        </w:rPr>
+        <w:t>media_ping</w:t>
+      </w:r>
+      <w:r>
+        <w:rPr>
+          <w:rFonts w:ascii="Consolas" w:eastAsia="Times New Roman" w:hAnsi="Consolas" w:cs="Times New Roman"/>
+          <w:color w:val="E6EDF3"/>
+          <w:sz w:val="21"/>
+          <w:szCs w:val="21"/>
+          <w:lang w:bidi="ar-SA"/>
+        </w:rPr>
+        <w:t xml:space="preserve"> = </w:t>
+      </w:r>
+      <w:r>
+        <w:rPr>
+          <w:rFonts w:ascii="Consolas" w:eastAsia="Times New Roman" w:hAnsi="Consolas" w:cs="Times New Roman"/>
+          <w:color w:val="79C0FF"/>
+          <w:sz w:val="21"/>
+          <w:szCs w:val="21"/>
+          <w:lang w:bidi="ar-SA"/>
+        </w:rPr>
+        <w:t>0</w:t>
+      </w:r>
+    </w:p>
+    <w:p>
+      <w:pPr>
+        <w:shd w:val="clear" w:color="auto" w:fill="0D1117"/>
+        <w:spacing w:line="285" w:lineRule="atLeast"/>
+        <w:rPr>
+          <w:rFonts w:ascii="Consolas" w:eastAsia="Times New Roman" w:hAnsi="Consolas" w:cs="Times New Roman"/>
+          <w:color w:val="E6EDF3"/>
+          <w:sz w:val="21"/>
+          <w:szCs w:val="21"/>
+          <w:lang w:bidi="ar-SA"/>
+        </w:rPr>
+      </w:pPr>
+      <w:r>
+        <w:rPr>
+          <w:rFonts w:ascii="Consolas" w:eastAsia="Times New Roman" w:hAnsi="Consolas" w:cs="Times New Roman"/>
+          <w:color w:val="E6EDF3"/>
+          <w:sz w:val="21"/>
+          <w:szCs w:val="21"/>
+          <w:lang w:bidi="ar-SA"/>
+        </w:rPr>
+        <w:t xml:space="preserve">            </w:t>
+      </w:r>
+      <w:r>
+        <w:rPr>
+          <w:rFonts w:ascii="Consolas" w:eastAsia="Times New Roman" w:hAnsi="Consolas" w:cs="Times New Roman"/>
+          <w:color w:val="FF7B72"/>
+          <w:sz w:val="21"/>
+          <w:szCs w:val="21"/>
+          <w:lang w:bidi="ar-SA"/>
+        </w:rPr>
+        <w:t>var</w:t>
+      </w:r>
+      <w:r>
+        <w:rPr>
+          <w:rFonts w:ascii="Consolas" w:eastAsia="Times New Roman" w:hAnsi="Consolas" w:cs="Times New Roman"/>
+          <w:color w:val="E6EDF3"/>
+          <w:sz w:val="21"/>
+          <w:szCs w:val="21"/>
+          <w:lang w:bidi="ar-SA"/>
+        </w:rPr>
+        <w:t xml:space="preserve"> </w:t>
+      </w:r>
+      <w:r>
+        <w:rPr>
+          <w:rFonts w:ascii="Consolas" w:eastAsia="Times New Roman" w:hAnsi="Consolas" w:cs="Times New Roman"/>
+          <w:color w:val="FFA657"/>
+          <w:sz w:val="21"/>
+          <w:szCs w:val="21"/>
+          <w:lang w:bidi="ar-SA"/>
+        </w:rPr>
+        <w:t>total_pings</w:t>
+      </w:r>
+      <w:r>
+        <w:rPr>
+          <w:rFonts w:ascii="Consolas" w:eastAsia="Times New Roman" w:hAnsi="Consolas" w:cs="Times New Roman"/>
+          <w:color w:val="E6EDF3"/>
+          <w:sz w:val="21"/>
+          <w:szCs w:val="21"/>
+          <w:lang w:bidi="ar-SA"/>
+        </w:rPr>
+        <w:t xml:space="preserve"> = </w:t>
+      </w:r>
+      <w:r>
+        <w:rPr>
+          <w:rFonts w:ascii="Consolas" w:eastAsia="Times New Roman" w:hAnsi="Consolas" w:cs="Times New Roman"/>
+          <w:color w:val="79C0FF"/>
+          <w:sz w:val="21"/>
+          <w:szCs w:val="21"/>
+          <w:lang w:bidi="ar-SA"/>
+        </w:rPr>
+        <w:t>servidor</w:t>
+      </w:r>
+      <w:r>
+        <w:rPr>
+          <w:rFonts w:ascii="Consolas" w:eastAsia="Times New Roman" w:hAnsi="Consolas" w:cs="Times New Roman"/>
+          <w:color w:val="E6EDF3"/>
+          <w:sz w:val="21"/>
+          <w:szCs w:val="21"/>
+          <w:lang w:bidi="ar-SA"/>
+        </w:rPr>
+        <w:t>[</w:t>
+      </w:r>
+      <w:r>
+        <w:rPr>
+          <w:rFonts w:ascii="Consolas" w:eastAsia="Times New Roman" w:hAnsi="Consolas" w:cs="Times New Roman"/>
+          <w:color w:val="A5D6FF"/>
+          <w:sz w:val="21"/>
+          <w:szCs w:val="21"/>
+          <w:lang w:bidi="ar-SA"/>
+        </w:rPr>
+        <w:t>"ping"</w:t>
+      </w:r>
+      <w:r>
+        <w:rPr>
+          <w:rFonts w:ascii="Consolas" w:eastAsia="Times New Roman" w:hAnsi="Consolas" w:cs="Times New Roman"/>
+          <w:color w:val="E6EDF3"/>
+          <w:sz w:val="21"/>
+          <w:szCs w:val="21"/>
+          <w:lang w:bidi="ar-SA"/>
+        </w:rPr>
+        <w:t>].</w:t>
+      </w:r>
+      <w:r>
+        <w:rPr>
+          <w:rFonts w:ascii="Consolas" w:eastAsia="Times New Roman" w:hAnsi="Consolas" w:cs="Times New Roman"/>
+          <w:color w:val="FF7B72"/>
+          <w:sz w:val="21"/>
+          <w:szCs w:val="21"/>
+          <w:lang w:bidi="ar-SA"/>
+        </w:rPr>
+        <w:t>tamanho</w:t>
+      </w:r>
+      <w:r>
+        <w:rPr>
+          <w:rFonts w:ascii="Consolas" w:eastAsia="Times New Roman" w:hAnsi="Consolas" w:cs="Times New Roman"/>
+          <w:color w:val="E6EDF3"/>
+          <w:sz w:val="21"/>
+          <w:szCs w:val="21"/>
+          <w:lang w:bidi="ar-SA"/>
+        </w:rPr>
+        <w:t>()</w:t>
+      </w:r>
+    </w:p>
+    <w:p>
+      <w:pPr>
+        <w:shd w:val="clear" w:color="auto" w:fill="0D1117"/>
+        <w:spacing w:line="285" w:lineRule="atLeast"/>
+        <w:rPr>
+          <w:rFonts w:ascii="Consolas" w:eastAsia="Times New Roman" w:hAnsi="Consolas" w:cs="Times New Roman"/>
+          <w:color w:val="E6EDF3"/>
+          <w:sz w:val="21"/>
+          <w:szCs w:val="21"/>
+          <w:lang w:bidi="ar-SA"/>
+        </w:rPr>
+      </w:pPr>
+      <w:r>
+        <w:rPr>
+          <w:rFonts w:ascii="Consolas" w:eastAsia="Times New Roman" w:hAnsi="Consolas" w:cs="Times New Roman"/>
+          <w:color w:val="E6EDF3"/>
+          <w:sz w:val="21"/>
+          <w:szCs w:val="21"/>
+          <w:lang w:bidi="ar-SA"/>
+        </w:rPr>
+        <w:lastRenderedPageBreak/>
+        <w:t xml:space="preserve">            </w:t>
+      </w:r>
+      <w:r>
+        <w:rPr>
+          <w:rFonts w:ascii="Consolas" w:eastAsia="Times New Roman" w:hAnsi="Consolas" w:cs="Times New Roman"/>
+          <w:color w:val="FF7B72"/>
+          <w:sz w:val="21"/>
+          <w:szCs w:val="21"/>
+          <w:lang w:bidi="ar-SA"/>
+        </w:rPr>
+        <w:t>se</w:t>
+      </w:r>
+      <w:r>
+        <w:rPr>
+          <w:rFonts w:ascii="Consolas" w:eastAsia="Times New Roman" w:hAnsi="Consolas" w:cs="Times New Roman"/>
+          <w:color w:val="E6EDF3"/>
+          <w:sz w:val="21"/>
+          <w:szCs w:val="21"/>
+          <w:lang w:bidi="ar-SA"/>
+        </w:rPr>
+        <w:t xml:space="preserve"> (</w:t>
+      </w:r>
+      <w:r>
+        <w:rPr>
+          <w:rFonts w:ascii="Consolas" w:eastAsia="Times New Roman" w:hAnsi="Consolas" w:cs="Times New Roman"/>
+          <w:color w:val="79C0FF"/>
+          <w:sz w:val="21"/>
+          <w:szCs w:val="21"/>
+          <w:lang w:bidi="ar-SA"/>
+        </w:rPr>
+        <w:t>total_pings</w:t>
+      </w:r>
+      <w:r>
+        <w:rPr>
+          <w:rFonts w:ascii="Consolas" w:eastAsia="Times New Roman" w:hAnsi="Consolas" w:cs="Times New Roman"/>
+          <w:color w:val="E6EDF3"/>
+          <w:sz w:val="21"/>
+          <w:szCs w:val="21"/>
+          <w:lang w:bidi="ar-SA"/>
+        </w:rPr>
+        <w:t xml:space="preserve"> &gt; </w:t>
+      </w:r>
+      <w:r>
+        <w:rPr>
+          <w:rFonts w:ascii="Consolas" w:eastAsia="Times New Roman" w:hAnsi="Consolas" w:cs="Times New Roman"/>
+          <w:color w:val="79C0FF"/>
+          <w:sz w:val="21"/>
+          <w:szCs w:val="21"/>
+          <w:lang w:bidi="ar-SA"/>
+        </w:rPr>
+        <w:t>0</w:t>
+      </w:r>
+      <w:r>
+        <w:rPr>
+          <w:rFonts w:ascii="Consolas" w:eastAsia="Times New Roman" w:hAnsi="Consolas" w:cs="Times New Roman"/>
+          <w:color w:val="E6EDF3"/>
+          <w:sz w:val="21"/>
+          <w:szCs w:val="21"/>
+          <w:lang w:bidi="ar-SA"/>
+        </w:rPr>
+        <w:t>) {</w:t>
+      </w:r>
+    </w:p>
+    <w:p>
+      <w:pPr>
+        <w:shd w:val="clear" w:color="auto" w:fill="0D1117"/>
+        <w:spacing w:line="285" w:lineRule="atLeast"/>
+        <w:rPr>
+          <w:rFonts w:ascii="Consolas" w:eastAsia="Times New Roman" w:hAnsi="Consolas" w:cs="Times New Roman"/>
+          <w:color w:val="E6EDF3"/>
+          <w:sz w:val="21"/>
+          <w:szCs w:val="21"/>
+          <w:lang w:bidi="ar-SA"/>
+        </w:rPr>
+      </w:pPr>
+      <w:r>
+        <w:rPr>
+          <w:rFonts w:ascii="Consolas" w:eastAsia="Times New Roman" w:hAnsi="Consolas" w:cs="Times New Roman"/>
+          <w:color w:val="E6EDF3"/>
+          <w:sz w:val="21"/>
+          <w:szCs w:val="21"/>
+          <w:lang w:bidi="ar-SA"/>
+        </w:rPr>
+        <w:t xml:space="preserve">                </w:t>
+      </w:r>
+      <w:r>
+        <w:rPr>
+          <w:rFonts w:ascii="Consolas" w:eastAsia="Times New Roman" w:hAnsi="Consolas" w:cs="Times New Roman"/>
+          <w:color w:val="FF7B72"/>
+          <w:sz w:val="21"/>
+          <w:szCs w:val="21"/>
+          <w:lang w:bidi="ar-SA"/>
+        </w:rPr>
+        <w:t>para</w:t>
+      </w:r>
+      <w:r>
+        <w:rPr>
+          <w:rFonts w:ascii="Consolas" w:eastAsia="Times New Roman" w:hAnsi="Consolas" w:cs="Times New Roman"/>
+          <w:color w:val="E6EDF3"/>
+          <w:sz w:val="21"/>
+          <w:szCs w:val="21"/>
+          <w:lang w:bidi="ar-SA"/>
+        </w:rPr>
+        <w:t xml:space="preserve"> </w:t>
+      </w:r>
+      <w:r>
+        <w:rPr>
+          <w:rFonts w:ascii="Consolas" w:eastAsia="Times New Roman" w:hAnsi="Consolas" w:cs="Times New Roman"/>
+          <w:color w:val="FF7B72"/>
+          <w:sz w:val="21"/>
+          <w:szCs w:val="21"/>
+          <w:lang w:bidi="ar-SA"/>
+        </w:rPr>
+        <w:t>var</w:t>
+      </w:r>
+      <w:r>
+        <w:rPr>
+          <w:rFonts w:ascii="Consolas" w:eastAsia="Times New Roman" w:hAnsi="Consolas" w:cs="Times New Roman"/>
+          <w:color w:val="E6EDF3"/>
+          <w:sz w:val="21"/>
+          <w:szCs w:val="21"/>
+          <w:lang w:bidi="ar-SA"/>
+        </w:rPr>
+        <w:t xml:space="preserve"> </w:t>
+      </w:r>
+      <w:r>
+        <w:rPr>
+          <w:rFonts w:ascii="Consolas" w:eastAsia="Times New Roman" w:hAnsi="Consolas" w:cs="Times New Roman"/>
+          <w:color w:val="FFA657"/>
+          <w:sz w:val="21"/>
+          <w:szCs w:val="21"/>
+          <w:lang w:bidi="ar-SA"/>
+        </w:rPr>
+        <w:t>i</w:t>
+      </w:r>
+      <w:r>
+        <w:rPr>
+          <w:rFonts w:ascii="Consolas" w:eastAsia="Times New Roman" w:hAnsi="Consolas" w:cs="Times New Roman"/>
+          <w:color w:val="E6EDF3"/>
+          <w:sz w:val="21"/>
+          <w:szCs w:val="21"/>
+          <w:lang w:bidi="ar-SA"/>
+        </w:rPr>
+        <w:t xml:space="preserve"> = </w:t>
+      </w:r>
+      <w:r>
+        <w:rPr>
+          <w:rFonts w:ascii="Consolas" w:eastAsia="Times New Roman" w:hAnsi="Consolas" w:cs="Times New Roman"/>
+          <w:color w:val="79C0FF"/>
+          <w:sz w:val="21"/>
+          <w:szCs w:val="21"/>
+          <w:lang w:bidi="ar-SA"/>
+        </w:rPr>
+        <w:t>0</w:t>
+      </w:r>
+      <w:r>
+        <w:rPr>
+          <w:rFonts w:ascii="Consolas" w:eastAsia="Times New Roman" w:hAnsi="Consolas" w:cs="Times New Roman"/>
+          <w:color w:val="E6EDF3"/>
+          <w:sz w:val="21"/>
+          <w:szCs w:val="21"/>
+          <w:lang w:bidi="ar-SA"/>
+        </w:rPr>
+        <w:t xml:space="preserve">; </w:t>
+      </w:r>
+      <w:r>
+        <w:rPr>
+          <w:rFonts w:ascii="Consolas" w:eastAsia="Times New Roman" w:hAnsi="Consolas" w:cs="Times New Roman"/>
+          <w:color w:val="79C0FF"/>
+          <w:sz w:val="21"/>
+          <w:szCs w:val="21"/>
+          <w:lang w:bidi="ar-SA"/>
+        </w:rPr>
+        <w:t>i</w:t>
+      </w:r>
+      <w:r>
+        <w:rPr>
+          <w:rFonts w:ascii="Consolas" w:eastAsia="Times New Roman" w:hAnsi="Consolas" w:cs="Times New Roman"/>
+          <w:color w:val="E6EDF3"/>
+          <w:sz w:val="21"/>
+          <w:szCs w:val="21"/>
+          <w:lang w:bidi="ar-SA"/>
+        </w:rPr>
+        <w:t xml:space="preserve"> &lt; </w:t>
+      </w:r>
+      <w:r>
+        <w:rPr>
+          <w:rFonts w:ascii="Consolas" w:eastAsia="Times New Roman" w:hAnsi="Consolas" w:cs="Times New Roman"/>
+          <w:color w:val="79C0FF"/>
+          <w:sz w:val="21"/>
+          <w:szCs w:val="21"/>
+          <w:lang w:bidi="ar-SA"/>
+        </w:rPr>
+        <w:t>total_pings</w:t>
+      </w:r>
+      <w:r>
+        <w:rPr>
+          <w:rFonts w:ascii="Consolas" w:eastAsia="Times New Roman" w:hAnsi="Consolas" w:cs="Times New Roman"/>
+          <w:color w:val="E6EDF3"/>
+          <w:sz w:val="21"/>
+          <w:szCs w:val="21"/>
+          <w:lang w:bidi="ar-SA"/>
+        </w:rPr>
+        <w:t xml:space="preserve">; </w:t>
+      </w:r>
+      <w:r>
+        <w:rPr>
+          <w:rFonts w:ascii="Consolas" w:eastAsia="Times New Roman" w:hAnsi="Consolas" w:cs="Times New Roman"/>
+          <w:color w:val="FFA657"/>
+          <w:sz w:val="21"/>
+          <w:szCs w:val="21"/>
+          <w:lang w:bidi="ar-SA"/>
+        </w:rPr>
+        <w:t>i</w:t>
+      </w:r>
+      <w:r>
+        <w:rPr>
+          <w:rFonts w:ascii="Consolas" w:eastAsia="Times New Roman" w:hAnsi="Consolas" w:cs="Times New Roman"/>
+          <w:color w:val="E6EDF3"/>
+          <w:sz w:val="21"/>
+          <w:szCs w:val="21"/>
+          <w:lang w:bidi="ar-SA"/>
+        </w:rPr>
+        <w:t xml:space="preserve"> = </w:t>
+      </w:r>
+      <w:r>
+        <w:rPr>
+          <w:rFonts w:ascii="Consolas" w:eastAsia="Times New Roman" w:hAnsi="Consolas" w:cs="Times New Roman"/>
+          <w:color w:val="79C0FF"/>
+          <w:sz w:val="21"/>
+          <w:szCs w:val="21"/>
+          <w:lang w:bidi="ar-SA"/>
+        </w:rPr>
+        <w:t>i</w:t>
+      </w:r>
+      <w:r>
+        <w:rPr>
+          <w:rFonts w:ascii="Consolas" w:eastAsia="Times New Roman" w:hAnsi="Consolas" w:cs="Times New Roman"/>
+          <w:color w:val="E6EDF3"/>
+          <w:sz w:val="21"/>
+          <w:szCs w:val="21"/>
+          <w:lang w:bidi="ar-SA"/>
+        </w:rPr>
+        <w:t xml:space="preserve"> + </w:t>
+      </w:r>
+      <w:r>
+        <w:rPr>
+          <w:rFonts w:ascii="Consolas" w:eastAsia="Times New Roman" w:hAnsi="Consolas" w:cs="Times New Roman"/>
+          <w:color w:val="79C0FF"/>
+          <w:sz w:val="21"/>
+          <w:szCs w:val="21"/>
+          <w:lang w:bidi="ar-SA"/>
+        </w:rPr>
+        <w:t>1</w:t>
+      </w:r>
+      <w:r>
+        <w:rPr>
+          <w:rFonts w:ascii="Consolas" w:eastAsia="Times New Roman" w:hAnsi="Consolas" w:cs="Times New Roman"/>
+          <w:color w:val="E6EDF3"/>
+          <w:sz w:val="21"/>
+          <w:szCs w:val="21"/>
+          <w:lang w:bidi="ar-SA"/>
+        </w:rPr>
+        <w:t xml:space="preserve"> {</w:t>
+      </w:r>
+    </w:p>
+    <w:p>
+      <w:pPr>
+        <w:shd w:val="clear" w:color="auto" w:fill="0D1117"/>
+        <w:spacing w:line="285" w:lineRule="atLeast"/>
+        <w:rPr>
+          <w:rFonts w:ascii="Consolas" w:eastAsia="Times New Roman" w:hAnsi="Consolas" w:cs="Times New Roman"/>
+          <w:color w:val="E6EDF3"/>
+          <w:sz w:val="21"/>
+          <w:szCs w:val="21"/>
+          <w:lang w:bidi="ar-SA"/>
+        </w:rPr>
+      </w:pPr>
+      <w:r>
+        <w:rPr>
+          <w:rFonts w:ascii="Consolas" w:eastAsia="Times New Roman" w:hAnsi="Consolas" w:cs="Times New Roman"/>
+          <w:color w:val="E6EDF3"/>
+          <w:sz w:val="21"/>
+          <w:szCs w:val="21"/>
+          <w:lang w:bidi="ar-SA"/>
+        </w:rPr>
+        <w:t xml:space="preserve">                    </w:t>
+      </w:r>
+      <w:r>
+        <w:rPr>
+          <w:rFonts w:ascii="Consolas" w:eastAsia="Times New Roman" w:hAnsi="Consolas" w:cs="Times New Roman"/>
+          <w:color w:val="FFA657"/>
+          <w:sz w:val="21"/>
+          <w:szCs w:val="21"/>
+          <w:lang w:bidi="ar-SA"/>
+        </w:rPr>
+        <w:t>media_ping</w:t>
+      </w:r>
+      <w:r>
+        <w:rPr>
+          <w:rFonts w:ascii="Consolas" w:eastAsia="Times New Roman" w:hAnsi="Consolas" w:cs="Times New Roman"/>
+          <w:color w:val="E6EDF3"/>
+          <w:sz w:val="21"/>
+          <w:szCs w:val="21"/>
+          <w:lang w:bidi="ar-SA"/>
+        </w:rPr>
+        <w:t xml:space="preserve"> = </w:t>
+      </w:r>
+      <w:r>
+        <w:rPr>
+          <w:rFonts w:ascii="Consolas" w:eastAsia="Times New Roman" w:hAnsi="Consolas" w:cs="Times New Roman"/>
+          <w:color w:val="79C0FF"/>
+          <w:sz w:val="21"/>
+          <w:szCs w:val="21"/>
+          <w:lang w:bidi="ar-SA"/>
+        </w:rPr>
+        <w:t>media_ping</w:t>
+      </w:r>
+      <w:r>
+        <w:rPr>
+          <w:rFonts w:ascii="Consolas" w:eastAsia="Times New Roman" w:hAnsi="Consolas" w:cs="Times New Roman"/>
+          <w:color w:val="E6EDF3"/>
+          <w:sz w:val="21"/>
+          <w:szCs w:val="21"/>
+          <w:lang w:bidi="ar-SA"/>
+        </w:rPr>
+        <w:t xml:space="preserve"> + (</w:t>
+      </w:r>
+      <w:r>
+        <w:rPr>
+          <w:rFonts w:ascii="Consolas" w:eastAsia="Times New Roman" w:hAnsi="Consolas" w:cs="Times New Roman"/>
+          <w:color w:val="79C0FF"/>
+          <w:sz w:val="21"/>
+          <w:szCs w:val="21"/>
+          <w:lang w:bidi="ar-SA"/>
+        </w:rPr>
+        <w:t>servidor</w:t>
+      </w:r>
+      <w:r>
+        <w:rPr>
+          <w:rFonts w:ascii="Consolas" w:eastAsia="Times New Roman" w:hAnsi="Consolas" w:cs="Times New Roman"/>
+          <w:color w:val="E6EDF3"/>
+          <w:sz w:val="21"/>
+          <w:szCs w:val="21"/>
+          <w:lang w:bidi="ar-SA"/>
+        </w:rPr>
+        <w:t>[</w:t>
+      </w:r>
+      <w:r>
+        <w:rPr>
+          <w:rFonts w:ascii="Consolas" w:eastAsia="Times New Roman" w:hAnsi="Consolas" w:cs="Times New Roman"/>
+          <w:color w:val="A5D6FF"/>
+          <w:sz w:val="21"/>
+          <w:szCs w:val="21"/>
+          <w:lang w:bidi="ar-SA"/>
+        </w:rPr>
+        <w:t>"ping"</w:t>
+      </w:r>
+      <w:r>
+        <w:rPr>
+          <w:rFonts w:ascii="Consolas" w:eastAsia="Times New Roman" w:hAnsi="Consolas" w:cs="Times New Roman"/>
+          <w:color w:val="E6EDF3"/>
+          <w:sz w:val="21"/>
+          <w:szCs w:val="21"/>
+          <w:lang w:bidi="ar-SA"/>
+        </w:rPr>
+        <w:t>][</w:t>
+      </w:r>
+      <w:r>
+        <w:rPr>
+          <w:rFonts w:ascii="Consolas" w:eastAsia="Times New Roman" w:hAnsi="Consolas" w:cs="Times New Roman"/>
+          <w:color w:val="79C0FF"/>
+          <w:sz w:val="21"/>
+          <w:szCs w:val="21"/>
+          <w:lang w:bidi="ar-SA"/>
+        </w:rPr>
+        <w:t>i</w:t>
+      </w:r>
+      <w:r>
+        <w:rPr>
+          <w:rFonts w:ascii="Consolas" w:eastAsia="Times New Roman" w:hAnsi="Consolas" w:cs="Times New Roman"/>
+          <w:color w:val="E6EDF3"/>
+          <w:sz w:val="21"/>
+          <w:szCs w:val="21"/>
+          <w:lang w:bidi="ar-SA"/>
+        </w:rPr>
+        <w:t xml:space="preserve">] * </w:t>
+      </w:r>
+      <w:r>
+        <w:rPr>
+          <w:rFonts w:ascii="Consolas" w:eastAsia="Times New Roman" w:hAnsi="Consolas" w:cs="Times New Roman"/>
+          <w:color w:val="79C0FF"/>
+          <w:sz w:val="21"/>
+          <w:szCs w:val="21"/>
+          <w:lang w:bidi="ar-SA"/>
+        </w:rPr>
+        <w:t>1</w:t>
+      </w:r>
+      <w:r>
+        <w:rPr>
+          <w:rFonts w:ascii="Consolas" w:eastAsia="Times New Roman" w:hAnsi="Consolas" w:cs="Times New Roman"/>
+          <w:color w:val="E6EDF3"/>
+          <w:sz w:val="21"/>
+          <w:szCs w:val="21"/>
+          <w:lang w:bidi="ar-SA"/>
+        </w:rPr>
+        <w:t>)</w:t>
+      </w:r>
+    </w:p>
+    <w:p>
+      <w:pPr>
+        <w:shd w:val="clear" w:color="auto" w:fill="0D1117"/>
+        <w:spacing w:line="285" w:lineRule="atLeast"/>
+        <w:rPr>
+          <w:rFonts w:ascii="Consolas" w:eastAsia="Times New Roman" w:hAnsi="Consolas" w:cs="Times New Roman"/>
+          <w:color w:val="E6EDF3"/>
+          <w:sz w:val="21"/>
+          <w:szCs w:val="21"/>
+          <w:lang w:val="en-US" w:bidi="ar-SA"/>
+        </w:rPr>
+      </w:pPr>
+      <w:r>
+        <w:rPr>
+          <w:rFonts w:ascii="Consolas" w:eastAsia="Times New Roman" w:hAnsi="Consolas" w:cs="Times New Roman"/>
+          <w:color w:val="E6EDF3"/>
+          <w:sz w:val="21"/>
+          <w:szCs w:val="21"/>
+          <w:lang w:bidi="ar-SA"/>
+        </w:rPr>
+        <w:t xml:space="preserve">                </w:t>
+      </w:r>
+      <w:r>
+        <w:rPr>
+          <w:rFonts w:ascii="Consolas" w:eastAsia="Times New Roman" w:hAnsi="Consolas" w:cs="Times New Roman"/>
+          <w:color w:val="E6EDF3"/>
+          <w:sz w:val="21"/>
+          <w:szCs w:val="21"/>
+          <w:lang w:val="en-US" w:bidi="ar-SA"/>
+        </w:rPr>
+        <w:t>}</w:t>
+      </w:r>
+    </w:p>
+    <w:p>
+      <w:pPr>
+        <w:shd w:val="clear" w:color="auto" w:fill="0D1117"/>
+        <w:spacing w:line="285" w:lineRule="atLeast"/>
+        <w:rPr>
+          <w:rFonts w:ascii="Consolas" w:eastAsia="Times New Roman" w:hAnsi="Consolas" w:cs="Times New Roman"/>
+          <w:color w:val="E6EDF3"/>
+          <w:sz w:val="21"/>
+          <w:szCs w:val="21"/>
+          <w:lang w:val="en-US" w:bidi="ar-SA"/>
+        </w:rPr>
+      </w:pPr>
+      <w:r>
+        <w:rPr>
+          <w:rFonts w:ascii="Consolas" w:eastAsia="Times New Roman" w:hAnsi="Consolas" w:cs="Times New Roman"/>
+          <w:color w:val="E6EDF3"/>
+          <w:sz w:val="21"/>
+          <w:szCs w:val="21"/>
+          <w:lang w:val="en-US" w:bidi="ar-SA"/>
+        </w:rPr>
+        <w:t xml:space="preserve">                </w:t>
+      </w:r>
+      <w:r>
+        <w:rPr>
+          <w:rFonts w:ascii="Consolas" w:eastAsia="Times New Roman" w:hAnsi="Consolas" w:cs="Times New Roman"/>
+          <w:color w:val="FFA657"/>
+          <w:sz w:val="21"/>
+          <w:szCs w:val="21"/>
+          <w:lang w:val="en-US" w:bidi="ar-SA"/>
+        </w:rPr>
+        <w:t>media_ping</w:t>
+      </w:r>
+      <w:r>
+        <w:rPr>
+          <w:rFonts w:ascii="Consolas" w:eastAsia="Times New Roman" w:hAnsi="Consolas" w:cs="Times New Roman"/>
+          <w:color w:val="E6EDF3"/>
+          <w:sz w:val="21"/>
+          <w:szCs w:val="21"/>
+          <w:lang w:val="en-US" w:bidi="ar-SA"/>
+        </w:rPr>
+        <w:t xml:space="preserve"> = </w:t>
+      </w:r>
+      <w:r>
+        <w:rPr>
+          <w:rFonts w:ascii="Consolas" w:eastAsia="Times New Roman" w:hAnsi="Consolas" w:cs="Times New Roman"/>
+          <w:color w:val="79C0FF"/>
+          <w:sz w:val="21"/>
+          <w:szCs w:val="21"/>
+          <w:lang w:val="en-US" w:bidi="ar-SA"/>
+        </w:rPr>
+        <w:t>media_ping</w:t>
+      </w:r>
+      <w:r>
+        <w:rPr>
+          <w:rFonts w:ascii="Consolas" w:eastAsia="Times New Roman" w:hAnsi="Consolas" w:cs="Times New Roman"/>
+          <w:color w:val="E6EDF3"/>
+          <w:sz w:val="21"/>
+          <w:szCs w:val="21"/>
+          <w:lang w:val="en-US" w:bidi="ar-SA"/>
+        </w:rPr>
+        <w:t xml:space="preserve"> / </w:t>
+      </w:r>
+      <w:r>
+        <w:rPr>
+          <w:rFonts w:ascii="Consolas" w:eastAsia="Times New Roman" w:hAnsi="Consolas" w:cs="Times New Roman"/>
+          <w:color w:val="79C0FF"/>
+          <w:sz w:val="21"/>
+          <w:szCs w:val="21"/>
+          <w:lang w:val="en-US" w:bidi="ar-SA"/>
+        </w:rPr>
+        <w:t>total_pings</w:t>
+      </w:r>
+    </w:p>
+    <w:p>
+      <w:pPr>
+        <w:shd w:val="clear" w:color="auto" w:fill="0D1117"/>
+        <w:spacing w:line="285" w:lineRule="atLeast"/>
+        <w:rPr>
+          <w:rFonts w:ascii="Consolas" w:eastAsia="Times New Roman" w:hAnsi="Consolas" w:cs="Times New Roman"/>
+          <w:color w:val="E6EDF3"/>
+          <w:sz w:val="21"/>
+          <w:szCs w:val="21"/>
+          <w:lang w:bidi="ar-SA"/>
+        </w:rPr>
+      </w:pPr>
+      <w:r>
+        <w:rPr>
+          <w:rFonts w:ascii="Consolas" w:eastAsia="Times New Roman" w:hAnsi="Consolas" w:cs="Times New Roman"/>
+          <w:color w:val="E6EDF3"/>
+          <w:sz w:val="21"/>
+          <w:szCs w:val="21"/>
+          <w:lang w:val="en-US" w:bidi="ar-SA"/>
+        </w:rPr>
+        <w:t xml:space="preserve">                </w:t>
+      </w:r>
+      <w:r>
+        <w:rPr>
+          <w:rFonts w:ascii="Consolas" w:eastAsia="Times New Roman" w:hAnsi="Consolas" w:cs="Times New Roman"/>
+          <w:color w:val="79C0FF"/>
+          <w:sz w:val="21"/>
+          <w:szCs w:val="21"/>
+          <w:lang w:bidi="ar-SA"/>
+        </w:rPr>
+        <w:t>servidor</w:t>
+      </w:r>
+      <w:r>
+        <w:rPr>
+          <w:rFonts w:ascii="Consolas" w:eastAsia="Times New Roman" w:hAnsi="Consolas" w:cs="Times New Roman"/>
+          <w:color w:val="E6EDF3"/>
+          <w:sz w:val="21"/>
+          <w:szCs w:val="21"/>
+          <w:lang w:bidi="ar-SA"/>
+        </w:rPr>
+        <w:t>[</w:t>
+      </w:r>
+      <w:r>
+        <w:rPr>
+          <w:rFonts w:ascii="Consolas" w:eastAsia="Times New Roman" w:hAnsi="Consolas" w:cs="Times New Roman"/>
+          <w:color w:val="A5D6FF"/>
+          <w:sz w:val="21"/>
+          <w:szCs w:val="21"/>
+          <w:lang w:bidi="ar-SA"/>
+        </w:rPr>
+        <w:t>"ping_medio"</w:t>
+      </w:r>
+      <w:r>
+        <w:rPr>
+          <w:rFonts w:ascii="Consolas" w:eastAsia="Times New Roman" w:hAnsi="Consolas" w:cs="Times New Roman"/>
+          <w:color w:val="E6EDF3"/>
+          <w:sz w:val="21"/>
+          <w:szCs w:val="21"/>
+          <w:lang w:bidi="ar-SA"/>
+        </w:rPr>
+        <w:t xml:space="preserve">] = </w:t>
+      </w:r>
+      <w:r>
+        <w:rPr>
+          <w:rFonts w:ascii="Consolas" w:eastAsia="Times New Roman" w:hAnsi="Consolas" w:cs="Times New Roman"/>
+          <w:color w:val="79C0FF"/>
+          <w:sz w:val="21"/>
+          <w:szCs w:val="21"/>
+          <w:lang w:bidi="ar-SA"/>
+        </w:rPr>
+        <w:t>media_ping</w:t>
+      </w:r>
+    </w:p>
+    <w:p>
+      <w:pPr>
+        <w:shd w:val="clear" w:color="auto" w:fill="0D1117"/>
+        <w:spacing w:line="285" w:lineRule="atLeast"/>
+        <w:rPr>
+          <w:rFonts w:ascii="Consolas" w:eastAsia="Times New Roman" w:hAnsi="Consolas" w:cs="Times New Roman"/>
+          <w:color w:val="E6EDF3"/>
+          <w:sz w:val="21"/>
+          <w:szCs w:val="21"/>
+          <w:lang w:bidi="ar-SA"/>
+        </w:rPr>
+      </w:pPr>
+      <w:r>
+        <w:rPr>
+          <w:rFonts w:ascii="Consolas" w:eastAsia="Times New Roman" w:hAnsi="Consolas" w:cs="Times New Roman"/>
+          <w:color w:val="E6EDF3"/>
+          <w:sz w:val="21"/>
+          <w:szCs w:val="21"/>
+          <w:lang w:bidi="ar-SA"/>
+        </w:rPr>
+        <w:t>            }</w:t>
+      </w:r>
+    </w:p>
+    <w:p>
+      <w:pPr>
+        <w:shd w:val="clear" w:color="auto" w:fill="0D1117"/>
+        <w:spacing w:line="285" w:lineRule="atLeast"/>
+        <w:rPr>
+          <w:rFonts w:ascii="Consolas" w:eastAsia="Times New Roman" w:hAnsi="Consolas" w:cs="Times New Roman"/>
+          <w:color w:val="E6EDF3"/>
+          <w:sz w:val="21"/>
+          <w:szCs w:val="21"/>
+          <w:lang w:bidi="ar-SA"/>
+        </w:rPr>
+      </w:pPr>
+      <w:r>
+        <w:rPr>
+          <w:rFonts w:ascii="Consolas" w:eastAsia="Times New Roman" w:hAnsi="Consolas" w:cs="Times New Roman"/>
+          <w:color w:val="E6EDF3"/>
+          <w:sz w:val="21"/>
+          <w:szCs w:val="21"/>
+          <w:lang w:bidi="ar-SA"/>
+        </w:rPr>
+        <w:t xml:space="preserve">            </w:t>
+      </w:r>
+      <w:r>
+        <w:rPr>
+          <w:rFonts w:ascii="Consolas" w:eastAsia="Times New Roman" w:hAnsi="Consolas" w:cs="Times New Roman"/>
+          <w:color w:val="79C0FF"/>
+          <w:sz w:val="21"/>
+          <w:szCs w:val="21"/>
+          <w:lang w:bidi="ar-SA"/>
+        </w:rPr>
+        <w:t>servidores</w:t>
+      </w:r>
+      <w:r>
+        <w:rPr>
+          <w:rFonts w:ascii="Consolas" w:eastAsia="Times New Roman" w:hAnsi="Consolas" w:cs="Times New Roman"/>
+          <w:color w:val="E6EDF3"/>
+          <w:sz w:val="21"/>
+          <w:szCs w:val="21"/>
+          <w:lang w:bidi="ar-SA"/>
+        </w:rPr>
+        <w:t>.</w:t>
+      </w:r>
+      <w:r>
+        <w:rPr>
+          <w:rFonts w:ascii="Consolas" w:eastAsia="Times New Roman" w:hAnsi="Consolas" w:cs="Times New Roman"/>
+          <w:color w:val="D2A8FF"/>
+          <w:sz w:val="21"/>
+          <w:szCs w:val="21"/>
+          <w:lang w:bidi="ar-SA"/>
+        </w:rPr>
+        <w:t>adicionar</w:t>
+      </w:r>
+      <w:r>
+        <w:rPr>
+          <w:rFonts w:ascii="Consolas" w:eastAsia="Times New Roman" w:hAnsi="Consolas" w:cs="Times New Roman"/>
+          <w:color w:val="E6EDF3"/>
+          <w:sz w:val="21"/>
+          <w:szCs w:val="21"/>
+          <w:lang w:bidi="ar-SA"/>
+        </w:rPr>
+        <w:t>(</w:t>
+      </w:r>
+      <w:r>
+        <w:rPr>
+          <w:rFonts w:ascii="Consolas" w:eastAsia="Times New Roman" w:hAnsi="Consolas" w:cs="Times New Roman"/>
+          <w:color w:val="79C0FF"/>
+          <w:sz w:val="21"/>
+          <w:szCs w:val="21"/>
+          <w:lang w:bidi="ar-SA"/>
+        </w:rPr>
+        <w:t>servidor</w:t>
+      </w:r>
+      <w:r>
+        <w:rPr>
+          <w:rFonts w:ascii="Consolas" w:eastAsia="Times New Roman" w:hAnsi="Consolas" w:cs="Times New Roman"/>
+          <w:color w:val="E6EDF3"/>
+          <w:sz w:val="21"/>
+          <w:szCs w:val="21"/>
+          <w:lang w:bidi="ar-SA"/>
+        </w:rPr>
+        <w:t>)</w:t>
+      </w:r>
+    </w:p>
+    <w:p>
+      <w:pPr>
+        <w:shd w:val="clear" w:color="auto" w:fill="0D1117"/>
+        <w:spacing w:line="285" w:lineRule="atLeast"/>
+        <w:rPr>
+          <w:rFonts w:ascii="Consolas" w:eastAsia="Times New Roman" w:hAnsi="Consolas" w:cs="Times New Roman"/>
+          <w:color w:val="E6EDF3"/>
+          <w:sz w:val="21"/>
+          <w:szCs w:val="21"/>
+          <w:lang w:bidi="ar-SA"/>
+        </w:rPr>
+      </w:pPr>
+      <w:r>
+        <w:rPr>
+          <w:rFonts w:ascii="Consolas" w:eastAsia="Times New Roman" w:hAnsi="Consolas" w:cs="Times New Roman"/>
+          <w:color w:val="E6EDF3"/>
+          <w:sz w:val="21"/>
+          <w:szCs w:val="21"/>
+          <w:lang w:bidi="ar-SA"/>
+        </w:rPr>
+        <w:t xml:space="preserve">            </w:t>
+      </w:r>
+      <w:r>
+        <w:rPr>
+          <w:rFonts w:ascii="Consolas" w:eastAsia="Times New Roman" w:hAnsi="Consolas" w:cs="Times New Roman"/>
+          <w:color w:val="FF7B72"/>
+          <w:sz w:val="21"/>
+          <w:szCs w:val="21"/>
+          <w:lang w:bidi="ar-SA"/>
+        </w:rPr>
+        <w:t>escreva</w:t>
+      </w:r>
+      <w:r>
+        <w:rPr>
+          <w:rFonts w:ascii="Consolas" w:eastAsia="Times New Roman" w:hAnsi="Consolas" w:cs="Times New Roman"/>
+          <w:color w:val="E6EDF3"/>
+          <w:sz w:val="21"/>
+          <w:szCs w:val="21"/>
+          <w:lang w:bidi="ar-SA"/>
+        </w:rPr>
+        <w:t>(</w:t>
+      </w:r>
+      <w:r>
+        <w:rPr>
+          <w:rFonts w:ascii="Consolas" w:eastAsia="Times New Roman" w:hAnsi="Consolas" w:cs="Times New Roman"/>
+          <w:color w:val="A5D6FF"/>
+          <w:sz w:val="21"/>
+          <w:szCs w:val="21"/>
+          <w:lang w:bidi="ar-SA"/>
+        </w:rPr>
+        <w:t>"Servidor "</w:t>
+      </w:r>
+      <w:r>
+        <w:rPr>
+          <w:rFonts w:ascii="Consolas" w:eastAsia="Times New Roman" w:hAnsi="Consolas" w:cs="Times New Roman"/>
+          <w:color w:val="E6EDF3"/>
+          <w:sz w:val="21"/>
+          <w:szCs w:val="21"/>
+          <w:lang w:bidi="ar-SA"/>
+        </w:rPr>
+        <w:t xml:space="preserve"> + </w:t>
+      </w:r>
+      <w:r>
+        <w:rPr>
+          <w:rFonts w:ascii="Consolas" w:eastAsia="Times New Roman" w:hAnsi="Consolas" w:cs="Times New Roman"/>
+          <w:color w:val="79C0FF"/>
+          <w:sz w:val="21"/>
+          <w:szCs w:val="21"/>
+          <w:lang w:bidi="ar-SA"/>
+        </w:rPr>
+        <w:t>nome_servidor</w:t>
+      </w:r>
+      <w:r>
+        <w:rPr>
+          <w:rFonts w:ascii="Consolas" w:eastAsia="Times New Roman" w:hAnsi="Consolas" w:cs="Times New Roman"/>
+          <w:color w:val="E6EDF3"/>
+          <w:sz w:val="21"/>
+          <w:szCs w:val="21"/>
+          <w:lang w:bidi="ar-SA"/>
+        </w:rPr>
+        <w:t xml:space="preserve"> + </w:t>
+      </w:r>
+      <w:r>
+        <w:rPr>
+          <w:rFonts w:ascii="Consolas" w:eastAsia="Times New Roman" w:hAnsi="Consolas" w:cs="Times New Roman"/>
+          <w:color w:val="A5D6FF"/>
+          <w:sz w:val="21"/>
+          <w:szCs w:val="21"/>
+          <w:lang w:bidi="ar-SA"/>
+        </w:rPr>
+        <w:t>" cadastrado com sucesso!\n"</w:t>
+      </w:r>
+      <w:r>
+        <w:rPr>
+          <w:rFonts w:ascii="Consolas" w:eastAsia="Times New Roman" w:hAnsi="Consolas" w:cs="Times New Roman"/>
+          <w:color w:val="E6EDF3"/>
+          <w:sz w:val="21"/>
+          <w:szCs w:val="21"/>
+          <w:lang w:bidi="ar-SA"/>
+        </w:rPr>
+        <w:t>)</w:t>
+      </w:r>
+    </w:p>
+    <w:p>
+      <w:pPr>
+        <w:shd w:val="clear" w:color="auto" w:fill="0D1117"/>
+        <w:spacing w:line="285" w:lineRule="atLeast"/>
+        <w:rPr>
+          <w:rFonts w:ascii="Consolas" w:eastAsia="Times New Roman" w:hAnsi="Consolas" w:cs="Times New Roman"/>
+          <w:color w:val="E6EDF3"/>
+          <w:sz w:val="21"/>
+          <w:szCs w:val="21"/>
+          <w:lang w:bidi="ar-SA"/>
+        </w:rPr>
+      </w:pPr>
+      <w:r>
+        <w:rPr>
+          <w:rFonts w:ascii="Consolas" w:eastAsia="Times New Roman" w:hAnsi="Consolas" w:cs="Times New Roman"/>
+          <w:color w:val="E6EDF3"/>
+          <w:sz w:val="21"/>
+          <w:szCs w:val="21"/>
+          <w:lang w:bidi="ar-SA"/>
+        </w:rPr>
+        <w:t xml:space="preserve">        } </w:t>
+      </w:r>
+      <w:r>
+        <w:rPr>
+          <w:rFonts w:ascii="Consolas" w:eastAsia="Times New Roman" w:hAnsi="Consolas" w:cs="Times New Roman"/>
+          <w:color w:val="FF7B72"/>
+          <w:sz w:val="21"/>
+          <w:szCs w:val="21"/>
+          <w:lang w:bidi="ar-SA"/>
+        </w:rPr>
+        <w:t>senão</w:t>
+      </w:r>
+      <w:r>
+        <w:rPr>
+          <w:rFonts w:ascii="Consolas" w:eastAsia="Times New Roman" w:hAnsi="Consolas" w:cs="Times New Roman"/>
+          <w:color w:val="E6EDF3"/>
+          <w:sz w:val="21"/>
+          <w:szCs w:val="21"/>
+          <w:lang w:bidi="ar-SA"/>
+        </w:rPr>
+        <w:t xml:space="preserve"> {</w:t>
+      </w:r>
+    </w:p>
+    <w:p>
+      <w:pPr>
+        <w:shd w:val="clear" w:color="auto" w:fill="0D1117"/>
+        <w:spacing w:line="285" w:lineRule="atLeast"/>
+        <w:rPr>
+          <w:rFonts w:ascii="Consolas" w:eastAsia="Times New Roman" w:hAnsi="Consolas" w:cs="Times New Roman"/>
+          <w:color w:val="E6EDF3"/>
+          <w:sz w:val="21"/>
+          <w:szCs w:val="21"/>
+          <w:lang w:bidi="ar-SA"/>
+        </w:rPr>
+      </w:pPr>
+      <w:r>
+        <w:rPr>
+          <w:rFonts w:ascii="Consolas" w:eastAsia="Times New Roman" w:hAnsi="Consolas" w:cs="Times New Roman"/>
+          <w:color w:val="E6EDF3"/>
+          <w:sz w:val="21"/>
+          <w:szCs w:val="21"/>
+          <w:lang w:bidi="ar-SA"/>
+        </w:rPr>
+        <w:t xml:space="preserve">            </w:t>
+      </w:r>
+      <w:r>
+        <w:rPr>
+          <w:rFonts w:ascii="Consolas" w:eastAsia="Times New Roman" w:hAnsi="Consolas" w:cs="Times New Roman"/>
+          <w:color w:val="FF7B72"/>
+          <w:sz w:val="21"/>
+          <w:szCs w:val="21"/>
+          <w:lang w:bidi="ar-SA"/>
+        </w:rPr>
+        <w:t>escreva</w:t>
+      </w:r>
+      <w:r>
+        <w:rPr>
+          <w:rFonts w:ascii="Consolas" w:eastAsia="Times New Roman" w:hAnsi="Consolas" w:cs="Times New Roman"/>
+          <w:color w:val="E6EDF3"/>
+          <w:sz w:val="21"/>
+          <w:szCs w:val="21"/>
+          <w:lang w:bidi="ar-SA"/>
+        </w:rPr>
+        <w:t>(</w:t>
+      </w:r>
+      <w:r>
+        <w:rPr>
+          <w:rFonts w:ascii="Consolas" w:eastAsia="Times New Roman" w:hAnsi="Consolas" w:cs="Times New Roman"/>
+          <w:color w:val="A5D6FF"/>
+          <w:sz w:val="21"/>
+          <w:szCs w:val="21"/>
+          <w:lang w:bidi="ar-SA"/>
+        </w:rPr>
+        <w:t>"Nome do servidor inválido. Tente novamente.\n"</w:t>
+      </w:r>
+      <w:r>
+        <w:rPr>
+          <w:rFonts w:ascii="Consolas" w:eastAsia="Times New Roman" w:hAnsi="Consolas" w:cs="Times New Roman"/>
+          <w:color w:val="E6EDF3"/>
+          <w:sz w:val="21"/>
+          <w:szCs w:val="21"/>
+          <w:lang w:bidi="ar-SA"/>
+        </w:rPr>
+        <w:t>)</w:t>
+      </w:r>
+    </w:p>
+    <w:p>
+      <w:pPr>
+        <w:shd w:val="clear" w:color="auto" w:fill="0D1117"/>
+        <w:spacing w:line="285" w:lineRule="atLeast"/>
+        <w:rPr>
+          <w:rFonts w:ascii="Consolas" w:eastAsia="Times New Roman" w:hAnsi="Consolas" w:cs="Times New Roman"/>
+          <w:color w:val="E6EDF3"/>
+          <w:sz w:val="21"/>
+          <w:szCs w:val="21"/>
+          <w:lang w:bidi="ar-SA"/>
+        </w:rPr>
+      </w:pPr>
+      <w:r>
+        <w:rPr>
+          <w:rFonts w:ascii="Consolas" w:eastAsia="Times New Roman" w:hAnsi="Consolas" w:cs="Times New Roman"/>
+          <w:color w:val="E6EDF3"/>
+          <w:sz w:val="21"/>
+          <w:szCs w:val="21"/>
+          <w:lang w:bidi="ar-SA"/>
+        </w:rPr>
+        <w:t>        }</w:t>
+      </w:r>
+    </w:p>
+    <w:p>
+      <w:pPr>
+        <w:shd w:val="clear" w:color="auto" w:fill="0D1117"/>
+        <w:spacing w:line="285" w:lineRule="atLeast"/>
+        <w:rPr>
+          <w:rFonts w:ascii="Consolas" w:eastAsia="Times New Roman" w:hAnsi="Consolas" w:cs="Times New Roman"/>
+          <w:color w:val="E6EDF3"/>
+          <w:sz w:val="21"/>
+          <w:szCs w:val="21"/>
+          <w:lang w:bidi="ar-SA"/>
+        </w:rPr>
+      </w:pPr>
+      <w:r>
+        <w:rPr>
+          <w:rFonts w:ascii="Consolas" w:eastAsia="Times New Roman" w:hAnsi="Consolas" w:cs="Times New Roman"/>
+          <w:color w:val="E6EDF3"/>
+          <w:sz w:val="21"/>
+          <w:szCs w:val="21"/>
+          <w:lang w:bidi="ar-SA"/>
+        </w:rPr>
+        <w:t>    }</w:t>
+      </w:r>
+    </w:p>
+    <w:p>
+      <w:pPr>
+        <w:shd w:val="clear" w:color="auto" w:fill="0D1117"/>
+        <w:spacing w:line="285" w:lineRule="atLeast"/>
+        <w:rPr>
+          <w:rFonts w:ascii="Consolas" w:eastAsia="Times New Roman" w:hAnsi="Consolas" w:cs="Times New Roman"/>
+          <w:color w:val="E6EDF3"/>
+          <w:sz w:val="21"/>
+          <w:szCs w:val="21"/>
+          <w:lang w:bidi="ar-SA"/>
+        </w:rPr>
+      </w:pPr>
+      <w:r>
+        <w:rPr>
+          <w:rFonts w:ascii="Consolas" w:eastAsia="Times New Roman" w:hAnsi="Consolas" w:cs="Times New Roman"/>
+          <w:color w:val="E6EDF3"/>
+          <w:sz w:val="21"/>
+          <w:szCs w:val="21"/>
+          <w:lang w:bidi="ar-SA"/>
+        </w:rPr>
+        <w:t>}</w:t>
+      </w:r>
+    </w:p>
+    <w:p>
+      <w:pPr>
+        <w:shd w:val="clear" w:color="auto" w:fill="0D1117"/>
+        <w:spacing w:line="285" w:lineRule="atLeast"/>
+        <w:rPr>
+          <w:rFonts w:ascii="Consolas" w:eastAsia="Times New Roman" w:hAnsi="Consolas" w:cs="Times New Roman"/>
+          <w:color w:val="E6EDF3"/>
+          <w:sz w:val="21"/>
+          <w:szCs w:val="21"/>
+          <w:lang w:bidi="ar-SA"/>
+        </w:rPr>
+      </w:pPr>
+      <w:r>
+        <w:rPr>
+          <w:rFonts w:ascii="Consolas" w:eastAsia="Times New Roman" w:hAnsi="Consolas" w:cs="Times New Roman"/>
+          <w:color w:val="8B949E"/>
+          <w:sz w:val="21"/>
+          <w:szCs w:val="21"/>
+          <w:lang w:bidi="ar-SA"/>
+        </w:rPr>
+        <w:t>// Loop de ordenação dos servidores pelo ping médio (do maior para o menor)</w:t>
+      </w:r>
+    </w:p>
+    <w:p>
+      <w:pPr>
+        <w:shd w:val="clear" w:color="auto" w:fill="0D1117"/>
+        <w:spacing w:line="285" w:lineRule="atLeast"/>
+        <w:rPr>
+          <w:rFonts w:ascii="Consolas" w:eastAsia="Times New Roman" w:hAnsi="Consolas" w:cs="Times New Roman"/>
+          <w:color w:val="E6EDF3"/>
+          <w:sz w:val="21"/>
+          <w:szCs w:val="21"/>
+          <w:lang w:bidi="ar-SA"/>
+        </w:rPr>
+      </w:pPr>
+      <w:r>
+        <w:rPr>
+          <w:rFonts w:ascii="Consolas" w:eastAsia="Times New Roman" w:hAnsi="Consolas" w:cs="Times New Roman"/>
+          <w:color w:val="FF7B72"/>
+          <w:sz w:val="21"/>
+          <w:szCs w:val="21"/>
+          <w:lang w:bidi="ar-SA"/>
+        </w:rPr>
+        <w:t>var</w:t>
+      </w:r>
+      <w:r>
+        <w:rPr>
+          <w:rFonts w:ascii="Consolas" w:eastAsia="Times New Roman" w:hAnsi="Consolas" w:cs="Times New Roman"/>
+          <w:color w:val="E6EDF3"/>
+          <w:sz w:val="21"/>
+          <w:szCs w:val="21"/>
+          <w:lang w:bidi="ar-SA"/>
+        </w:rPr>
+        <w:t xml:space="preserve"> </w:t>
+      </w:r>
+      <w:r>
+        <w:rPr>
+          <w:rFonts w:ascii="Consolas" w:eastAsia="Times New Roman" w:hAnsi="Consolas" w:cs="Times New Roman"/>
+          <w:color w:val="FFA657"/>
+          <w:sz w:val="21"/>
+          <w:szCs w:val="21"/>
+          <w:lang w:bidi="ar-SA"/>
+        </w:rPr>
+        <w:t>_esta_ordenado</w:t>
+      </w:r>
+      <w:r>
+        <w:rPr>
+          <w:rFonts w:ascii="Consolas" w:eastAsia="Times New Roman" w:hAnsi="Consolas" w:cs="Times New Roman"/>
+          <w:color w:val="E6EDF3"/>
+          <w:sz w:val="21"/>
+          <w:szCs w:val="21"/>
+          <w:lang w:bidi="ar-SA"/>
+        </w:rPr>
+        <w:t xml:space="preserve"> = </w:t>
+      </w:r>
+      <w:r>
+        <w:rPr>
+          <w:rFonts w:ascii="Consolas" w:eastAsia="Times New Roman" w:hAnsi="Consolas" w:cs="Times New Roman"/>
+          <w:color w:val="FF7B72"/>
+          <w:sz w:val="21"/>
+          <w:szCs w:val="21"/>
+          <w:lang w:bidi="ar-SA"/>
+        </w:rPr>
+        <w:t>falso</w:t>
+      </w:r>
+    </w:p>
+    <w:p>
+      <w:pPr>
+        <w:shd w:val="clear" w:color="auto" w:fill="0D1117"/>
+        <w:spacing w:line="285" w:lineRule="atLeast"/>
+        <w:rPr>
+          <w:rFonts w:ascii="Consolas" w:eastAsia="Times New Roman" w:hAnsi="Consolas" w:cs="Times New Roman"/>
+          <w:color w:val="E6EDF3"/>
+          <w:sz w:val="21"/>
+          <w:szCs w:val="21"/>
+          <w:lang w:bidi="ar-SA"/>
+        </w:rPr>
+      </w:pPr>
+      <w:r>
+        <w:rPr>
+          <w:rFonts w:ascii="Consolas" w:eastAsia="Times New Roman" w:hAnsi="Consolas" w:cs="Times New Roman"/>
+          <w:color w:val="FF7B72"/>
+          <w:sz w:val="21"/>
+          <w:szCs w:val="21"/>
+          <w:lang w:bidi="ar-SA"/>
+        </w:rPr>
+        <w:t>enquanto</w:t>
+      </w:r>
+      <w:r>
+        <w:rPr>
+          <w:rFonts w:ascii="Consolas" w:eastAsia="Times New Roman" w:hAnsi="Consolas" w:cs="Times New Roman"/>
+          <w:color w:val="E6EDF3"/>
+          <w:sz w:val="21"/>
+          <w:szCs w:val="21"/>
+          <w:lang w:bidi="ar-SA"/>
+        </w:rPr>
+        <w:t xml:space="preserve"> (</w:t>
+      </w:r>
+      <w:r>
+        <w:rPr>
+          <w:rFonts w:ascii="Consolas" w:eastAsia="Times New Roman" w:hAnsi="Consolas" w:cs="Times New Roman"/>
+          <w:color w:val="FFA657"/>
+          <w:sz w:val="21"/>
+          <w:szCs w:val="21"/>
+          <w:lang w:bidi="ar-SA"/>
+        </w:rPr>
+        <w:t>_esta_ordenado</w:t>
+      </w:r>
+      <w:r>
+        <w:rPr>
+          <w:rFonts w:ascii="Consolas" w:eastAsia="Times New Roman" w:hAnsi="Consolas" w:cs="Times New Roman"/>
+          <w:color w:val="E6EDF3"/>
+          <w:sz w:val="21"/>
+          <w:szCs w:val="21"/>
+          <w:lang w:bidi="ar-SA"/>
+        </w:rPr>
+        <w:t xml:space="preserve"> == </w:t>
+      </w:r>
+      <w:r>
+        <w:rPr>
+          <w:rFonts w:ascii="Consolas" w:eastAsia="Times New Roman" w:hAnsi="Consolas" w:cs="Times New Roman"/>
+          <w:color w:val="FF7B72"/>
+          <w:sz w:val="21"/>
+          <w:szCs w:val="21"/>
+          <w:lang w:bidi="ar-SA"/>
+        </w:rPr>
+        <w:t>falso</w:t>
+      </w:r>
+      <w:r>
+        <w:rPr>
+          <w:rFonts w:ascii="Consolas" w:eastAsia="Times New Roman" w:hAnsi="Consolas" w:cs="Times New Roman"/>
+          <w:color w:val="E6EDF3"/>
+          <w:sz w:val="21"/>
+          <w:szCs w:val="21"/>
+          <w:lang w:bidi="ar-SA"/>
+        </w:rPr>
+        <w:t>) {</w:t>
+      </w:r>
+    </w:p>
+    <w:p>
+      <w:pPr>
+        <w:shd w:val="clear" w:color="auto" w:fill="0D1117"/>
+        <w:spacing w:line="285" w:lineRule="atLeast"/>
+        <w:rPr>
+          <w:rFonts w:ascii="Consolas" w:eastAsia="Times New Roman" w:hAnsi="Consolas" w:cs="Times New Roman"/>
+          <w:color w:val="E6EDF3"/>
+          <w:sz w:val="21"/>
+          <w:szCs w:val="21"/>
+          <w:lang w:bidi="ar-SA"/>
+        </w:rPr>
+      </w:pPr>
+      <w:r>
+        <w:rPr>
+          <w:rFonts w:ascii="Consolas" w:eastAsia="Times New Roman" w:hAnsi="Consolas" w:cs="Times New Roman"/>
+          <w:color w:val="E6EDF3"/>
+          <w:sz w:val="21"/>
+          <w:szCs w:val="21"/>
+          <w:lang w:bidi="ar-SA"/>
+        </w:rPr>
+        <w:t xml:space="preserve">    </w:t>
+      </w:r>
+      <w:r>
+        <w:rPr>
+          <w:rFonts w:ascii="Consolas" w:eastAsia="Times New Roman" w:hAnsi="Consolas" w:cs="Times New Roman"/>
+          <w:color w:val="FFA657"/>
+          <w:sz w:val="21"/>
+          <w:szCs w:val="21"/>
+          <w:lang w:bidi="ar-SA"/>
+        </w:rPr>
+        <w:t>_esta_ordenado</w:t>
+      </w:r>
+      <w:r>
+        <w:rPr>
+          <w:rFonts w:ascii="Consolas" w:eastAsia="Times New Roman" w:hAnsi="Consolas" w:cs="Times New Roman"/>
+          <w:color w:val="E6EDF3"/>
+          <w:sz w:val="21"/>
+          <w:szCs w:val="21"/>
+          <w:lang w:bidi="ar-SA"/>
+        </w:rPr>
+        <w:t xml:space="preserve"> = </w:t>
+      </w:r>
+      <w:r>
+        <w:rPr>
+          <w:rFonts w:ascii="Consolas" w:eastAsia="Times New Roman" w:hAnsi="Consolas" w:cs="Times New Roman"/>
+          <w:color w:val="FF7B72"/>
+          <w:sz w:val="21"/>
+          <w:szCs w:val="21"/>
+          <w:lang w:bidi="ar-SA"/>
+        </w:rPr>
+        <w:t>verdadeiro</w:t>
+      </w:r>
+    </w:p>
+    <w:p>
+      <w:pPr>
+        <w:shd w:val="clear" w:color="auto" w:fill="0D1117"/>
+        <w:spacing w:line="285" w:lineRule="atLeast"/>
+        <w:rPr>
+          <w:rFonts w:ascii="Consolas" w:eastAsia="Times New Roman" w:hAnsi="Consolas" w:cs="Times New Roman"/>
+          <w:color w:val="E6EDF3"/>
+          <w:sz w:val="21"/>
+          <w:szCs w:val="21"/>
+          <w:lang w:bidi="ar-SA"/>
+        </w:rPr>
+      </w:pPr>
+      <w:r>
+        <w:rPr>
+          <w:rFonts w:ascii="Consolas" w:eastAsia="Times New Roman" w:hAnsi="Consolas" w:cs="Times New Roman"/>
+          <w:color w:val="E6EDF3"/>
+          <w:sz w:val="21"/>
+          <w:szCs w:val="21"/>
+          <w:lang w:bidi="ar-SA"/>
+        </w:rPr>
+        <w:t xml:space="preserve">    </w:t>
+      </w:r>
+      <w:r>
+        <w:rPr>
+          <w:rFonts w:ascii="Consolas" w:eastAsia="Times New Roman" w:hAnsi="Consolas" w:cs="Times New Roman"/>
+          <w:color w:val="FF7B72"/>
+          <w:sz w:val="21"/>
+          <w:szCs w:val="21"/>
+          <w:lang w:bidi="ar-SA"/>
+        </w:rPr>
+        <w:t>para</w:t>
+      </w:r>
+      <w:r>
+        <w:rPr>
+          <w:rFonts w:ascii="Consolas" w:eastAsia="Times New Roman" w:hAnsi="Consolas" w:cs="Times New Roman"/>
+          <w:color w:val="E6EDF3"/>
+          <w:sz w:val="21"/>
+          <w:szCs w:val="21"/>
+          <w:lang w:bidi="ar-SA"/>
+        </w:rPr>
+        <w:t xml:space="preserve"> </w:t>
+      </w:r>
+      <w:r>
+        <w:rPr>
+          <w:rFonts w:ascii="Consolas" w:eastAsia="Times New Roman" w:hAnsi="Consolas" w:cs="Times New Roman"/>
+          <w:color w:val="FF7B72"/>
+          <w:sz w:val="21"/>
+          <w:szCs w:val="21"/>
+          <w:lang w:bidi="ar-SA"/>
+        </w:rPr>
+        <w:t>var</w:t>
+      </w:r>
+      <w:r>
+        <w:rPr>
+          <w:rFonts w:ascii="Consolas" w:eastAsia="Times New Roman" w:hAnsi="Consolas" w:cs="Times New Roman"/>
+          <w:color w:val="E6EDF3"/>
+          <w:sz w:val="21"/>
+          <w:szCs w:val="21"/>
+          <w:lang w:bidi="ar-SA"/>
+        </w:rPr>
+        <w:t xml:space="preserve"> </w:t>
+      </w:r>
+      <w:r>
+        <w:rPr>
+          <w:rFonts w:ascii="Consolas" w:eastAsia="Times New Roman" w:hAnsi="Consolas" w:cs="Times New Roman"/>
+          <w:color w:val="FFA657"/>
+          <w:sz w:val="21"/>
+          <w:szCs w:val="21"/>
+          <w:lang w:bidi="ar-SA"/>
+        </w:rPr>
+        <w:t>i</w:t>
+      </w:r>
+      <w:r>
+        <w:rPr>
+          <w:rFonts w:ascii="Consolas" w:eastAsia="Times New Roman" w:hAnsi="Consolas" w:cs="Times New Roman"/>
+          <w:color w:val="E6EDF3"/>
+          <w:sz w:val="21"/>
+          <w:szCs w:val="21"/>
+          <w:lang w:bidi="ar-SA"/>
+        </w:rPr>
+        <w:t xml:space="preserve"> = </w:t>
+      </w:r>
+      <w:r>
+        <w:rPr>
+          <w:rFonts w:ascii="Consolas" w:eastAsia="Times New Roman" w:hAnsi="Consolas" w:cs="Times New Roman"/>
+          <w:color w:val="79C0FF"/>
+          <w:sz w:val="21"/>
+          <w:szCs w:val="21"/>
+          <w:lang w:bidi="ar-SA"/>
+        </w:rPr>
+        <w:t>0</w:t>
+      </w:r>
+      <w:r>
+        <w:rPr>
+          <w:rFonts w:ascii="Consolas" w:eastAsia="Times New Roman" w:hAnsi="Consolas" w:cs="Times New Roman"/>
+          <w:color w:val="E6EDF3"/>
+          <w:sz w:val="21"/>
+          <w:szCs w:val="21"/>
+          <w:lang w:bidi="ar-SA"/>
+        </w:rPr>
+        <w:t xml:space="preserve">; </w:t>
+      </w:r>
+      <w:r>
+        <w:rPr>
+          <w:rFonts w:ascii="Consolas" w:eastAsia="Times New Roman" w:hAnsi="Consolas" w:cs="Times New Roman"/>
+          <w:color w:val="79C0FF"/>
+          <w:sz w:val="21"/>
+          <w:szCs w:val="21"/>
+          <w:lang w:bidi="ar-SA"/>
+        </w:rPr>
+        <w:t>i</w:t>
+      </w:r>
+      <w:r>
+        <w:rPr>
+          <w:rFonts w:ascii="Consolas" w:eastAsia="Times New Roman" w:hAnsi="Consolas" w:cs="Times New Roman"/>
+          <w:color w:val="E6EDF3"/>
+          <w:sz w:val="21"/>
+          <w:szCs w:val="21"/>
+          <w:lang w:bidi="ar-SA"/>
+        </w:rPr>
+        <w:t xml:space="preserve"> &lt; </w:t>
+      </w:r>
+      <w:r>
+        <w:rPr>
+          <w:rFonts w:ascii="Consolas" w:eastAsia="Times New Roman" w:hAnsi="Consolas" w:cs="Times New Roman"/>
+          <w:color w:val="79C0FF"/>
+          <w:sz w:val="21"/>
+          <w:szCs w:val="21"/>
+          <w:lang w:bidi="ar-SA"/>
+        </w:rPr>
+        <w:t>servidores</w:t>
+      </w:r>
+      <w:r>
+        <w:rPr>
+          <w:rFonts w:ascii="Consolas" w:eastAsia="Times New Roman" w:hAnsi="Consolas" w:cs="Times New Roman"/>
+          <w:color w:val="E6EDF3"/>
+          <w:sz w:val="21"/>
+          <w:szCs w:val="21"/>
+          <w:lang w:bidi="ar-SA"/>
+        </w:rPr>
+        <w:t>.</w:t>
+      </w:r>
+      <w:r>
+        <w:rPr>
+          <w:rFonts w:ascii="Consolas" w:eastAsia="Times New Roman" w:hAnsi="Consolas" w:cs="Times New Roman"/>
+          <w:color w:val="FF7B72"/>
+          <w:sz w:val="21"/>
+          <w:szCs w:val="21"/>
+          <w:lang w:bidi="ar-SA"/>
+        </w:rPr>
+        <w:t>tamanho</w:t>
+      </w:r>
+      <w:r>
+        <w:rPr>
+          <w:rFonts w:ascii="Consolas" w:eastAsia="Times New Roman" w:hAnsi="Consolas" w:cs="Times New Roman"/>
+          <w:color w:val="E6EDF3"/>
+          <w:sz w:val="21"/>
+          <w:szCs w:val="21"/>
+          <w:lang w:bidi="ar-SA"/>
+        </w:rPr>
+        <w:t xml:space="preserve">() - </w:t>
+      </w:r>
+      <w:r>
+        <w:rPr>
+          <w:rFonts w:ascii="Consolas" w:eastAsia="Times New Roman" w:hAnsi="Consolas" w:cs="Times New Roman"/>
+          <w:color w:val="79C0FF"/>
+          <w:sz w:val="21"/>
+          <w:szCs w:val="21"/>
+          <w:lang w:bidi="ar-SA"/>
+        </w:rPr>
+        <w:t>1</w:t>
+      </w:r>
+      <w:r>
+        <w:rPr>
+          <w:rFonts w:ascii="Consolas" w:eastAsia="Times New Roman" w:hAnsi="Consolas" w:cs="Times New Roman"/>
+          <w:color w:val="E6EDF3"/>
+          <w:sz w:val="21"/>
+          <w:szCs w:val="21"/>
+          <w:lang w:bidi="ar-SA"/>
+        </w:rPr>
+        <w:t xml:space="preserve">; </w:t>
+      </w:r>
+      <w:r>
+        <w:rPr>
+          <w:rFonts w:ascii="Consolas" w:eastAsia="Times New Roman" w:hAnsi="Consolas" w:cs="Times New Roman"/>
+          <w:color w:val="FFA657"/>
+          <w:sz w:val="21"/>
+          <w:szCs w:val="21"/>
+          <w:lang w:bidi="ar-SA"/>
+        </w:rPr>
+        <w:t>i</w:t>
+      </w:r>
+      <w:r>
+        <w:rPr>
+          <w:rFonts w:ascii="Consolas" w:eastAsia="Times New Roman" w:hAnsi="Consolas" w:cs="Times New Roman"/>
+          <w:color w:val="E6EDF3"/>
+          <w:sz w:val="21"/>
+          <w:szCs w:val="21"/>
+          <w:lang w:bidi="ar-SA"/>
+        </w:rPr>
+        <w:t xml:space="preserve"> = </w:t>
+      </w:r>
+      <w:r>
+        <w:rPr>
+          <w:rFonts w:ascii="Consolas" w:eastAsia="Times New Roman" w:hAnsi="Consolas" w:cs="Times New Roman"/>
+          <w:color w:val="79C0FF"/>
+          <w:sz w:val="21"/>
+          <w:szCs w:val="21"/>
+          <w:lang w:bidi="ar-SA"/>
+        </w:rPr>
+        <w:t>i</w:t>
+      </w:r>
+      <w:r>
+        <w:rPr>
+          <w:rFonts w:ascii="Consolas" w:eastAsia="Times New Roman" w:hAnsi="Consolas" w:cs="Times New Roman"/>
+          <w:color w:val="E6EDF3"/>
+          <w:sz w:val="21"/>
+          <w:szCs w:val="21"/>
+          <w:lang w:bidi="ar-SA"/>
+        </w:rPr>
+        <w:t xml:space="preserve"> + </w:t>
+      </w:r>
+      <w:r>
+        <w:rPr>
+          <w:rFonts w:ascii="Consolas" w:eastAsia="Times New Roman" w:hAnsi="Consolas" w:cs="Times New Roman"/>
+          <w:color w:val="79C0FF"/>
+          <w:sz w:val="21"/>
+          <w:szCs w:val="21"/>
+          <w:lang w:bidi="ar-SA"/>
+        </w:rPr>
+        <w:t>1</w:t>
+      </w:r>
+      <w:r>
+        <w:rPr>
+          <w:rFonts w:ascii="Consolas" w:eastAsia="Times New Roman" w:hAnsi="Consolas" w:cs="Times New Roman"/>
+          <w:color w:val="E6EDF3"/>
+          <w:sz w:val="21"/>
+          <w:szCs w:val="21"/>
+          <w:lang w:bidi="ar-SA"/>
+        </w:rPr>
+        <w:t xml:space="preserve"> {</w:t>
+      </w:r>
+    </w:p>
+    <w:p>
+      <w:pPr>
+        <w:shd w:val="clear" w:color="auto" w:fill="0D1117"/>
+        <w:spacing w:line="285" w:lineRule="atLeast"/>
+        <w:rPr>
+          <w:rFonts w:ascii="Consolas" w:eastAsia="Times New Roman" w:hAnsi="Consolas" w:cs="Times New Roman"/>
+          <w:color w:val="E6EDF3"/>
+          <w:sz w:val="21"/>
+          <w:szCs w:val="21"/>
+          <w:lang w:bidi="ar-SA"/>
+        </w:rPr>
+      </w:pPr>
+      <w:r>
+        <w:rPr>
+          <w:rFonts w:ascii="Consolas" w:eastAsia="Times New Roman" w:hAnsi="Consolas" w:cs="Times New Roman"/>
+          <w:color w:val="E6EDF3"/>
+          <w:sz w:val="21"/>
+          <w:szCs w:val="21"/>
+          <w:lang w:bidi="ar-SA"/>
+        </w:rPr>
+        <w:t xml:space="preserve">        </w:t>
+      </w:r>
+      <w:r>
+        <w:rPr>
+          <w:rFonts w:ascii="Consolas" w:eastAsia="Times New Roman" w:hAnsi="Consolas" w:cs="Times New Roman"/>
+          <w:color w:val="FF7B72"/>
+          <w:sz w:val="21"/>
+          <w:szCs w:val="21"/>
+          <w:lang w:bidi="ar-SA"/>
+        </w:rPr>
+        <w:t>se</w:t>
+      </w:r>
+      <w:r>
+        <w:rPr>
+          <w:rFonts w:ascii="Consolas" w:eastAsia="Times New Roman" w:hAnsi="Consolas" w:cs="Times New Roman"/>
+          <w:color w:val="E6EDF3"/>
+          <w:sz w:val="21"/>
+          <w:szCs w:val="21"/>
+          <w:lang w:bidi="ar-SA"/>
+        </w:rPr>
+        <w:t xml:space="preserve"> (</w:t>
+      </w:r>
+      <w:r>
+        <w:rPr>
+          <w:rFonts w:ascii="Consolas" w:eastAsia="Times New Roman" w:hAnsi="Consolas" w:cs="Times New Roman"/>
+          <w:color w:val="79C0FF"/>
+          <w:sz w:val="21"/>
+          <w:szCs w:val="21"/>
+          <w:lang w:bidi="ar-SA"/>
+        </w:rPr>
+        <w:t>servidores</w:t>
+      </w:r>
+      <w:r>
+        <w:rPr>
+          <w:rFonts w:ascii="Consolas" w:eastAsia="Times New Roman" w:hAnsi="Consolas" w:cs="Times New Roman"/>
+          <w:color w:val="E6EDF3"/>
+          <w:sz w:val="21"/>
+          <w:szCs w:val="21"/>
+          <w:lang w:bidi="ar-SA"/>
+        </w:rPr>
+        <w:t>[</w:t>
+      </w:r>
+      <w:r>
+        <w:rPr>
+          <w:rFonts w:ascii="Consolas" w:eastAsia="Times New Roman" w:hAnsi="Consolas" w:cs="Times New Roman"/>
+          <w:color w:val="79C0FF"/>
+          <w:sz w:val="21"/>
+          <w:szCs w:val="21"/>
+          <w:lang w:bidi="ar-SA"/>
+        </w:rPr>
+        <w:t>i</w:t>
+      </w:r>
+      <w:r>
+        <w:rPr>
+          <w:rFonts w:ascii="Consolas" w:eastAsia="Times New Roman" w:hAnsi="Consolas" w:cs="Times New Roman"/>
+          <w:color w:val="E6EDF3"/>
+          <w:sz w:val="21"/>
+          <w:szCs w:val="21"/>
+          <w:lang w:bidi="ar-SA"/>
+        </w:rPr>
+        <w:t>][</w:t>
+      </w:r>
+      <w:r>
+        <w:rPr>
+          <w:rFonts w:ascii="Consolas" w:eastAsia="Times New Roman" w:hAnsi="Consolas" w:cs="Times New Roman"/>
+          <w:color w:val="A5D6FF"/>
+          <w:sz w:val="21"/>
+          <w:szCs w:val="21"/>
+          <w:lang w:bidi="ar-SA"/>
+        </w:rPr>
+        <w:t>"ping_medio"</w:t>
+      </w:r>
+      <w:r>
+        <w:rPr>
+          <w:rFonts w:ascii="Consolas" w:eastAsia="Times New Roman" w:hAnsi="Consolas" w:cs="Times New Roman"/>
+          <w:color w:val="E6EDF3"/>
+          <w:sz w:val="21"/>
+          <w:szCs w:val="21"/>
+          <w:lang w:bidi="ar-SA"/>
+        </w:rPr>
+        <w:t xml:space="preserve">] &lt; </w:t>
+      </w:r>
+      <w:r>
+        <w:rPr>
+          <w:rFonts w:ascii="Consolas" w:eastAsia="Times New Roman" w:hAnsi="Consolas" w:cs="Times New Roman"/>
+          <w:color w:val="79C0FF"/>
+          <w:sz w:val="21"/>
+          <w:szCs w:val="21"/>
+          <w:lang w:bidi="ar-SA"/>
+        </w:rPr>
+        <w:t>servidores</w:t>
+      </w:r>
+      <w:r>
+        <w:rPr>
+          <w:rFonts w:ascii="Consolas" w:eastAsia="Times New Roman" w:hAnsi="Consolas" w:cs="Times New Roman"/>
+          <w:color w:val="E6EDF3"/>
+          <w:sz w:val="21"/>
+          <w:szCs w:val="21"/>
+          <w:lang w:bidi="ar-SA"/>
+        </w:rPr>
+        <w:t>[</w:t>
+      </w:r>
+      <w:r>
+        <w:rPr>
+          <w:rFonts w:ascii="Consolas" w:eastAsia="Times New Roman" w:hAnsi="Consolas" w:cs="Times New Roman"/>
+          <w:color w:val="79C0FF"/>
+          <w:sz w:val="21"/>
+          <w:szCs w:val="21"/>
+          <w:lang w:bidi="ar-SA"/>
+        </w:rPr>
+        <w:t>i</w:t>
+      </w:r>
+      <w:r>
+        <w:rPr>
+          <w:rFonts w:ascii="Consolas" w:eastAsia="Times New Roman" w:hAnsi="Consolas" w:cs="Times New Roman"/>
+          <w:color w:val="E6EDF3"/>
+          <w:sz w:val="21"/>
+          <w:szCs w:val="21"/>
+          <w:lang w:bidi="ar-SA"/>
+        </w:rPr>
+        <w:t xml:space="preserve"> + </w:t>
+      </w:r>
+      <w:r>
+        <w:rPr>
+          <w:rFonts w:ascii="Consolas" w:eastAsia="Times New Roman" w:hAnsi="Consolas" w:cs="Times New Roman"/>
+          <w:color w:val="79C0FF"/>
+          <w:sz w:val="21"/>
+          <w:szCs w:val="21"/>
+          <w:lang w:bidi="ar-SA"/>
+        </w:rPr>
+        <w:t>1</w:t>
+      </w:r>
+      <w:r>
+        <w:rPr>
+          <w:rFonts w:ascii="Consolas" w:eastAsia="Times New Roman" w:hAnsi="Consolas" w:cs="Times New Roman"/>
+          <w:color w:val="E6EDF3"/>
+          <w:sz w:val="21"/>
+          <w:szCs w:val="21"/>
+          <w:lang w:bidi="ar-SA"/>
+        </w:rPr>
+        <w:t>][</w:t>
+      </w:r>
+      <w:r>
+        <w:rPr>
+          <w:rFonts w:ascii="Consolas" w:eastAsia="Times New Roman" w:hAnsi="Consolas" w:cs="Times New Roman"/>
+          <w:color w:val="A5D6FF"/>
+          <w:sz w:val="21"/>
+          <w:szCs w:val="21"/>
+          <w:lang w:bidi="ar-SA"/>
+        </w:rPr>
+        <w:t>"ping_medio"</w:t>
+      </w:r>
+      <w:r>
+        <w:rPr>
+          <w:rFonts w:ascii="Consolas" w:eastAsia="Times New Roman" w:hAnsi="Consolas" w:cs="Times New Roman"/>
+          <w:color w:val="E6EDF3"/>
+          <w:sz w:val="21"/>
+          <w:szCs w:val="21"/>
+          <w:lang w:bidi="ar-SA"/>
+        </w:rPr>
+        <w:t>]) {</w:t>
+      </w:r>
+    </w:p>
+    <w:p>
+      <w:pPr>
+        <w:shd w:val="clear" w:color="auto" w:fill="0D1117"/>
+        <w:spacing w:line="285" w:lineRule="atLeast"/>
+        <w:rPr>
+          <w:rFonts w:ascii="Consolas" w:eastAsia="Times New Roman" w:hAnsi="Consolas" w:cs="Times New Roman"/>
+          <w:color w:val="E6EDF3"/>
+          <w:sz w:val="21"/>
+          <w:szCs w:val="21"/>
+          <w:lang w:bidi="ar-SA"/>
+        </w:rPr>
+      </w:pPr>
+      <w:r>
+        <w:rPr>
+          <w:rFonts w:ascii="Consolas" w:eastAsia="Times New Roman" w:hAnsi="Consolas" w:cs="Times New Roman"/>
+          <w:color w:val="E6EDF3"/>
+          <w:sz w:val="21"/>
+          <w:szCs w:val="21"/>
+          <w:lang w:bidi="ar-SA"/>
+        </w:rPr>
+        <w:t xml:space="preserve">            </w:t>
+      </w:r>
+      <w:r>
+        <w:rPr>
+          <w:rFonts w:ascii="Consolas" w:eastAsia="Times New Roman" w:hAnsi="Consolas" w:cs="Times New Roman"/>
+          <w:color w:val="FF7B72"/>
+          <w:sz w:val="21"/>
+          <w:szCs w:val="21"/>
+          <w:lang w:bidi="ar-SA"/>
+        </w:rPr>
+        <w:t>var</w:t>
+      </w:r>
+      <w:r>
+        <w:rPr>
+          <w:rFonts w:ascii="Consolas" w:eastAsia="Times New Roman" w:hAnsi="Consolas" w:cs="Times New Roman"/>
+          <w:color w:val="E6EDF3"/>
+          <w:sz w:val="21"/>
+          <w:szCs w:val="21"/>
+          <w:lang w:bidi="ar-SA"/>
+        </w:rPr>
+        <w:t xml:space="preserve"> </w:t>
+      </w:r>
+      <w:r>
+        <w:rPr>
+          <w:rFonts w:ascii="Consolas" w:eastAsia="Times New Roman" w:hAnsi="Consolas" w:cs="Times New Roman"/>
+          <w:color w:val="FFA657"/>
+          <w:sz w:val="21"/>
+          <w:szCs w:val="21"/>
+          <w:lang w:bidi="ar-SA"/>
+        </w:rPr>
+        <w:t>temp</w:t>
+      </w:r>
+      <w:r>
+        <w:rPr>
+          <w:rFonts w:ascii="Consolas" w:eastAsia="Times New Roman" w:hAnsi="Consolas" w:cs="Times New Roman"/>
+          <w:color w:val="E6EDF3"/>
+          <w:sz w:val="21"/>
+          <w:szCs w:val="21"/>
+          <w:lang w:bidi="ar-SA"/>
+        </w:rPr>
+        <w:t xml:space="preserve"> = </w:t>
+      </w:r>
+      <w:r>
+        <w:rPr>
+          <w:rFonts w:ascii="Consolas" w:eastAsia="Times New Roman" w:hAnsi="Consolas" w:cs="Times New Roman"/>
+          <w:color w:val="79C0FF"/>
+          <w:sz w:val="21"/>
+          <w:szCs w:val="21"/>
+          <w:lang w:bidi="ar-SA"/>
+        </w:rPr>
+        <w:t>servidores</w:t>
+      </w:r>
+      <w:r>
+        <w:rPr>
+          <w:rFonts w:ascii="Consolas" w:eastAsia="Times New Roman" w:hAnsi="Consolas" w:cs="Times New Roman"/>
+          <w:color w:val="E6EDF3"/>
+          <w:sz w:val="21"/>
+          <w:szCs w:val="21"/>
+          <w:lang w:bidi="ar-SA"/>
+        </w:rPr>
+        <w:t>[</w:t>
+      </w:r>
+      <w:r>
+        <w:rPr>
+          <w:rFonts w:ascii="Consolas" w:eastAsia="Times New Roman" w:hAnsi="Consolas" w:cs="Times New Roman"/>
+          <w:color w:val="79C0FF"/>
+          <w:sz w:val="21"/>
+          <w:szCs w:val="21"/>
+          <w:lang w:bidi="ar-SA"/>
+        </w:rPr>
+        <w:t>i</w:t>
+      </w:r>
+      <w:r>
+        <w:rPr>
+          <w:rFonts w:ascii="Consolas" w:eastAsia="Times New Roman" w:hAnsi="Consolas" w:cs="Times New Roman"/>
+          <w:color w:val="E6EDF3"/>
+          <w:sz w:val="21"/>
+          <w:szCs w:val="21"/>
+          <w:lang w:bidi="ar-SA"/>
+        </w:rPr>
+        <w:t>]</w:t>
+      </w:r>
+    </w:p>
+    <w:p>
+      <w:pPr>
+        <w:shd w:val="clear" w:color="auto" w:fill="0D1117"/>
+        <w:spacing w:line="285" w:lineRule="atLeast"/>
+        <w:rPr>
+          <w:rFonts w:ascii="Consolas" w:eastAsia="Times New Roman" w:hAnsi="Consolas" w:cs="Times New Roman"/>
+          <w:color w:val="E6EDF3"/>
+          <w:sz w:val="21"/>
+          <w:szCs w:val="21"/>
+          <w:lang w:bidi="ar-SA"/>
+        </w:rPr>
+      </w:pPr>
+      <w:r>
+        <w:rPr>
+          <w:rFonts w:ascii="Consolas" w:eastAsia="Times New Roman" w:hAnsi="Consolas" w:cs="Times New Roman"/>
+          <w:color w:val="E6EDF3"/>
+          <w:sz w:val="21"/>
+          <w:szCs w:val="21"/>
+          <w:lang w:bidi="ar-SA"/>
+        </w:rPr>
+        <w:t xml:space="preserve">            </w:t>
+      </w:r>
+      <w:r>
+        <w:rPr>
+          <w:rFonts w:ascii="Consolas" w:eastAsia="Times New Roman" w:hAnsi="Consolas" w:cs="Times New Roman"/>
+          <w:color w:val="79C0FF"/>
+          <w:sz w:val="21"/>
+          <w:szCs w:val="21"/>
+          <w:lang w:bidi="ar-SA"/>
+        </w:rPr>
+        <w:t>servidores</w:t>
+      </w:r>
+      <w:r>
+        <w:rPr>
+          <w:rFonts w:ascii="Consolas" w:eastAsia="Times New Roman" w:hAnsi="Consolas" w:cs="Times New Roman"/>
+          <w:color w:val="E6EDF3"/>
+          <w:sz w:val="21"/>
+          <w:szCs w:val="21"/>
+          <w:lang w:bidi="ar-SA"/>
+        </w:rPr>
+        <w:t>[</w:t>
+      </w:r>
+      <w:r>
+        <w:rPr>
+          <w:rFonts w:ascii="Consolas" w:eastAsia="Times New Roman" w:hAnsi="Consolas" w:cs="Times New Roman"/>
+          <w:color w:val="79C0FF"/>
+          <w:sz w:val="21"/>
+          <w:szCs w:val="21"/>
+          <w:lang w:bidi="ar-SA"/>
+        </w:rPr>
+        <w:t>i</w:t>
+      </w:r>
+      <w:r>
+        <w:rPr>
+          <w:rFonts w:ascii="Consolas" w:eastAsia="Times New Roman" w:hAnsi="Consolas" w:cs="Times New Roman"/>
+          <w:color w:val="E6EDF3"/>
+          <w:sz w:val="21"/>
+          <w:szCs w:val="21"/>
+          <w:lang w:bidi="ar-SA"/>
+        </w:rPr>
+        <w:t xml:space="preserve">] = </w:t>
+      </w:r>
+      <w:r>
+        <w:rPr>
+          <w:rFonts w:ascii="Consolas" w:eastAsia="Times New Roman" w:hAnsi="Consolas" w:cs="Times New Roman"/>
+          <w:color w:val="79C0FF"/>
+          <w:sz w:val="21"/>
+          <w:szCs w:val="21"/>
+          <w:lang w:bidi="ar-SA"/>
+        </w:rPr>
+        <w:t>servidores</w:t>
+      </w:r>
+      <w:r>
+        <w:rPr>
+          <w:rFonts w:ascii="Consolas" w:eastAsia="Times New Roman" w:hAnsi="Consolas" w:cs="Times New Roman"/>
+          <w:color w:val="E6EDF3"/>
+          <w:sz w:val="21"/>
+          <w:szCs w:val="21"/>
+          <w:lang w:bidi="ar-SA"/>
+        </w:rPr>
+        <w:t>[</w:t>
+      </w:r>
+      <w:r>
+        <w:rPr>
+          <w:rFonts w:ascii="Consolas" w:eastAsia="Times New Roman" w:hAnsi="Consolas" w:cs="Times New Roman"/>
+          <w:color w:val="79C0FF"/>
+          <w:sz w:val="21"/>
+          <w:szCs w:val="21"/>
+          <w:lang w:bidi="ar-SA"/>
+        </w:rPr>
+        <w:t>i</w:t>
+      </w:r>
+      <w:r>
+        <w:rPr>
+          <w:rFonts w:ascii="Consolas" w:eastAsia="Times New Roman" w:hAnsi="Consolas" w:cs="Times New Roman"/>
+          <w:color w:val="E6EDF3"/>
+          <w:sz w:val="21"/>
+          <w:szCs w:val="21"/>
+          <w:lang w:bidi="ar-SA"/>
+        </w:rPr>
+        <w:t xml:space="preserve"> + </w:t>
+      </w:r>
+      <w:r>
+        <w:rPr>
+          <w:rFonts w:ascii="Consolas" w:eastAsia="Times New Roman" w:hAnsi="Consolas" w:cs="Times New Roman"/>
+          <w:color w:val="79C0FF"/>
+          <w:sz w:val="21"/>
+          <w:szCs w:val="21"/>
+          <w:lang w:bidi="ar-SA"/>
+        </w:rPr>
+        <w:t>1</w:t>
+      </w:r>
+      <w:r>
+        <w:rPr>
+          <w:rFonts w:ascii="Consolas" w:eastAsia="Times New Roman" w:hAnsi="Consolas" w:cs="Times New Roman"/>
+          <w:color w:val="E6EDF3"/>
+          <w:sz w:val="21"/>
+          <w:szCs w:val="21"/>
+          <w:lang w:bidi="ar-SA"/>
+        </w:rPr>
+        <w:t>]</w:t>
+      </w:r>
+    </w:p>
+    <w:p>
+      <w:pPr>
+        <w:shd w:val="clear" w:color="auto" w:fill="0D1117"/>
+        <w:spacing w:line="285" w:lineRule="atLeast"/>
+        <w:rPr>
+          <w:rFonts w:ascii="Consolas" w:eastAsia="Times New Roman" w:hAnsi="Consolas" w:cs="Times New Roman"/>
+          <w:color w:val="E6EDF3"/>
+          <w:sz w:val="21"/>
+          <w:szCs w:val="21"/>
+          <w:lang w:bidi="ar-SA"/>
+        </w:rPr>
+      </w:pPr>
+      <w:r>
+        <w:rPr>
+          <w:rFonts w:ascii="Consolas" w:eastAsia="Times New Roman" w:hAnsi="Consolas" w:cs="Times New Roman"/>
+          <w:color w:val="E6EDF3"/>
+          <w:sz w:val="21"/>
+          <w:szCs w:val="21"/>
+          <w:lang w:bidi="ar-SA"/>
+        </w:rPr>
+        <w:t xml:space="preserve">            </w:t>
+      </w:r>
+      <w:r>
+        <w:rPr>
+          <w:rFonts w:ascii="Consolas" w:eastAsia="Times New Roman" w:hAnsi="Consolas" w:cs="Times New Roman"/>
+          <w:color w:val="79C0FF"/>
+          <w:sz w:val="21"/>
+          <w:szCs w:val="21"/>
+          <w:lang w:bidi="ar-SA"/>
+        </w:rPr>
+        <w:t>servidores</w:t>
+      </w:r>
+      <w:r>
+        <w:rPr>
+          <w:rFonts w:ascii="Consolas" w:eastAsia="Times New Roman" w:hAnsi="Consolas" w:cs="Times New Roman"/>
+          <w:color w:val="E6EDF3"/>
+          <w:sz w:val="21"/>
+          <w:szCs w:val="21"/>
+          <w:lang w:bidi="ar-SA"/>
+        </w:rPr>
+        <w:t>[</w:t>
+      </w:r>
+      <w:r>
+        <w:rPr>
+          <w:rFonts w:ascii="Consolas" w:eastAsia="Times New Roman" w:hAnsi="Consolas" w:cs="Times New Roman"/>
+          <w:color w:val="79C0FF"/>
+          <w:sz w:val="21"/>
+          <w:szCs w:val="21"/>
+          <w:lang w:bidi="ar-SA"/>
+        </w:rPr>
+        <w:t>i</w:t>
+      </w:r>
+      <w:r>
+        <w:rPr>
+          <w:rFonts w:ascii="Consolas" w:eastAsia="Times New Roman" w:hAnsi="Consolas" w:cs="Times New Roman"/>
+          <w:color w:val="E6EDF3"/>
+          <w:sz w:val="21"/>
+          <w:szCs w:val="21"/>
+          <w:lang w:bidi="ar-SA"/>
+        </w:rPr>
+        <w:t xml:space="preserve"> + </w:t>
+      </w:r>
+      <w:r>
+        <w:rPr>
+          <w:rFonts w:ascii="Consolas" w:eastAsia="Times New Roman" w:hAnsi="Consolas" w:cs="Times New Roman"/>
+          <w:color w:val="79C0FF"/>
+          <w:sz w:val="21"/>
+          <w:szCs w:val="21"/>
+          <w:lang w:bidi="ar-SA"/>
+        </w:rPr>
+        <w:t>1</w:t>
+      </w:r>
+      <w:r>
+        <w:rPr>
+          <w:rFonts w:ascii="Consolas" w:eastAsia="Times New Roman" w:hAnsi="Consolas" w:cs="Times New Roman"/>
+          <w:color w:val="E6EDF3"/>
+          <w:sz w:val="21"/>
+          <w:szCs w:val="21"/>
+          <w:lang w:bidi="ar-SA"/>
+        </w:rPr>
+        <w:t xml:space="preserve">] = </w:t>
+      </w:r>
+      <w:r>
+        <w:rPr>
+          <w:rFonts w:ascii="Consolas" w:eastAsia="Times New Roman" w:hAnsi="Consolas" w:cs="Times New Roman"/>
+          <w:color w:val="79C0FF"/>
+          <w:sz w:val="21"/>
+          <w:szCs w:val="21"/>
+          <w:lang w:bidi="ar-SA"/>
+        </w:rPr>
+        <w:t>temp</w:t>
+      </w:r>
+    </w:p>
+    <w:p>
+      <w:pPr>
+        <w:shd w:val="clear" w:color="auto" w:fill="0D1117"/>
+        <w:spacing w:line="285" w:lineRule="atLeast"/>
+        <w:rPr>
+          <w:rFonts w:ascii="Consolas" w:eastAsia="Times New Roman" w:hAnsi="Consolas" w:cs="Times New Roman"/>
+          <w:color w:val="E6EDF3"/>
+          <w:sz w:val="21"/>
+          <w:szCs w:val="21"/>
+          <w:lang w:bidi="ar-SA"/>
+        </w:rPr>
+      </w:pPr>
+      <w:r>
+        <w:rPr>
+          <w:rFonts w:ascii="Consolas" w:eastAsia="Times New Roman" w:hAnsi="Consolas" w:cs="Times New Roman"/>
+          <w:color w:val="E6EDF3"/>
+          <w:sz w:val="21"/>
+          <w:szCs w:val="21"/>
+          <w:lang w:bidi="ar-SA"/>
+        </w:rPr>
+        <w:t xml:space="preserve">            </w:t>
+      </w:r>
+      <w:r>
+        <w:rPr>
+          <w:rFonts w:ascii="Consolas" w:eastAsia="Times New Roman" w:hAnsi="Consolas" w:cs="Times New Roman"/>
+          <w:color w:val="FFA657"/>
+          <w:sz w:val="21"/>
+          <w:szCs w:val="21"/>
+          <w:lang w:bidi="ar-SA"/>
+        </w:rPr>
+        <w:t>_esta_ordenado</w:t>
+      </w:r>
+      <w:r>
+        <w:rPr>
+          <w:rFonts w:ascii="Consolas" w:eastAsia="Times New Roman" w:hAnsi="Consolas" w:cs="Times New Roman"/>
+          <w:color w:val="E6EDF3"/>
+          <w:sz w:val="21"/>
+          <w:szCs w:val="21"/>
+          <w:lang w:bidi="ar-SA"/>
+        </w:rPr>
+        <w:t xml:space="preserve"> = </w:t>
+      </w:r>
+      <w:r>
+        <w:rPr>
+          <w:rFonts w:ascii="Consolas" w:eastAsia="Times New Roman" w:hAnsi="Consolas" w:cs="Times New Roman"/>
+          <w:color w:val="79C0FF"/>
+          <w:sz w:val="21"/>
+          <w:szCs w:val="21"/>
+          <w:lang w:bidi="ar-SA"/>
+        </w:rPr>
+        <w:t>falso</w:t>
+      </w:r>
+    </w:p>
+    <w:p>
+      <w:pPr>
+        <w:shd w:val="clear" w:color="auto" w:fill="0D1117"/>
+        <w:spacing w:line="285" w:lineRule="atLeast"/>
+        <w:rPr>
+          <w:rFonts w:ascii="Consolas" w:eastAsia="Times New Roman" w:hAnsi="Consolas" w:cs="Times New Roman"/>
+          <w:color w:val="E6EDF3"/>
+          <w:sz w:val="21"/>
+          <w:szCs w:val="21"/>
+          <w:lang w:bidi="ar-SA"/>
+        </w:rPr>
+      </w:pPr>
+      <w:r>
+        <w:rPr>
+          <w:rFonts w:ascii="Consolas" w:eastAsia="Times New Roman" w:hAnsi="Consolas" w:cs="Times New Roman"/>
+          <w:color w:val="E6EDF3"/>
+          <w:sz w:val="21"/>
+          <w:szCs w:val="21"/>
+          <w:lang w:bidi="ar-SA"/>
+        </w:rPr>
+        <w:t>        }</w:t>
+      </w:r>
+    </w:p>
+    <w:p>
+      <w:pPr>
+        <w:shd w:val="clear" w:color="auto" w:fill="0D1117"/>
+        <w:spacing w:line="285" w:lineRule="atLeast"/>
+        <w:rPr>
+          <w:rFonts w:ascii="Consolas" w:eastAsia="Times New Roman" w:hAnsi="Consolas" w:cs="Times New Roman"/>
+          <w:color w:val="E6EDF3"/>
+          <w:sz w:val="21"/>
+          <w:szCs w:val="21"/>
+          <w:lang w:bidi="ar-SA"/>
+        </w:rPr>
+      </w:pPr>
+      <w:r>
+        <w:rPr>
+          <w:rFonts w:ascii="Consolas" w:eastAsia="Times New Roman" w:hAnsi="Consolas" w:cs="Times New Roman"/>
+          <w:color w:val="E6EDF3"/>
+          <w:sz w:val="21"/>
+          <w:szCs w:val="21"/>
+          <w:lang w:bidi="ar-SA"/>
+        </w:rPr>
+        <w:t>    }</w:t>
+      </w:r>
+    </w:p>
+    <w:p>
+      <w:pPr>
+        <w:shd w:val="clear" w:color="auto" w:fill="0D1117"/>
+        <w:spacing w:line="285" w:lineRule="atLeast"/>
+        <w:rPr>
+          <w:rFonts w:ascii="Consolas" w:eastAsia="Times New Roman" w:hAnsi="Consolas" w:cs="Times New Roman"/>
+          <w:color w:val="E6EDF3"/>
+          <w:sz w:val="21"/>
+          <w:szCs w:val="21"/>
+          <w:lang w:bidi="ar-SA"/>
+        </w:rPr>
+      </w:pPr>
+      <w:r>
+        <w:rPr>
+          <w:rFonts w:ascii="Consolas" w:eastAsia="Times New Roman" w:hAnsi="Consolas" w:cs="Times New Roman"/>
+          <w:color w:val="E6EDF3"/>
+          <w:sz w:val="21"/>
+          <w:szCs w:val="21"/>
+          <w:lang w:bidi="ar-SA"/>
+        </w:rPr>
+        <w:t>}</w:t>
+      </w:r>
+    </w:p>
+    <w:p>
+      <w:pPr>
+        <w:shd w:val="clear" w:color="auto" w:fill="0D1117"/>
+        <w:spacing w:line="285" w:lineRule="atLeast"/>
+        <w:rPr>
+          <w:rFonts w:ascii="Consolas" w:eastAsia="Times New Roman" w:hAnsi="Consolas" w:cs="Times New Roman"/>
+          <w:color w:val="E6EDF3"/>
+          <w:sz w:val="21"/>
+          <w:szCs w:val="21"/>
+          <w:lang w:bidi="ar-SA"/>
+        </w:rPr>
+      </w:pPr>
+      <w:r>
+        <w:rPr>
+          <w:rFonts w:ascii="Consolas" w:eastAsia="Times New Roman" w:hAnsi="Consolas" w:cs="Times New Roman"/>
+          <w:color w:val="8B949E"/>
+          <w:sz w:val="21"/>
+          <w:szCs w:val="21"/>
+          <w:lang w:bidi="ar-SA"/>
+        </w:rPr>
+        <w:t>// Exibição do resultado final</w:t>
+      </w:r>
+    </w:p>
+    <w:p>
+      <w:pPr>
+        <w:shd w:val="clear" w:color="auto" w:fill="0D1117"/>
+        <w:spacing w:line="285" w:lineRule="atLeast"/>
+        <w:rPr>
+          <w:rFonts w:ascii="Consolas" w:eastAsia="Times New Roman" w:hAnsi="Consolas" w:cs="Times New Roman"/>
+          <w:color w:val="E6EDF3"/>
+          <w:sz w:val="21"/>
+          <w:szCs w:val="21"/>
+          <w:lang w:bidi="ar-SA"/>
+        </w:rPr>
+      </w:pPr>
+      <w:r>
+        <w:rPr>
+          <w:rFonts w:ascii="Consolas" w:eastAsia="Times New Roman" w:hAnsi="Consolas" w:cs="Times New Roman"/>
+          <w:color w:val="FF7B72"/>
+          <w:sz w:val="21"/>
+          <w:szCs w:val="21"/>
+          <w:lang w:bidi="ar-SA"/>
+        </w:rPr>
+        <w:t>escreva</w:t>
+      </w:r>
+      <w:r>
+        <w:rPr>
+          <w:rFonts w:ascii="Consolas" w:eastAsia="Times New Roman" w:hAnsi="Consolas" w:cs="Times New Roman"/>
+          <w:color w:val="E6EDF3"/>
+          <w:sz w:val="21"/>
+          <w:szCs w:val="21"/>
+          <w:lang w:bidi="ar-SA"/>
+        </w:rPr>
+        <w:t>(</w:t>
+      </w:r>
+      <w:r>
+        <w:rPr>
+          <w:rFonts w:ascii="Consolas" w:eastAsia="Times New Roman" w:hAnsi="Consolas" w:cs="Times New Roman"/>
+          <w:color w:val="A5D6FF"/>
+          <w:sz w:val="21"/>
+          <w:szCs w:val="21"/>
+          <w:lang w:bidi="ar-SA"/>
+        </w:rPr>
+        <w:t>"</w:t>
+      </w:r>
+      <w:r>
+        <w:rPr>
+          <w:rFonts w:ascii="Consolas" w:eastAsia="Times New Roman" w:hAnsi="Consolas" w:cs="Times New Roman"/>
+          <w:color w:val="FF7B72"/>
+          <w:sz w:val="21"/>
+          <w:szCs w:val="21"/>
+          <w:lang w:bidi="ar-SA"/>
+        </w:rPr>
+        <w:t>\n</w:t>
+      </w:r>
+      <w:r>
+        <w:rPr>
+          <w:rFonts w:ascii="Consolas" w:eastAsia="Times New Roman" w:hAnsi="Consolas" w:cs="Times New Roman"/>
+          <w:color w:val="A5D6FF"/>
+          <w:sz w:val="21"/>
+          <w:szCs w:val="21"/>
+          <w:lang w:bidi="ar-SA"/>
+        </w:rPr>
+        <w:t>---- Lista de Servidores Cadastrados ----"</w:t>
+      </w:r>
+      <w:r>
+        <w:rPr>
+          <w:rFonts w:ascii="Consolas" w:eastAsia="Times New Roman" w:hAnsi="Consolas" w:cs="Times New Roman"/>
+          <w:color w:val="E6EDF3"/>
+          <w:sz w:val="21"/>
+          <w:szCs w:val="21"/>
+          <w:lang w:bidi="ar-SA"/>
+        </w:rPr>
+        <w:t>)</w:t>
+      </w:r>
+    </w:p>
+    <w:p>
+      <w:pPr>
+        <w:shd w:val="clear" w:color="auto" w:fill="0D1117"/>
+        <w:spacing w:line="285" w:lineRule="atLeast"/>
+        <w:rPr>
+          <w:rFonts w:ascii="Consolas" w:eastAsia="Times New Roman" w:hAnsi="Consolas" w:cs="Times New Roman"/>
+          <w:color w:val="E6EDF3"/>
+          <w:sz w:val="21"/>
+          <w:szCs w:val="21"/>
+          <w:lang w:bidi="ar-SA"/>
+        </w:rPr>
+      </w:pPr>
+      <w:r>
+        <w:rPr>
+          <w:rFonts w:ascii="Consolas" w:eastAsia="Times New Roman" w:hAnsi="Consolas" w:cs="Times New Roman"/>
+          <w:color w:val="FF7B72"/>
+          <w:sz w:val="21"/>
+          <w:szCs w:val="21"/>
+          <w:lang w:bidi="ar-SA"/>
+        </w:rPr>
+        <w:t>escreva</w:t>
+      </w:r>
+      <w:r>
+        <w:rPr>
+          <w:rFonts w:ascii="Consolas" w:eastAsia="Times New Roman" w:hAnsi="Consolas" w:cs="Times New Roman"/>
+          <w:color w:val="E6EDF3"/>
+          <w:sz w:val="21"/>
+          <w:szCs w:val="21"/>
+          <w:lang w:bidi="ar-SA"/>
+        </w:rPr>
+        <w:t>(</w:t>
+      </w:r>
+      <w:r>
+        <w:rPr>
+          <w:rFonts w:ascii="Consolas" w:eastAsia="Times New Roman" w:hAnsi="Consolas" w:cs="Times New Roman"/>
+          <w:color w:val="A5D6FF"/>
+          <w:sz w:val="21"/>
+          <w:szCs w:val="21"/>
+          <w:lang w:bidi="ar-SA"/>
+        </w:rPr>
+        <w:t>"</w:t>
+      </w:r>
+      <w:r>
+        <w:rPr>
+          <w:rFonts w:ascii="Consolas" w:eastAsia="Times New Roman" w:hAnsi="Consolas" w:cs="Times New Roman"/>
+          <w:color w:val="FF7B72"/>
+          <w:sz w:val="21"/>
+          <w:szCs w:val="21"/>
+          <w:lang w:bidi="ar-SA"/>
+        </w:rPr>
+        <w:t>\n</w:t>
+      </w:r>
+      <w:r>
+        <w:rPr>
+          <w:rFonts w:ascii="Consolas" w:eastAsia="Times New Roman" w:hAnsi="Consolas" w:cs="Times New Roman"/>
+          <w:color w:val="A5D6FF"/>
+          <w:sz w:val="21"/>
+          <w:szCs w:val="21"/>
+          <w:lang w:bidi="ar-SA"/>
+        </w:rPr>
+        <w:t>Servidores em alerta (ping médio &gt;= 100ms):"</w:t>
+      </w:r>
+      <w:r>
+        <w:rPr>
+          <w:rFonts w:ascii="Consolas" w:eastAsia="Times New Roman" w:hAnsi="Consolas" w:cs="Times New Roman"/>
+          <w:color w:val="E6EDF3"/>
+          <w:sz w:val="21"/>
+          <w:szCs w:val="21"/>
+          <w:lang w:bidi="ar-SA"/>
+        </w:rPr>
+        <w:t>)</w:t>
+      </w:r>
+    </w:p>
+    <w:p>
+      <w:pPr>
+        <w:shd w:val="clear" w:color="auto" w:fill="0D1117"/>
+        <w:spacing w:line="285" w:lineRule="atLeast"/>
+        <w:rPr>
+          <w:rFonts w:ascii="Consolas" w:eastAsia="Times New Roman" w:hAnsi="Consolas" w:cs="Times New Roman"/>
+          <w:color w:val="E6EDF3"/>
+          <w:sz w:val="21"/>
+          <w:szCs w:val="21"/>
+          <w:lang w:bidi="ar-SA"/>
+        </w:rPr>
+      </w:pPr>
+      <w:r>
+        <w:rPr>
+          <w:rFonts w:ascii="Consolas" w:eastAsia="Times New Roman" w:hAnsi="Consolas" w:cs="Times New Roman"/>
+          <w:color w:val="FF7B72"/>
+          <w:sz w:val="21"/>
+          <w:szCs w:val="21"/>
+          <w:lang w:bidi="ar-SA"/>
+        </w:rPr>
+        <w:t>para</w:t>
+      </w:r>
+      <w:r>
+        <w:rPr>
+          <w:rFonts w:ascii="Consolas" w:eastAsia="Times New Roman" w:hAnsi="Consolas" w:cs="Times New Roman"/>
+          <w:color w:val="E6EDF3"/>
+          <w:sz w:val="21"/>
+          <w:szCs w:val="21"/>
+          <w:lang w:bidi="ar-SA"/>
+        </w:rPr>
+        <w:t xml:space="preserve"> </w:t>
+      </w:r>
+      <w:r>
+        <w:rPr>
+          <w:rFonts w:ascii="Consolas" w:eastAsia="Times New Roman" w:hAnsi="Consolas" w:cs="Times New Roman"/>
+          <w:color w:val="FF7B72"/>
+          <w:sz w:val="21"/>
+          <w:szCs w:val="21"/>
+          <w:lang w:bidi="ar-SA"/>
+        </w:rPr>
+        <w:t>var</w:t>
+      </w:r>
+      <w:r>
+        <w:rPr>
+          <w:rFonts w:ascii="Consolas" w:eastAsia="Times New Roman" w:hAnsi="Consolas" w:cs="Times New Roman"/>
+          <w:color w:val="E6EDF3"/>
+          <w:sz w:val="21"/>
+          <w:szCs w:val="21"/>
+          <w:lang w:bidi="ar-SA"/>
+        </w:rPr>
+        <w:t xml:space="preserve"> </w:t>
+      </w:r>
+      <w:r>
+        <w:rPr>
+          <w:rFonts w:ascii="Consolas" w:eastAsia="Times New Roman" w:hAnsi="Consolas" w:cs="Times New Roman"/>
+          <w:color w:val="FFA657"/>
+          <w:sz w:val="21"/>
+          <w:szCs w:val="21"/>
+          <w:lang w:bidi="ar-SA"/>
+        </w:rPr>
+        <w:t>i</w:t>
+      </w:r>
+      <w:r>
+        <w:rPr>
+          <w:rFonts w:ascii="Consolas" w:eastAsia="Times New Roman" w:hAnsi="Consolas" w:cs="Times New Roman"/>
+          <w:color w:val="E6EDF3"/>
+          <w:sz w:val="21"/>
+          <w:szCs w:val="21"/>
+          <w:lang w:bidi="ar-SA"/>
+        </w:rPr>
+        <w:t xml:space="preserve"> = </w:t>
+      </w:r>
+      <w:r>
+        <w:rPr>
+          <w:rFonts w:ascii="Consolas" w:eastAsia="Times New Roman" w:hAnsi="Consolas" w:cs="Times New Roman"/>
+          <w:color w:val="79C0FF"/>
+          <w:sz w:val="21"/>
+          <w:szCs w:val="21"/>
+          <w:lang w:bidi="ar-SA"/>
+        </w:rPr>
+        <w:t>0</w:t>
+      </w:r>
+      <w:r>
+        <w:rPr>
+          <w:rFonts w:ascii="Consolas" w:eastAsia="Times New Roman" w:hAnsi="Consolas" w:cs="Times New Roman"/>
+          <w:color w:val="E6EDF3"/>
+          <w:sz w:val="21"/>
+          <w:szCs w:val="21"/>
+          <w:lang w:bidi="ar-SA"/>
+        </w:rPr>
+        <w:t xml:space="preserve">; </w:t>
+      </w:r>
+      <w:r>
+        <w:rPr>
+          <w:rFonts w:ascii="Consolas" w:eastAsia="Times New Roman" w:hAnsi="Consolas" w:cs="Times New Roman"/>
+          <w:color w:val="79C0FF"/>
+          <w:sz w:val="21"/>
+          <w:szCs w:val="21"/>
+          <w:lang w:bidi="ar-SA"/>
+        </w:rPr>
+        <w:t>i</w:t>
+      </w:r>
+      <w:r>
+        <w:rPr>
+          <w:rFonts w:ascii="Consolas" w:eastAsia="Times New Roman" w:hAnsi="Consolas" w:cs="Times New Roman"/>
+          <w:color w:val="E6EDF3"/>
+          <w:sz w:val="21"/>
+          <w:szCs w:val="21"/>
+          <w:lang w:bidi="ar-SA"/>
+        </w:rPr>
+        <w:t xml:space="preserve"> &lt; </w:t>
+      </w:r>
+      <w:r>
+        <w:rPr>
+          <w:rFonts w:ascii="Consolas" w:eastAsia="Times New Roman" w:hAnsi="Consolas" w:cs="Times New Roman"/>
+          <w:color w:val="79C0FF"/>
+          <w:sz w:val="21"/>
+          <w:szCs w:val="21"/>
+          <w:lang w:bidi="ar-SA"/>
+        </w:rPr>
+        <w:t>servidores</w:t>
+      </w:r>
+      <w:r>
+        <w:rPr>
+          <w:rFonts w:ascii="Consolas" w:eastAsia="Times New Roman" w:hAnsi="Consolas" w:cs="Times New Roman"/>
+          <w:color w:val="E6EDF3"/>
+          <w:sz w:val="21"/>
+          <w:szCs w:val="21"/>
+          <w:lang w:bidi="ar-SA"/>
+        </w:rPr>
+        <w:t>.</w:t>
+      </w:r>
+      <w:r>
+        <w:rPr>
+          <w:rFonts w:ascii="Consolas" w:eastAsia="Times New Roman" w:hAnsi="Consolas" w:cs="Times New Roman"/>
+          <w:color w:val="FF7B72"/>
+          <w:sz w:val="21"/>
+          <w:szCs w:val="21"/>
+          <w:lang w:bidi="ar-SA"/>
+        </w:rPr>
+        <w:t>tamanho</w:t>
+      </w:r>
+      <w:r>
+        <w:rPr>
+          <w:rFonts w:ascii="Consolas" w:eastAsia="Times New Roman" w:hAnsi="Consolas" w:cs="Times New Roman"/>
+          <w:color w:val="E6EDF3"/>
+          <w:sz w:val="21"/>
+          <w:szCs w:val="21"/>
+          <w:lang w:bidi="ar-SA"/>
+        </w:rPr>
+        <w:t xml:space="preserve">(); </w:t>
+      </w:r>
+      <w:r>
+        <w:rPr>
+          <w:rFonts w:ascii="Consolas" w:eastAsia="Times New Roman" w:hAnsi="Consolas" w:cs="Times New Roman"/>
+          <w:color w:val="FFA657"/>
+          <w:sz w:val="21"/>
+          <w:szCs w:val="21"/>
+          <w:lang w:bidi="ar-SA"/>
+        </w:rPr>
+        <w:t>i</w:t>
+      </w:r>
+      <w:r>
+        <w:rPr>
+          <w:rFonts w:ascii="Consolas" w:eastAsia="Times New Roman" w:hAnsi="Consolas" w:cs="Times New Roman"/>
+          <w:color w:val="E6EDF3"/>
+          <w:sz w:val="21"/>
+          <w:szCs w:val="21"/>
+          <w:lang w:bidi="ar-SA"/>
+        </w:rPr>
+        <w:t xml:space="preserve"> = </w:t>
+      </w:r>
+      <w:r>
+        <w:rPr>
+          <w:rFonts w:ascii="Consolas" w:eastAsia="Times New Roman" w:hAnsi="Consolas" w:cs="Times New Roman"/>
+          <w:color w:val="79C0FF"/>
+          <w:sz w:val="21"/>
+          <w:szCs w:val="21"/>
+          <w:lang w:bidi="ar-SA"/>
+        </w:rPr>
+        <w:t>i</w:t>
+      </w:r>
+      <w:r>
+        <w:rPr>
+          <w:rFonts w:ascii="Consolas" w:eastAsia="Times New Roman" w:hAnsi="Consolas" w:cs="Times New Roman"/>
+          <w:color w:val="E6EDF3"/>
+          <w:sz w:val="21"/>
+          <w:szCs w:val="21"/>
+          <w:lang w:bidi="ar-SA"/>
+        </w:rPr>
+        <w:t xml:space="preserve"> + </w:t>
+      </w:r>
+      <w:r>
+        <w:rPr>
+          <w:rFonts w:ascii="Consolas" w:eastAsia="Times New Roman" w:hAnsi="Consolas" w:cs="Times New Roman"/>
+          <w:color w:val="79C0FF"/>
+          <w:sz w:val="21"/>
+          <w:szCs w:val="21"/>
+          <w:lang w:bidi="ar-SA"/>
+        </w:rPr>
+        <w:t>1</w:t>
+      </w:r>
+      <w:r>
+        <w:rPr>
+          <w:rFonts w:ascii="Consolas" w:eastAsia="Times New Roman" w:hAnsi="Consolas" w:cs="Times New Roman"/>
+          <w:color w:val="E6EDF3"/>
+          <w:sz w:val="21"/>
+          <w:szCs w:val="21"/>
+          <w:lang w:bidi="ar-SA"/>
+        </w:rPr>
+        <w:t xml:space="preserve"> {</w:t>
+      </w:r>
+    </w:p>
+    <w:p>
+      <w:pPr>
+        <w:shd w:val="clear" w:color="auto" w:fill="0D1117"/>
+        <w:spacing w:line="285" w:lineRule="atLeast"/>
+        <w:rPr>
+          <w:rFonts w:ascii="Consolas" w:eastAsia="Times New Roman" w:hAnsi="Consolas" w:cs="Times New Roman"/>
+          <w:color w:val="E6EDF3"/>
+          <w:sz w:val="21"/>
+          <w:szCs w:val="21"/>
+          <w:lang w:bidi="ar-SA"/>
+        </w:rPr>
+      </w:pPr>
+      <w:r>
+        <w:rPr>
+          <w:rFonts w:ascii="Consolas" w:eastAsia="Times New Roman" w:hAnsi="Consolas" w:cs="Times New Roman"/>
+          <w:color w:val="E6EDF3"/>
+          <w:sz w:val="21"/>
+          <w:szCs w:val="21"/>
+          <w:lang w:bidi="ar-SA"/>
+        </w:rPr>
+        <w:t xml:space="preserve">    </w:t>
+      </w:r>
+      <w:r>
+        <w:rPr>
+          <w:rFonts w:ascii="Consolas" w:eastAsia="Times New Roman" w:hAnsi="Consolas" w:cs="Times New Roman"/>
+          <w:color w:val="FF7B72"/>
+          <w:sz w:val="21"/>
+          <w:szCs w:val="21"/>
+          <w:lang w:bidi="ar-SA"/>
+        </w:rPr>
+        <w:t>se</w:t>
+      </w:r>
+      <w:r>
+        <w:rPr>
+          <w:rFonts w:ascii="Consolas" w:eastAsia="Times New Roman" w:hAnsi="Consolas" w:cs="Times New Roman"/>
+          <w:color w:val="E6EDF3"/>
+          <w:sz w:val="21"/>
+          <w:szCs w:val="21"/>
+          <w:lang w:bidi="ar-SA"/>
+        </w:rPr>
+        <w:t xml:space="preserve"> (</w:t>
+      </w:r>
+      <w:r>
+        <w:rPr>
+          <w:rFonts w:ascii="Consolas" w:eastAsia="Times New Roman" w:hAnsi="Consolas" w:cs="Times New Roman"/>
+          <w:color w:val="79C0FF"/>
+          <w:sz w:val="21"/>
+          <w:szCs w:val="21"/>
+          <w:lang w:bidi="ar-SA"/>
+        </w:rPr>
+        <w:t>servidores</w:t>
+      </w:r>
+      <w:r>
+        <w:rPr>
+          <w:rFonts w:ascii="Consolas" w:eastAsia="Times New Roman" w:hAnsi="Consolas" w:cs="Times New Roman"/>
+          <w:color w:val="E6EDF3"/>
+          <w:sz w:val="21"/>
+          <w:szCs w:val="21"/>
+          <w:lang w:bidi="ar-SA"/>
+        </w:rPr>
+        <w:t>[</w:t>
+      </w:r>
+      <w:r>
+        <w:rPr>
+          <w:rFonts w:ascii="Consolas" w:eastAsia="Times New Roman" w:hAnsi="Consolas" w:cs="Times New Roman"/>
+          <w:color w:val="79C0FF"/>
+          <w:sz w:val="21"/>
+          <w:szCs w:val="21"/>
+          <w:lang w:bidi="ar-SA"/>
+        </w:rPr>
+        <w:t>i</w:t>
+      </w:r>
+      <w:r>
+        <w:rPr>
+          <w:rFonts w:ascii="Consolas" w:eastAsia="Times New Roman" w:hAnsi="Consolas" w:cs="Times New Roman"/>
+          <w:color w:val="E6EDF3"/>
+          <w:sz w:val="21"/>
+          <w:szCs w:val="21"/>
+          <w:lang w:bidi="ar-SA"/>
+        </w:rPr>
+        <w:t>][</w:t>
+      </w:r>
+      <w:r>
+        <w:rPr>
+          <w:rFonts w:ascii="Consolas" w:eastAsia="Times New Roman" w:hAnsi="Consolas" w:cs="Times New Roman"/>
+          <w:color w:val="A5D6FF"/>
+          <w:sz w:val="21"/>
+          <w:szCs w:val="21"/>
+          <w:lang w:bidi="ar-SA"/>
+        </w:rPr>
+        <w:t>"ping_medio"</w:t>
+      </w:r>
+      <w:r>
+        <w:rPr>
+          <w:rFonts w:ascii="Consolas" w:eastAsia="Times New Roman" w:hAnsi="Consolas" w:cs="Times New Roman"/>
+          <w:color w:val="E6EDF3"/>
+          <w:sz w:val="21"/>
+          <w:szCs w:val="21"/>
+          <w:lang w:bidi="ar-SA"/>
+        </w:rPr>
+        <w:t xml:space="preserve">] &gt;= </w:t>
+      </w:r>
+      <w:r>
+        <w:rPr>
+          <w:rFonts w:ascii="Consolas" w:eastAsia="Times New Roman" w:hAnsi="Consolas" w:cs="Times New Roman"/>
+          <w:color w:val="79C0FF"/>
+          <w:sz w:val="21"/>
+          <w:szCs w:val="21"/>
+          <w:lang w:bidi="ar-SA"/>
+        </w:rPr>
+        <w:t>100</w:t>
+      </w:r>
+      <w:r>
+        <w:rPr>
+          <w:rFonts w:ascii="Consolas" w:eastAsia="Times New Roman" w:hAnsi="Consolas" w:cs="Times New Roman"/>
+          <w:color w:val="E6EDF3"/>
+          <w:sz w:val="21"/>
+          <w:szCs w:val="21"/>
+          <w:lang w:bidi="ar-SA"/>
+        </w:rPr>
+        <w:t>) {</w:t>
+      </w:r>
+    </w:p>
+    <w:p>
+      <w:pPr>
+        <w:shd w:val="clear" w:color="auto" w:fill="0D1117"/>
+        <w:spacing w:line="285" w:lineRule="atLeast"/>
+        <w:rPr>
+          <w:rFonts w:ascii="Consolas" w:eastAsia="Times New Roman" w:hAnsi="Consolas" w:cs="Times New Roman"/>
+          <w:color w:val="E6EDF3"/>
+          <w:sz w:val="21"/>
+          <w:szCs w:val="21"/>
+          <w:lang w:bidi="ar-SA"/>
+        </w:rPr>
+      </w:pPr>
+      <w:r>
+        <w:rPr>
+          <w:rFonts w:ascii="Consolas" w:eastAsia="Times New Roman" w:hAnsi="Consolas" w:cs="Times New Roman"/>
+          <w:color w:val="E6EDF3"/>
+          <w:sz w:val="21"/>
+          <w:szCs w:val="21"/>
+          <w:lang w:bidi="ar-SA"/>
+        </w:rPr>
+        <w:t xml:space="preserve">        </w:t>
+      </w:r>
+      <w:r>
+        <w:rPr>
+          <w:rFonts w:ascii="Consolas" w:eastAsia="Times New Roman" w:hAnsi="Consolas" w:cs="Times New Roman"/>
+          <w:color w:val="FF7B72"/>
+          <w:sz w:val="21"/>
+          <w:szCs w:val="21"/>
+          <w:lang w:bidi="ar-SA"/>
+        </w:rPr>
+        <w:t>escreva</w:t>
+      </w:r>
+      <w:r>
+        <w:rPr>
+          <w:rFonts w:ascii="Consolas" w:eastAsia="Times New Roman" w:hAnsi="Consolas" w:cs="Times New Roman"/>
+          <w:color w:val="E6EDF3"/>
+          <w:sz w:val="21"/>
+          <w:szCs w:val="21"/>
+          <w:lang w:bidi="ar-SA"/>
+        </w:rPr>
+        <w:t>(</w:t>
+      </w:r>
+      <w:r>
+        <w:rPr>
+          <w:rFonts w:ascii="Consolas" w:eastAsia="Times New Roman" w:hAnsi="Consolas" w:cs="Times New Roman"/>
+          <w:color w:val="A5D6FF"/>
+          <w:sz w:val="21"/>
+          <w:szCs w:val="21"/>
+          <w:lang w:bidi="ar-SA"/>
+        </w:rPr>
+        <w:t>"ID: "</w:t>
+      </w:r>
+      <w:r>
+        <w:rPr>
+          <w:rFonts w:ascii="Consolas" w:eastAsia="Times New Roman" w:hAnsi="Consolas" w:cs="Times New Roman"/>
+          <w:color w:val="E6EDF3"/>
+          <w:sz w:val="21"/>
+          <w:szCs w:val="21"/>
+          <w:lang w:bidi="ar-SA"/>
+        </w:rPr>
+        <w:t xml:space="preserve"> + </w:t>
+      </w:r>
+      <w:r>
+        <w:rPr>
+          <w:rFonts w:ascii="Consolas" w:eastAsia="Times New Roman" w:hAnsi="Consolas" w:cs="Times New Roman"/>
+          <w:color w:val="FF7B72"/>
+          <w:sz w:val="21"/>
+          <w:szCs w:val="21"/>
+          <w:lang w:bidi="ar-SA"/>
+        </w:rPr>
+        <w:t>texto</w:t>
+      </w:r>
+      <w:r>
+        <w:rPr>
+          <w:rFonts w:ascii="Consolas" w:eastAsia="Times New Roman" w:hAnsi="Consolas" w:cs="Times New Roman"/>
+          <w:color w:val="E6EDF3"/>
+          <w:sz w:val="21"/>
+          <w:szCs w:val="21"/>
+          <w:lang w:bidi="ar-SA"/>
+        </w:rPr>
+        <w:t>(</w:t>
+      </w:r>
+      <w:r>
+        <w:rPr>
+          <w:rFonts w:ascii="Consolas" w:eastAsia="Times New Roman" w:hAnsi="Consolas" w:cs="Times New Roman"/>
+          <w:color w:val="79C0FF"/>
+          <w:sz w:val="21"/>
+          <w:szCs w:val="21"/>
+          <w:lang w:bidi="ar-SA"/>
+        </w:rPr>
+        <w:t>servidores</w:t>
+      </w:r>
+      <w:r>
+        <w:rPr>
+          <w:rFonts w:ascii="Consolas" w:eastAsia="Times New Roman" w:hAnsi="Consolas" w:cs="Times New Roman"/>
+          <w:color w:val="E6EDF3"/>
+          <w:sz w:val="21"/>
+          <w:szCs w:val="21"/>
+          <w:lang w:bidi="ar-SA"/>
+        </w:rPr>
+        <w:t>[</w:t>
+      </w:r>
+      <w:r>
+        <w:rPr>
+          <w:rFonts w:ascii="Consolas" w:eastAsia="Times New Roman" w:hAnsi="Consolas" w:cs="Times New Roman"/>
+          <w:color w:val="79C0FF"/>
+          <w:sz w:val="21"/>
+          <w:szCs w:val="21"/>
+          <w:lang w:bidi="ar-SA"/>
+        </w:rPr>
+        <w:t>i</w:t>
+      </w:r>
+      <w:r>
+        <w:rPr>
+          <w:rFonts w:ascii="Consolas" w:eastAsia="Times New Roman" w:hAnsi="Consolas" w:cs="Times New Roman"/>
+          <w:color w:val="E6EDF3"/>
+          <w:sz w:val="21"/>
+          <w:szCs w:val="21"/>
+          <w:lang w:bidi="ar-SA"/>
+        </w:rPr>
+        <w:t>][</w:t>
+      </w:r>
+      <w:r>
+        <w:rPr>
+          <w:rFonts w:ascii="Consolas" w:eastAsia="Times New Roman" w:hAnsi="Consolas" w:cs="Times New Roman"/>
+          <w:color w:val="A5D6FF"/>
+          <w:sz w:val="21"/>
+          <w:szCs w:val="21"/>
+          <w:lang w:bidi="ar-SA"/>
+        </w:rPr>
+        <w:t>"id"</w:t>
+      </w:r>
+      <w:r>
+        <w:rPr>
+          <w:rFonts w:ascii="Consolas" w:eastAsia="Times New Roman" w:hAnsi="Consolas" w:cs="Times New Roman"/>
+          <w:color w:val="E6EDF3"/>
+          <w:sz w:val="21"/>
+          <w:szCs w:val="21"/>
+          <w:lang w:bidi="ar-SA"/>
+        </w:rPr>
+        <w:t xml:space="preserve">]) + </w:t>
+      </w:r>
+      <w:r>
+        <w:rPr>
+          <w:rFonts w:ascii="Consolas" w:eastAsia="Times New Roman" w:hAnsi="Consolas" w:cs="Times New Roman"/>
+          <w:color w:val="A5D6FF"/>
+          <w:sz w:val="21"/>
+          <w:szCs w:val="21"/>
+          <w:lang w:bidi="ar-SA"/>
+        </w:rPr>
+        <w:t>" | Servidor: "</w:t>
+      </w:r>
+      <w:r>
+        <w:rPr>
+          <w:rFonts w:ascii="Consolas" w:eastAsia="Times New Roman" w:hAnsi="Consolas" w:cs="Times New Roman"/>
+          <w:color w:val="E6EDF3"/>
+          <w:sz w:val="21"/>
+          <w:szCs w:val="21"/>
+          <w:lang w:bidi="ar-SA"/>
+        </w:rPr>
+        <w:t xml:space="preserve"> + </w:t>
+      </w:r>
+      <w:r>
+        <w:rPr>
+          <w:rFonts w:ascii="Consolas" w:eastAsia="Times New Roman" w:hAnsi="Consolas" w:cs="Times New Roman"/>
+          <w:color w:val="79C0FF"/>
+          <w:sz w:val="21"/>
+          <w:szCs w:val="21"/>
+          <w:lang w:bidi="ar-SA"/>
+        </w:rPr>
+        <w:t>servidores</w:t>
+      </w:r>
+      <w:r>
+        <w:rPr>
+          <w:rFonts w:ascii="Consolas" w:eastAsia="Times New Roman" w:hAnsi="Consolas" w:cs="Times New Roman"/>
+          <w:color w:val="E6EDF3"/>
+          <w:sz w:val="21"/>
+          <w:szCs w:val="21"/>
+          <w:lang w:bidi="ar-SA"/>
+        </w:rPr>
+        <w:t>[</w:t>
+      </w:r>
+      <w:r>
+        <w:rPr>
+          <w:rFonts w:ascii="Consolas" w:eastAsia="Times New Roman" w:hAnsi="Consolas" w:cs="Times New Roman"/>
+          <w:color w:val="79C0FF"/>
+          <w:sz w:val="21"/>
+          <w:szCs w:val="21"/>
+          <w:lang w:bidi="ar-SA"/>
+        </w:rPr>
+        <w:t>i</w:t>
+      </w:r>
+      <w:r>
+        <w:rPr>
+          <w:rFonts w:ascii="Consolas" w:eastAsia="Times New Roman" w:hAnsi="Consolas" w:cs="Times New Roman"/>
+          <w:color w:val="E6EDF3"/>
+          <w:sz w:val="21"/>
+          <w:szCs w:val="21"/>
+          <w:lang w:bidi="ar-SA"/>
+        </w:rPr>
+        <w:t>][</w:t>
+      </w:r>
+      <w:r>
+        <w:rPr>
+          <w:rFonts w:ascii="Consolas" w:eastAsia="Times New Roman" w:hAnsi="Consolas" w:cs="Times New Roman"/>
+          <w:color w:val="A5D6FF"/>
+          <w:sz w:val="21"/>
+          <w:szCs w:val="21"/>
+          <w:lang w:bidi="ar-SA"/>
+        </w:rPr>
+        <w:t>"nome"</w:t>
+      </w:r>
+      <w:r>
+        <w:rPr>
+          <w:rFonts w:ascii="Consolas" w:eastAsia="Times New Roman" w:hAnsi="Consolas" w:cs="Times New Roman"/>
+          <w:color w:val="E6EDF3"/>
+          <w:sz w:val="21"/>
+          <w:szCs w:val="21"/>
+          <w:lang w:bidi="ar-SA"/>
+        </w:rPr>
+        <w:t xml:space="preserve">] + </w:t>
+      </w:r>
+      <w:r>
+        <w:rPr>
+          <w:rFonts w:ascii="Consolas" w:eastAsia="Times New Roman" w:hAnsi="Consolas" w:cs="Times New Roman"/>
+          <w:color w:val="A5D6FF"/>
+          <w:sz w:val="21"/>
+          <w:szCs w:val="21"/>
+          <w:lang w:bidi="ar-SA"/>
+        </w:rPr>
+        <w:t>" | Quantidade de Pings: "</w:t>
+      </w:r>
+      <w:r>
+        <w:rPr>
+          <w:rFonts w:ascii="Consolas" w:eastAsia="Times New Roman" w:hAnsi="Consolas" w:cs="Times New Roman"/>
+          <w:color w:val="E6EDF3"/>
+          <w:sz w:val="21"/>
+          <w:szCs w:val="21"/>
+          <w:lang w:bidi="ar-SA"/>
+        </w:rPr>
+        <w:t xml:space="preserve"> + </w:t>
+      </w:r>
+      <w:r>
+        <w:rPr>
+          <w:rFonts w:ascii="Consolas" w:eastAsia="Times New Roman" w:hAnsi="Consolas" w:cs="Times New Roman"/>
+          <w:color w:val="FF7B72"/>
+          <w:sz w:val="21"/>
+          <w:szCs w:val="21"/>
+          <w:lang w:bidi="ar-SA"/>
+        </w:rPr>
+        <w:t>texto</w:t>
+      </w:r>
+      <w:r>
+        <w:rPr>
+          <w:rFonts w:ascii="Consolas" w:eastAsia="Times New Roman" w:hAnsi="Consolas" w:cs="Times New Roman"/>
+          <w:color w:val="E6EDF3"/>
+          <w:sz w:val="21"/>
+          <w:szCs w:val="21"/>
+          <w:lang w:bidi="ar-SA"/>
+        </w:rPr>
+        <w:t>(</w:t>
+      </w:r>
+      <w:r>
+        <w:rPr>
+          <w:rFonts w:ascii="Consolas" w:eastAsia="Times New Roman" w:hAnsi="Consolas" w:cs="Times New Roman"/>
+          <w:color w:val="79C0FF"/>
+          <w:sz w:val="21"/>
+          <w:szCs w:val="21"/>
+          <w:lang w:bidi="ar-SA"/>
+        </w:rPr>
+        <w:t>servidores</w:t>
+      </w:r>
+      <w:r>
+        <w:rPr>
+          <w:rFonts w:ascii="Consolas" w:eastAsia="Times New Roman" w:hAnsi="Consolas" w:cs="Times New Roman"/>
+          <w:color w:val="E6EDF3"/>
+          <w:sz w:val="21"/>
+          <w:szCs w:val="21"/>
+          <w:lang w:bidi="ar-SA"/>
+        </w:rPr>
+        <w:t>[</w:t>
+      </w:r>
+      <w:r>
+        <w:rPr>
+          <w:rFonts w:ascii="Consolas" w:eastAsia="Times New Roman" w:hAnsi="Consolas" w:cs="Times New Roman"/>
+          <w:color w:val="79C0FF"/>
+          <w:sz w:val="21"/>
+          <w:szCs w:val="21"/>
+          <w:lang w:bidi="ar-SA"/>
+        </w:rPr>
+        <w:t>i</w:t>
+      </w:r>
+      <w:r>
+        <w:rPr>
+          <w:rFonts w:ascii="Consolas" w:eastAsia="Times New Roman" w:hAnsi="Consolas" w:cs="Times New Roman"/>
+          <w:color w:val="E6EDF3"/>
+          <w:sz w:val="21"/>
+          <w:szCs w:val="21"/>
+          <w:lang w:bidi="ar-SA"/>
+        </w:rPr>
+        <w:t>][</w:t>
+      </w:r>
+      <w:r>
+        <w:rPr>
+          <w:rFonts w:ascii="Consolas" w:eastAsia="Times New Roman" w:hAnsi="Consolas" w:cs="Times New Roman"/>
+          <w:color w:val="A5D6FF"/>
+          <w:sz w:val="21"/>
+          <w:szCs w:val="21"/>
+          <w:lang w:bidi="ar-SA"/>
+        </w:rPr>
+        <w:t>"ping"</w:t>
+      </w:r>
+      <w:r>
+        <w:rPr>
+          <w:rFonts w:ascii="Consolas" w:eastAsia="Times New Roman" w:hAnsi="Consolas" w:cs="Times New Roman"/>
+          <w:color w:val="E6EDF3"/>
+          <w:sz w:val="21"/>
+          <w:szCs w:val="21"/>
+          <w:lang w:bidi="ar-SA"/>
+        </w:rPr>
+        <w:t>].</w:t>
+      </w:r>
+      <w:r>
+        <w:rPr>
+          <w:rFonts w:ascii="Consolas" w:eastAsia="Times New Roman" w:hAnsi="Consolas" w:cs="Times New Roman"/>
+          <w:color w:val="FF7B72"/>
+          <w:sz w:val="21"/>
+          <w:szCs w:val="21"/>
+          <w:lang w:bidi="ar-SA"/>
+        </w:rPr>
+        <w:t>tamanho</w:t>
+      </w:r>
+      <w:r>
+        <w:rPr>
+          <w:rFonts w:ascii="Consolas" w:eastAsia="Times New Roman" w:hAnsi="Consolas" w:cs="Times New Roman"/>
+          <w:color w:val="E6EDF3"/>
+          <w:sz w:val="21"/>
+          <w:szCs w:val="21"/>
+          <w:lang w:bidi="ar-SA"/>
+        </w:rPr>
+        <w:t xml:space="preserve">()) + </w:t>
+      </w:r>
+      <w:r>
+        <w:rPr>
+          <w:rFonts w:ascii="Consolas" w:eastAsia="Times New Roman" w:hAnsi="Consolas" w:cs="Times New Roman"/>
+          <w:color w:val="A5D6FF"/>
+          <w:sz w:val="21"/>
+          <w:szCs w:val="21"/>
+          <w:lang w:bidi="ar-SA"/>
+        </w:rPr>
+        <w:t>" | Ping Medio: "</w:t>
+      </w:r>
+      <w:r>
+        <w:rPr>
+          <w:rFonts w:ascii="Consolas" w:eastAsia="Times New Roman" w:hAnsi="Consolas" w:cs="Times New Roman"/>
+          <w:color w:val="E6EDF3"/>
+          <w:sz w:val="21"/>
+          <w:szCs w:val="21"/>
+          <w:lang w:bidi="ar-SA"/>
+        </w:rPr>
+        <w:t xml:space="preserve"> + </w:t>
+      </w:r>
+      <w:r>
+        <w:rPr>
+          <w:rFonts w:ascii="Consolas" w:eastAsia="Times New Roman" w:hAnsi="Consolas" w:cs="Times New Roman"/>
+          <w:color w:val="FF7B72"/>
+          <w:sz w:val="21"/>
+          <w:szCs w:val="21"/>
+          <w:lang w:bidi="ar-SA"/>
+        </w:rPr>
+        <w:t>texto</w:t>
+      </w:r>
+      <w:r>
+        <w:rPr>
+          <w:rFonts w:ascii="Consolas" w:eastAsia="Times New Roman" w:hAnsi="Consolas" w:cs="Times New Roman"/>
+          <w:color w:val="E6EDF3"/>
+          <w:sz w:val="21"/>
+          <w:szCs w:val="21"/>
+          <w:lang w:bidi="ar-SA"/>
+        </w:rPr>
+        <w:t>(</w:t>
+      </w:r>
+      <w:r>
+        <w:rPr>
+          <w:rFonts w:ascii="Consolas" w:eastAsia="Times New Roman" w:hAnsi="Consolas" w:cs="Times New Roman"/>
+          <w:color w:val="79C0FF"/>
+          <w:sz w:val="21"/>
+          <w:szCs w:val="21"/>
+          <w:lang w:bidi="ar-SA"/>
+        </w:rPr>
+        <w:t>servidores</w:t>
+      </w:r>
+      <w:r>
+        <w:rPr>
+          <w:rFonts w:ascii="Consolas" w:eastAsia="Times New Roman" w:hAnsi="Consolas" w:cs="Times New Roman"/>
+          <w:color w:val="E6EDF3"/>
+          <w:sz w:val="21"/>
+          <w:szCs w:val="21"/>
+          <w:lang w:bidi="ar-SA"/>
+        </w:rPr>
+        <w:t>[</w:t>
+      </w:r>
+      <w:r>
+        <w:rPr>
+          <w:rFonts w:ascii="Consolas" w:eastAsia="Times New Roman" w:hAnsi="Consolas" w:cs="Times New Roman"/>
+          <w:color w:val="79C0FF"/>
+          <w:sz w:val="21"/>
+          <w:szCs w:val="21"/>
+          <w:lang w:bidi="ar-SA"/>
+        </w:rPr>
+        <w:t>i</w:t>
+      </w:r>
+      <w:r>
+        <w:rPr>
+          <w:rFonts w:ascii="Consolas" w:eastAsia="Times New Roman" w:hAnsi="Consolas" w:cs="Times New Roman"/>
+          <w:color w:val="E6EDF3"/>
+          <w:sz w:val="21"/>
+          <w:szCs w:val="21"/>
+          <w:lang w:bidi="ar-SA"/>
+        </w:rPr>
+        <w:t>][</w:t>
+      </w:r>
+      <w:r>
+        <w:rPr>
+          <w:rFonts w:ascii="Consolas" w:eastAsia="Times New Roman" w:hAnsi="Consolas" w:cs="Times New Roman"/>
+          <w:color w:val="A5D6FF"/>
+          <w:sz w:val="21"/>
+          <w:szCs w:val="21"/>
+          <w:lang w:bidi="ar-SA"/>
+        </w:rPr>
+        <w:t>"ping_medio"</w:t>
+      </w:r>
+      <w:r>
+        <w:rPr>
+          <w:rFonts w:ascii="Consolas" w:eastAsia="Times New Roman" w:hAnsi="Consolas" w:cs="Times New Roman"/>
+          <w:color w:val="E6EDF3"/>
+          <w:sz w:val="21"/>
+          <w:szCs w:val="21"/>
+          <w:lang w:bidi="ar-SA"/>
+        </w:rPr>
+        <w:t xml:space="preserve">]) + </w:t>
+      </w:r>
+      <w:r>
+        <w:rPr>
+          <w:rFonts w:ascii="Consolas" w:eastAsia="Times New Roman" w:hAnsi="Consolas" w:cs="Times New Roman"/>
+          <w:color w:val="A5D6FF"/>
+          <w:sz w:val="21"/>
+          <w:szCs w:val="21"/>
+          <w:lang w:bidi="ar-SA"/>
+        </w:rPr>
+        <w:t>"ms"</w:t>
+      </w:r>
+      <w:r>
+        <w:rPr>
+          <w:rFonts w:ascii="Consolas" w:eastAsia="Times New Roman" w:hAnsi="Consolas" w:cs="Times New Roman"/>
+          <w:color w:val="E6EDF3"/>
+          <w:sz w:val="21"/>
+          <w:szCs w:val="21"/>
+          <w:lang w:bidi="ar-SA"/>
+        </w:rPr>
+        <w:t>)</w:t>
+      </w:r>
+    </w:p>
+    <w:p>
+      <w:pPr>
+        <w:shd w:val="clear" w:color="auto" w:fill="0D1117"/>
+        <w:spacing w:line="285" w:lineRule="atLeast"/>
+        <w:rPr>
+          <w:rFonts w:ascii="Consolas" w:eastAsia="Times New Roman" w:hAnsi="Consolas" w:cs="Times New Roman"/>
+          <w:color w:val="E6EDF3"/>
+          <w:sz w:val="21"/>
+          <w:szCs w:val="21"/>
+          <w:lang w:bidi="ar-SA"/>
+        </w:rPr>
+      </w:pPr>
+      <w:r>
+        <w:rPr>
+          <w:rFonts w:ascii="Consolas" w:eastAsia="Times New Roman" w:hAnsi="Consolas" w:cs="Times New Roman"/>
+          <w:color w:val="E6EDF3"/>
+          <w:sz w:val="21"/>
+          <w:szCs w:val="21"/>
+          <w:lang w:bidi="ar-SA"/>
+        </w:rPr>
+        <w:t>    }</w:t>
+      </w:r>
+    </w:p>
+    <w:p>
+      <w:pPr>
+        <w:shd w:val="clear" w:color="auto" w:fill="0D1117"/>
+        <w:spacing w:line="285" w:lineRule="atLeast"/>
+        <w:rPr>
+          <w:rFonts w:ascii="Consolas" w:eastAsia="Times New Roman" w:hAnsi="Consolas" w:cs="Times New Roman"/>
+          <w:color w:val="E6EDF3"/>
+          <w:sz w:val="21"/>
+          <w:szCs w:val="21"/>
+          <w:lang w:bidi="ar-SA"/>
+        </w:rPr>
+      </w:pPr>
+      <w:r>
+        <w:rPr>
+          <w:rFonts w:ascii="Consolas" w:eastAsia="Times New Roman" w:hAnsi="Consolas" w:cs="Times New Roman"/>
+          <w:color w:val="E6EDF3"/>
+          <w:sz w:val="21"/>
+          <w:szCs w:val="21"/>
+          <w:lang w:bidi="ar-SA"/>
+        </w:rPr>
+        <w:t>}</w:t>
+      </w:r>
+    </w:p>
+    <w:p>
+      <w:pPr>
+        <w:shd w:val="clear" w:color="auto" w:fill="0D1117"/>
+        <w:spacing w:line="285" w:lineRule="atLeast"/>
+        <w:rPr>
+          <w:rFonts w:ascii="Consolas" w:eastAsia="Times New Roman" w:hAnsi="Consolas" w:cs="Times New Roman"/>
+          <w:color w:val="E6EDF3"/>
+          <w:sz w:val="21"/>
+          <w:szCs w:val="21"/>
+          <w:lang w:bidi="ar-SA"/>
+        </w:rPr>
+      </w:pPr>
+      <w:r>
+        <w:rPr>
+          <w:rFonts w:ascii="Consolas" w:eastAsia="Times New Roman" w:hAnsi="Consolas" w:cs="Times New Roman"/>
+          <w:color w:val="FF7B72"/>
+          <w:sz w:val="21"/>
+          <w:szCs w:val="21"/>
+          <w:lang w:bidi="ar-SA"/>
+        </w:rPr>
+        <w:t>escreva</w:t>
+      </w:r>
+      <w:r>
+        <w:rPr>
+          <w:rFonts w:ascii="Consolas" w:eastAsia="Times New Roman" w:hAnsi="Consolas" w:cs="Times New Roman"/>
+          <w:color w:val="E6EDF3"/>
+          <w:sz w:val="21"/>
+          <w:szCs w:val="21"/>
+          <w:lang w:bidi="ar-SA"/>
+        </w:rPr>
+        <w:t>(</w:t>
+      </w:r>
+      <w:r>
+        <w:rPr>
+          <w:rFonts w:ascii="Consolas" w:eastAsia="Times New Roman" w:hAnsi="Consolas" w:cs="Times New Roman"/>
+          <w:color w:val="A5D6FF"/>
+          <w:sz w:val="21"/>
+          <w:szCs w:val="21"/>
+          <w:lang w:bidi="ar-SA"/>
+        </w:rPr>
+        <w:t>"</w:t>
+      </w:r>
+      <w:r>
+        <w:rPr>
+          <w:rFonts w:ascii="Consolas" w:eastAsia="Times New Roman" w:hAnsi="Consolas" w:cs="Times New Roman"/>
+          <w:color w:val="FF7B72"/>
+          <w:sz w:val="21"/>
+          <w:szCs w:val="21"/>
+          <w:lang w:bidi="ar-SA"/>
+        </w:rPr>
+        <w:t>\n</w:t>
+      </w:r>
+      <w:r>
+        <w:rPr>
+          <w:rFonts w:ascii="Consolas" w:eastAsia="Times New Roman" w:hAnsi="Consolas" w:cs="Times New Roman"/>
+          <w:color w:val="A5D6FF"/>
+          <w:sz w:val="21"/>
+          <w:szCs w:val="21"/>
+          <w:lang w:bidi="ar-SA"/>
+        </w:rPr>
+        <w:t>Todos os Servidores:"</w:t>
+      </w:r>
+      <w:r>
+        <w:rPr>
+          <w:rFonts w:ascii="Consolas" w:eastAsia="Times New Roman" w:hAnsi="Consolas" w:cs="Times New Roman"/>
+          <w:color w:val="E6EDF3"/>
+          <w:sz w:val="21"/>
+          <w:szCs w:val="21"/>
+          <w:lang w:bidi="ar-SA"/>
+        </w:rPr>
+        <w:t>)</w:t>
+      </w:r>
+    </w:p>
+    <w:p>
+      <w:pPr>
+        <w:shd w:val="clear" w:color="auto" w:fill="0D1117"/>
+        <w:spacing w:line="285" w:lineRule="atLeast"/>
+        <w:rPr>
+          <w:rFonts w:ascii="Consolas" w:eastAsia="Times New Roman" w:hAnsi="Consolas" w:cs="Times New Roman"/>
+          <w:color w:val="E6EDF3"/>
+          <w:sz w:val="21"/>
+          <w:szCs w:val="21"/>
+          <w:lang w:bidi="ar-SA"/>
+        </w:rPr>
+      </w:pPr>
+      <w:r>
+        <w:rPr>
+          <w:rFonts w:ascii="Consolas" w:eastAsia="Times New Roman" w:hAnsi="Consolas" w:cs="Times New Roman"/>
+          <w:color w:val="FF7B72"/>
+          <w:sz w:val="21"/>
+          <w:szCs w:val="21"/>
+          <w:lang w:bidi="ar-SA"/>
+        </w:rPr>
+        <w:t>para</w:t>
+      </w:r>
+      <w:r>
+        <w:rPr>
+          <w:rFonts w:ascii="Consolas" w:eastAsia="Times New Roman" w:hAnsi="Consolas" w:cs="Times New Roman"/>
+          <w:color w:val="E6EDF3"/>
+          <w:sz w:val="21"/>
+          <w:szCs w:val="21"/>
+          <w:lang w:bidi="ar-SA"/>
+        </w:rPr>
+        <w:t xml:space="preserve"> </w:t>
+      </w:r>
+      <w:r>
+        <w:rPr>
+          <w:rFonts w:ascii="Consolas" w:eastAsia="Times New Roman" w:hAnsi="Consolas" w:cs="Times New Roman"/>
+          <w:color w:val="FF7B72"/>
+          <w:sz w:val="21"/>
+          <w:szCs w:val="21"/>
+          <w:lang w:bidi="ar-SA"/>
+        </w:rPr>
+        <w:t>var</w:t>
+      </w:r>
+      <w:r>
+        <w:rPr>
+          <w:rFonts w:ascii="Consolas" w:eastAsia="Times New Roman" w:hAnsi="Consolas" w:cs="Times New Roman"/>
+          <w:color w:val="E6EDF3"/>
+          <w:sz w:val="21"/>
+          <w:szCs w:val="21"/>
+          <w:lang w:bidi="ar-SA"/>
+        </w:rPr>
+        <w:t xml:space="preserve"> </w:t>
+      </w:r>
+      <w:r>
+        <w:rPr>
+          <w:rFonts w:ascii="Consolas" w:eastAsia="Times New Roman" w:hAnsi="Consolas" w:cs="Times New Roman"/>
+          <w:color w:val="FFA657"/>
+          <w:sz w:val="21"/>
+          <w:szCs w:val="21"/>
+          <w:lang w:bidi="ar-SA"/>
+        </w:rPr>
+        <w:t>i</w:t>
+      </w:r>
+      <w:r>
+        <w:rPr>
+          <w:rFonts w:ascii="Consolas" w:eastAsia="Times New Roman" w:hAnsi="Consolas" w:cs="Times New Roman"/>
+          <w:color w:val="E6EDF3"/>
+          <w:sz w:val="21"/>
+          <w:szCs w:val="21"/>
+          <w:lang w:bidi="ar-SA"/>
+        </w:rPr>
+        <w:t xml:space="preserve"> = </w:t>
+      </w:r>
+      <w:r>
+        <w:rPr>
+          <w:rFonts w:ascii="Consolas" w:eastAsia="Times New Roman" w:hAnsi="Consolas" w:cs="Times New Roman"/>
+          <w:color w:val="79C0FF"/>
+          <w:sz w:val="21"/>
+          <w:szCs w:val="21"/>
+          <w:lang w:bidi="ar-SA"/>
+        </w:rPr>
+        <w:t>0</w:t>
+      </w:r>
+      <w:r>
+        <w:rPr>
+          <w:rFonts w:ascii="Consolas" w:eastAsia="Times New Roman" w:hAnsi="Consolas" w:cs="Times New Roman"/>
+          <w:color w:val="E6EDF3"/>
+          <w:sz w:val="21"/>
+          <w:szCs w:val="21"/>
+          <w:lang w:bidi="ar-SA"/>
+        </w:rPr>
+        <w:t xml:space="preserve">; </w:t>
+      </w:r>
+      <w:r>
+        <w:rPr>
+          <w:rFonts w:ascii="Consolas" w:eastAsia="Times New Roman" w:hAnsi="Consolas" w:cs="Times New Roman"/>
+          <w:color w:val="79C0FF"/>
+          <w:sz w:val="21"/>
+          <w:szCs w:val="21"/>
+          <w:lang w:bidi="ar-SA"/>
+        </w:rPr>
+        <w:t>i</w:t>
+      </w:r>
+      <w:r>
+        <w:rPr>
+          <w:rFonts w:ascii="Consolas" w:eastAsia="Times New Roman" w:hAnsi="Consolas" w:cs="Times New Roman"/>
+          <w:color w:val="E6EDF3"/>
+          <w:sz w:val="21"/>
+          <w:szCs w:val="21"/>
+          <w:lang w:bidi="ar-SA"/>
+        </w:rPr>
+        <w:t xml:space="preserve"> &lt; </w:t>
+      </w:r>
+      <w:r>
+        <w:rPr>
+          <w:rFonts w:ascii="Consolas" w:eastAsia="Times New Roman" w:hAnsi="Consolas" w:cs="Times New Roman"/>
+          <w:color w:val="79C0FF"/>
+          <w:sz w:val="21"/>
+          <w:szCs w:val="21"/>
+          <w:lang w:bidi="ar-SA"/>
+        </w:rPr>
+        <w:t>servidores</w:t>
+      </w:r>
+      <w:r>
+        <w:rPr>
+          <w:rFonts w:ascii="Consolas" w:eastAsia="Times New Roman" w:hAnsi="Consolas" w:cs="Times New Roman"/>
+          <w:color w:val="E6EDF3"/>
+          <w:sz w:val="21"/>
+          <w:szCs w:val="21"/>
+          <w:lang w:bidi="ar-SA"/>
+        </w:rPr>
+        <w:t>.</w:t>
+      </w:r>
+      <w:r>
+        <w:rPr>
+          <w:rFonts w:ascii="Consolas" w:eastAsia="Times New Roman" w:hAnsi="Consolas" w:cs="Times New Roman"/>
+          <w:color w:val="FF7B72"/>
+          <w:sz w:val="21"/>
+          <w:szCs w:val="21"/>
+          <w:lang w:bidi="ar-SA"/>
+        </w:rPr>
+        <w:t>tamanho</w:t>
+      </w:r>
+      <w:r>
+        <w:rPr>
+          <w:rFonts w:ascii="Consolas" w:eastAsia="Times New Roman" w:hAnsi="Consolas" w:cs="Times New Roman"/>
+          <w:color w:val="E6EDF3"/>
+          <w:sz w:val="21"/>
+          <w:szCs w:val="21"/>
+          <w:lang w:bidi="ar-SA"/>
+        </w:rPr>
+        <w:t xml:space="preserve">(); </w:t>
+      </w:r>
+      <w:r>
+        <w:rPr>
+          <w:rFonts w:ascii="Consolas" w:eastAsia="Times New Roman" w:hAnsi="Consolas" w:cs="Times New Roman"/>
+          <w:color w:val="FFA657"/>
+          <w:sz w:val="21"/>
+          <w:szCs w:val="21"/>
+          <w:lang w:bidi="ar-SA"/>
+        </w:rPr>
+        <w:t>i</w:t>
+      </w:r>
+      <w:r>
+        <w:rPr>
+          <w:rFonts w:ascii="Consolas" w:eastAsia="Times New Roman" w:hAnsi="Consolas" w:cs="Times New Roman"/>
+          <w:color w:val="E6EDF3"/>
+          <w:sz w:val="21"/>
+          <w:szCs w:val="21"/>
+          <w:lang w:bidi="ar-SA"/>
+        </w:rPr>
+        <w:t xml:space="preserve"> = </w:t>
+      </w:r>
+      <w:r>
+        <w:rPr>
+          <w:rFonts w:ascii="Consolas" w:eastAsia="Times New Roman" w:hAnsi="Consolas" w:cs="Times New Roman"/>
+          <w:color w:val="79C0FF"/>
+          <w:sz w:val="21"/>
+          <w:szCs w:val="21"/>
+          <w:lang w:bidi="ar-SA"/>
+        </w:rPr>
+        <w:t>i</w:t>
+      </w:r>
+      <w:r>
+        <w:rPr>
+          <w:rFonts w:ascii="Consolas" w:eastAsia="Times New Roman" w:hAnsi="Consolas" w:cs="Times New Roman"/>
+          <w:color w:val="E6EDF3"/>
+          <w:sz w:val="21"/>
+          <w:szCs w:val="21"/>
+          <w:lang w:bidi="ar-SA"/>
+        </w:rPr>
+        <w:t xml:space="preserve"> + </w:t>
+      </w:r>
+      <w:r>
+        <w:rPr>
+          <w:rFonts w:ascii="Consolas" w:eastAsia="Times New Roman" w:hAnsi="Consolas" w:cs="Times New Roman"/>
+          <w:color w:val="79C0FF"/>
+          <w:sz w:val="21"/>
+          <w:szCs w:val="21"/>
+          <w:lang w:bidi="ar-SA"/>
+        </w:rPr>
+        <w:t>1</w:t>
+      </w:r>
+      <w:r>
+        <w:rPr>
+          <w:rFonts w:ascii="Consolas" w:eastAsia="Times New Roman" w:hAnsi="Consolas" w:cs="Times New Roman"/>
+          <w:color w:val="E6EDF3"/>
+          <w:sz w:val="21"/>
+          <w:szCs w:val="21"/>
+          <w:lang w:bidi="ar-SA"/>
+        </w:rPr>
+        <w:t xml:space="preserve"> {</w:t>
+      </w:r>
+    </w:p>
+    <w:p>
+      <w:pPr>
+        <w:shd w:val="clear" w:color="auto" w:fill="0D1117"/>
+        <w:spacing w:line="285" w:lineRule="atLeast"/>
+        <w:rPr>
+          <w:rFonts w:ascii="Consolas" w:eastAsia="Times New Roman" w:hAnsi="Consolas" w:cs="Times New Roman"/>
+          <w:color w:val="E6EDF3"/>
+          <w:sz w:val="21"/>
+          <w:szCs w:val="21"/>
+          <w:lang w:bidi="ar-SA"/>
+        </w:rPr>
+      </w:pPr>
+      <w:r>
+        <w:rPr>
+          <w:rFonts w:ascii="Consolas" w:eastAsia="Times New Roman" w:hAnsi="Consolas" w:cs="Times New Roman"/>
+          <w:color w:val="E6EDF3"/>
+          <w:sz w:val="21"/>
+          <w:szCs w:val="21"/>
+          <w:lang w:bidi="ar-SA"/>
+        </w:rPr>
+        <w:t xml:space="preserve">    </w:t>
+      </w:r>
+      <w:r>
+        <w:rPr>
+          <w:rFonts w:ascii="Consolas" w:eastAsia="Times New Roman" w:hAnsi="Consolas" w:cs="Times New Roman"/>
+          <w:color w:val="FF7B72"/>
+          <w:sz w:val="21"/>
+          <w:szCs w:val="21"/>
+          <w:lang w:bidi="ar-SA"/>
+        </w:rPr>
+        <w:t>escreva</w:t>
+      </w:r>
+      <w:r>
+        <w:rPr>
+          <w:rFonts w:ascii="Consolas" w:eastAsia="Times New Roman" w:hAnsi="Consolas" w:cs="Times New Roman"/>
+          <w:color w:val="E6EDF3"/>
+          <w:sz w:val="21"/>
+          <w:szCs w:val="21"/>
+          <w:lang w:bidi="ar-SA"/>
+        </w:rPr>
+        <w:t>(</w:t>
+      </w:r>
+      <w:r>
+        <w:rPr>
+          <w:rFonts w:ascii="Consolas" w:eastAsia="Times New Roman" w:hAnsi="Consolas" w:cs="Times New Roman"/>
+          <w:color w:val="A5D6FF"/>
+          <w:sz w:val="21"/>
+          <w:szCs w:val="21"/>
+          <w:lang w:bidi="ar-SA"/>
+        </w:rPr>
+        <w:t>"ID: "</w:t>
+      </w:r>
+      <w:r>
+        <w:rPr>
+          <w:rFonts w:ascii="Consolas" w:eastAsia="Times New Roman" w:hAnsi="Consolas" w:cs="Times New Roman"/>
+          <w:color w:val="E6EDF3"/>
+          <w:sz w:val="21"/>
+          <w:szCs w:val="21"/>
+          <w:lang w:bidi="ar-SA"/>
+        </w:rPr>
+        <w:t xml:space="preserve"> + </w:t>
+      </w:r>
+      <w:r>
+        <w:rPr>
+          <w:rFonts w:ascii="Consolas" w:eastAsia="Times New Roman" w:hAnsi="Consolas" w:cs="Times New Roman"/>
+          <w:color w:val="FF7B72"/>
+          <w:sz w:val="21"/>
+          <w:szCs w:val="21"/>
+          <w:lang w:bidi="ar-SA"/>
+        </w:rPr>
+        <w:t>texto</w:t>
+      </w:r>
+      <w:r>
+        <w:rPr>
+          <w:rFonts w:ascii="Consolas" w:eastAsia="Times New Roman" w:hAnsi="Consolas" w:cs="Times New Roman"/>
+          <w:color w:val="E6EDF3"/>
+          <w:sz w:val="21"/>
+          <w:szCs w:val="21"/>
+          <w:lang w:bidi="ar-SA"/>
+        </w:rPr>
+        <w:t>(</w:t>
+      </w:r>
+      <w:r>
+        <w:rPr>
+          <w:rFonts w:ascii="Consolas" w:eastAsia="Times New Roman" w:hAnsi="Consolas" w:cs="Times New Roman"/>
+          <w:color w:val="79C0FF"/>
+          <w:sz w:val="21"/>
+          <w:szCs w:val="21"/>
+          <w:lang w:bidi="ar-SA"/>
+        </w:rPr>
+        <w:t>servidores</w:t>
+      </w:r>
+      <w:r>
+        <w:rPr>
+          <w:rFonts w:ascii="Consolas" w:eastAsia="Times New Roman" w:hAnsi="Consolas" w:cs="Times New Roman"/>
+          <w:color w:val="E6EDF3"/>
+          <w:sz w:val="21"/>
+          <w:szCs w:val="21"/>
+          <w:lang w:bidi="ar-SA"/>
+        </w:rPr>
+        <w:t>[</w:t>
+      </w:r>
+      <w:r>
+        <w:rPr>
+          <w:rFonts w:ascii="Consolas" w:eastAsia="Times New Roman" w:hAnsi="Consolas" w:cs="Times New Roman"/>
+          <w:color w:val="79C0FF"/>
+          <w:sz w:val="21"/>
+          <w:szCs w:val="21"/>
+          <w:lang w:bidi="ar-SA"/>
+        </w:rPr>
+        <w:t>i</w:t>
+      </w:r>
+      <w:r>
+        <w:rPr>
+          <w:rFonts w:ascii="Consolas" w:eastAsia="Times New Roman" w:hAnsi="Consolas" w:cs="Times New Roman"/>
+          <w:color w:val="E6EDF3"/>
+          <w:sz w:val="21"/>
+          <w:szCs w:val="21"/>
+          <w:lang w:bidi="ar-SA"/>
+        </w:rPr>
+        <w:t>][</w:t>
+      </w:r>
+      <w:r>
+        <w:rPr>
+          <w:rFonts w:ascii="Consolas" w:eastAsia="Times New Roman" w:hAnsi="Consolas" w:cs="Times New Roman"/>
+          <w:color w:val="A5D6FF"/>
+          <w:sz w:val="21"/>
+          <w:szCs w:val="21"/>
+          <w:lang w:bidi="ar-SA"/>
+        </w:rPr>
+        <w:t>"id"</w:t>
+      </w:r>
+      <w:r>
+        <w:rPr>
+          <w:rFonts w:ascii="Consolas" w:eastAsia="Times New Roman" w:hAnsi="Consolas" w:cs="Times New Roman"/>
+          <w:color w:val="E6EDF3"/>
+          <w:sz w:val="21"/>
+          <w:szCs w:val="21"/>
+          <w:lang w:bidi="ar-SA"/>
+        </w:rPr>
+        <w:t xml:space="preserve">]) + </w:t>
+      </w:r>
+      <w:r>
+        <w:rPr>
+          <w:rFonts w:ascii="Consolas" w:eastAsia="Times New Roman" w:hAnsi="Consolas" w:cs="Times New Roman"/>
+          <w:color w:val="A5D6FF"/>
+          <w:sz w:val="21"/>
+          <w:szCs w:val="21"/>
+          <w:lang w:bidi="ar-SA"/>
+        </w:rPr>
+        <w:t>" | Servidor: "</w:t>
+      </w:r>
+      <w:r>
+        <w:rPr>
+          <w:rFonts w:ascii="Consolas" w:eastAsia="Times New Roman" w:hAnsi="Consolas" w:cs="Times New Roman"/>
+          <w:color w:val="E6EDF3"/>
+          <w:sz w:val="21"/>
+          <w:szCs w:val="21"/>
+          <w:lang w:bidi="ar-SA"/>
+        </w:rPr>
+        <w:t xml:space="preserve"> + </w:t>
+      </w:r>
+      <w:r>
+        <w:rPr>
+          <w:rFonts w:ascii="Consolas" w:eastAsia="Times New Roman" w:hAnsi="Consolas" w:cs="Times New Roman"/>
+          <w:color w:val="79C0FF"/>
+          <w:sz w:val="21"/>
+          <w:szCs w:val="21"/>
+          <w:lang w:bidi="ar-SA"/>
+        </w:rPr>
+        <w:t>servidores</w:t>
+      </w:r>
+      <w:r>
+        <w:rPr>
+          <w:rFonts w:ascii="Consolas" w:eastAsia="Times New Roman" w:hAnsi="Consolas" w:cs="Times New Roman"/>
+          <w:color w:val="E6EDF3"/>
+          <w:sz w:val="21"/>
+          <w:szCs w:val="21"/>
+          <w:lang w:bidi="ar-SA"/>
+        </w:rPr>
+        <w:t>[</w:t>
+      </w:r>
+      <w:r>
+        <w:rPr>
+          <w:rFonts w:ascii="Consolas" w:eastAsia="Times New Roman" w:hAnsi="Consolas" w:cs="Times New Roman"/>
+          <w:color w:val="79C0FF"/>
+          <w:sz w:val="21"/>
+          <w:szCs w:val="21"/>
+          <w:lang w:bidi="ar-SA"/>
+        </w:rPr>
+        <w:t>i</w:t>
+      </w:r>
+      <w:r>
+        <w:rPr>
+          <w:rFonts w:ascii="Consolas" w:eastAsia="Times New Roman" w:hAnsi="Consolas" w:cs="Times New Roman"/>
+          <w:color w:val="E6EDF3"/>
+          <w:sz w:val="21"/>
+          <w:szCs w:val="21"/>
+          <w:lang w:bidi="ar-SA"/>
+        </w:rPr>
+        <w:t>][</w:t>
+      </w:r>
+      <w:r>
+        <w:rPr>
+          <w:rFonts w:ascii="Consolas" w:eastAsia="Times New Roman" w:hAnsi="Consolas" w:cs="Times New Roman"/>
+          <w:color w:val="A5D6FF"/>
+          <w:sz w:val="21"/>
+          <w:szCs w:val="21"/>
+          <w:lang w:bidi="ar-SA"/>
+        </w:rPr>
+        <w:t>"nome"</w:t>
+      </w:r>
+      <w:r>
+        <w:rPr>
+          <w:rFonts w:ascii="Consolas" w:eastAsia="Times New Roman" w:hAnsi="Consolas" w:cs="Times New Roman"/>
+          <w:color w:val="E6EDF3"/>
+          <w:sz w:val="21"/>
+          <w:szCs w:val="21"/>
+          <w:lang w:bidi="ar-SA"/>
+        </w:rPr>
+        <w:t xml:space="preserve">] + </w:t>
+      </w:r>
+      <w:r>
+        <w:rPr>
+          <w:rFonts w:ascii="Consolas" w:eastAsia="Times New Roman" w:hAnsi="Consolas" w:cs="Times New Roman"/>
+          <w:color w:val="A5D6FF"/>
+          <w:sz w:val="21"/>
+          <w:szCs w:val="21"/>
+          <w:lang w:bidi="ar-SA"/>
+        </w:rPr>
+        <w:t>" | Quantidade de Pings: "</w:t>
+      </w:r>
+      <w:r>
+        <w:rPr>
+          <w:rFonts w:ascii="Consolas" w:eastAsia="Times New Roman" w:hAnsi="Consolas" w:cs="Times New Roman"/>
+          <w:color w:val="E6EDF3"/>
+          <w:sz w:val="21"/>
+          <w:szCs w:val="21"/>
+          <w:lang w:bidi="ar-SA"/>
+        </w:rPr>
+        <w:t xml:space="preserve"> + </w:t>
+      </w:r>
+      <w:r>
+        <w:rPr>
+          <w:rFonts w:ascii="Consolas" w:eastAsia="Times New Roman" w:hAnsi="Consolas" w:cs="Times New Roman"/>
+          <w:color w:val="FF7B72"/>
+          <w:sz w:val="21"/>
+          <w:szCs w:val="21"/>
+          <w:lang w:bidi="ar-SA"/>
+        </w:rPr>
+        <w:t>texto</w:t>
+      </w:r>
+      <w:r>
+        <w:rPr>
+          <w:rFonts w:ascii="Consolas" w:eastAsia="Times New Roman" w:hAnsi="Consolas" w:cs="Times New Roman"/>
+          <w:color w:val="E6EDF3"/>
+          <w:sz w:val="21"/>
+          <w:szCs w:val="21"/>
+          <w:lang w:bidi="ar-SA"/>
+        </w:rPr>
+        <w:t>(</w:t>
+      </w:r>
+      <w:r>
+        <w:rPr>
+          <w:rFonts w:ascii="Consolas" w:eastAsia="Times New Roman" w:hAnsi="Consolas" w:cs="Times New Roman"/>
+          <w:color w:val="79C0FF"/>
+          <w:sz w:val="21"/>
+          <w:szCs w:val="21"/>
+          <w:lang w:bidi="ar-SA"/>
+        </w:rPr>
+        <w:t>servidores</w:t>
+      </w:r>
+      <w:r>
+        <w:rPr>
+          <w:rFonts w:ascii="Consolas" w:eastAsia="Times New Roman" w:hAnsi="Consolas" w:cs="Times New Roman"/>
+          <w:color w:val="E6EDF3"/>
+          <w:sz w:val="21"/>
+          <w:szCs w:val="21"/>
+          <w:lang w:bidi="ar-SA"/>
+        </w:rPr>
+        <w:t>[</w:t>
+      </w:r>
+      <w:r>
+        <w:rPr>
+          <w:rFonts w:ascii="Consolas" w:eastAsia="Times New Roman" w:hAnsi="Consolas" w:cs="Times New Roman"/>
+          <w:color w:val="79C0FF"/>
+          <w:sz w:val="21"/>
+          <w:szCs w:val="21"/>
+          <w:lang w:bidi="ar-SA"/>
+        </w:rPr>
+        <w:t>i</w:t>
+      </w:r>
+      <w:r>
+        <w:rPr>
+          <w:rFonts w:ascii="Consolas" w:eastAsia="Times New Roman" w:hAnsi="Consolas" w:cs="Times New Roman"/>
+          <w:color w:val="E6EDF3"/>
+          <w:sz w:val="21"/>
+          <w:szCs w:val="21"/>
+          <w:lang w:bidi="ar-SA"/>
+        </w:rPr>
+        <w:t>][</w:t>
+      </w:r>
+      <w:r>
+        <w:rPr>
+          <w:rFonts w:ascii="Consolas" w:eastAsia="Times New Roman" w:hAnsi="Consolas" w:cs="Times New Roman"/>
+          <w:color w:val="A5D6FF"/>
+          <w:sz w:val="21"/>
+          <w:szCs w:val="21"/>
+          <w:lang w:bidi="ar-SA"/>
+        </w:rPr>
+        <w:t>"ping"</w:t>
+      </w:r>
+      <w:r>
+        <w:rPr>
+          <w:rFonts w:ascii="Consolas" w:eastAsia="Times New Roman" w:hAnsi="Consolas" w:cs="Times New Roman"/>
+          <w:color w:val="E6EDF3"/>
+          <w:sz w:val="21"/>
+          <w:szCs w:val="21"/>
+          <w:lang w:bidi="ar-SA"/>
+        </w:rPr>
+        <w:t>].</w:t>
+      </w:r>
+      <w:r>
+        <w:rPr>
+          <w:rFonts w:ascii="Consolas" w:eastAsia="Times New Roman" w:hAnsi="Consolas" w:cs="Times New Roman"/>
+          <w:color w:val="FF7B72"/>
+          <w:sz w:val="21"/>
+          <w:szCs w:val="21"/>
+          <w:lang w:bidi="ar-SA"/>
+        </w:rPr>
+        <w:t>tamanho</w:t>
+      </w:r>
+      <w:r>
+        <w:rPr>
+          <w:rFonts w:ascii="Consolas" w:eastAsia="Times New Roman" w:hAnsi="Consolas" w:cs="Times New Roman"/>
+          <w:color w:val="E6EDF3"/>
+          <w:sz w:val="21"/>
+          <w:szCs w:val="21"/>
+          <w:lang w:bidi="ar-SA"/>
+        </w:rPr>
+        <w:t xml:space="preserve">()) + </w:t>
+      </w:r>
+      <w:r>
+        <w:rPr>
+          <w:rFonts w:ascii="Consolas" w:eastAsia="Times New Roman" w:hAnsi="Consolas" w:cs="Times New Roman"/>
+          <w:color w:val="A5D6FF"/>
+          <w:sz w:val="21"/>
+          <w:szCs w:val="21"/>
+          <w:lang w:bidi="ar-SA"/>
+        </w:rPr>
+        <w:t>" | Ping Medio: "</w:t>
+      </w:r>
+      <w:r>
+        <w:rPr>
+          <w:rFonts w:ascii="Consolas" w:eastAsia="Times New Roman" w:hAnsi="Consolas" w:cs="Times New Roman"/>
+          <w:color w:val="E6EDF3"/>
+          <w:sz w:val="21"/>
+          <w:szCs w:val="21"/>
+          <w:lang w:bidi="ar-SA"/>
+        </w:rPr>
+        <w:t xml:space="preserve"> + </w:t>
+      </w:r>
+      <w:r>
+        <w:rPr>
+          <w:rFonts w:ascii="Consolas" w:eastAsia="Times New Roman" w:hAnsi="Consolas" w:cs="Times New Roman"/>
+          <w:color w:val="FF7B72"/>
+          <w:sz w:val="21"/>
+          <w:szCs w:val="21"/>
+          <w:lang w:bidi="ar-SA"/>
+        </w:rPr>
+        <w:t>texto</w:t>
+      </w:r>
+      <w:r>
+        <w:rPr>
+          <w:rFonts w:ascii="Consolas" w:eastAsia="Times New Roman" w:hAnsi="Consolas" w:cs="Times New Roman"/>
+          <w:color w:val="E6EDF3"/>
+          <w:sz w:val="21"/>
+          <w:szCs w:val="21"/>
+          <w:lang w:bidi="ar-SA"/>
+        </w:rPr>
+        <w:t>(</w:t>
+      </w:r>
+      <w:r>
+        <w:rPr>
+          <w:rFonts w:ascii="Consolas" w:eastAsia="Times New Roman" w:hAnsi="Consolas" w:cs="Times New Roman"/>
+          <w:color w:val="79C0FF"/>
+          <w:sz w:val="21"/>
+          <w:szCs w:val="21"/>
+          <w:lang w:bidi="ar-SA"/>
+        </w:rPr>
+        <w:t>servidores</w:t>
+      </w:r>
+      <w:r>
+        <w:rPr>
+          <w:rFonts w:ascii="Consolas" w:eastAsia="Times New Roman" w:hAnsi="Consolas" w:cs="Times New Roman"/>
+          <w:color w:val="E6EDF3"/>
+          <w:sz w:val="21"/>
+          <w:szCs w:val="21"/>
+          <w:lang w:bidi="ar-SA"/>
+        </w:rPr>
+        <w:t>[</w:t>
+      </w:r>
+      <w:r>
+        <w:rPr>
+          <w:rFonts w:ascii="Consolas" w:eastAsia="Times New Roman" w:hAnsi="Consolas" w:cs="Times New Roman"/>
+          <w:color w:val="79C0FF"/>
+          <w:sz w:val="21"/>
+          <w:szCs w:val="21"/>
+          <w:lang w:bidi="ar-SA"/>
+        </w:rPr>
+        <w:t>i</w:t>
+      </w:r>
+      <w:r>
+        <w:rPr>
+          <w:rFonts w:ascii="Consolas" w:eastAsia="Times New Roman" w:hAnsi="Consolas" w:cs="Times New Roman"/>
+          <w:color w:val="E6EDF3"/>
+          <w:sz w:val="21"/>
+          <w:szCs w:val="21"/>
+          <w:lang w:bidi="ar-SA"/>
+        </w:rPr>
+        <w:t>][</w:t>
+      </w:r>
+      <w:r>
+        <w:rPr>
+          <w:rFonts w:ascii="Consolas" w:eastAsia="Times New Roman" w:hAnsi="Consolas" w:cs="Times New Roman"/>
+          <w:color w:val="A5D6FF"/>
+          <w:sz w:val="21"/>
+          <w:szCs w:val="21"/>
+          <w:lang w:bidi="ar-SA"/>
+        </w:rPr>
+        <w:t>"ping_medio"</w:t>
+      </w:r>
+      <w:r>
+        <w:rPr>
+          <w:rFonts w:ascii="Consolas" w:eastAsia="Times New Roman" w:hAnsi="Consolas" w:cs="Times New Roman"/>
+          <w:color w:val="E6EDF3"/>
+          <w:sz w:val="21"/>
+          <w:szCs w:val="21"/>
+          <w:lang w:bidi="ar-SA"/>
+        </w:rPr>
+        <w:t xml:space="preserve">]) + </w:t>
+      </w:r>
+      <w:r>
+        <w:rPr>
+          <w:rFonts w:ascii="Consolas" w:eastAsia="Times New Roman" w:hAnsi="Consolas" w:cs="Times New Roman"/>
+          <w:color w:val="A5D6FF"/>
+          <w:sz w:val="21"/>
+          <w:szCs w:val="21"/>
+          <w:lang w:bidi="ar-SA"/>
+        </w:rPr>
+        <w:t>"ms"</w:t>
+      </w:r>
+      <w:r>
+        <w:rPr>
+          <w:rFonts w:ascii="Consolas" w:eastAsia="Times New Roman" w:hAnsi="Consolas" w:cs="Times New Roman"/>
+          <w:color w:val="E6EDF3"/>
+          <w:sz w:val="21"/>
+          <w:szCs w:val="21"/>
+          <w:lang w:bidi="ar-SA"/>
+        </w:rPr>
+        <w:t>)</w:t>
+      </w:r>
+    </w:p>
+    <w:p>
+      <w:pPr>
+        <w:shd w:val="clear" w:color="auto" w:fill="0D1117"/>
+        <w:spacing w:line="285" w:lineRule="atLeast"/>
+        <w:rPr>
+          <w:rFonts w:ascii="Consolas" w:eastAsia="Times New Roman" w:hAnsi="Consolas" w:cs="Times New Roman"/>
+          <w:color w:val="E6EDF3"/>
+          <w:sz w:val="21"/>
+          <w:szCs w:val="21"/>
+          <w:lang w:bidi="ar-SA"/>
+        </w:rPr>
+      </w:pPr>
+      <w:r>
+        <w:rPr>
+          <w:rFonts w:ascii="Consolas" w:eastAsia="Times New Roman" w:hAnsi="Consolas" w:cs="Times New Roman"/>
+          <w:color w:val="E6EDF3"/>
+          <w:sz w:val="21"/>
+          <w:szCs w:val="21"/>
+          <w:lang w:bidi="ar-SA"/>
+        </w:rPr>
+        <w:t>}</w:t>
+      </w:r>
+    </w:p>
+    <w:p>
+      <w:pPr>
+        <w:shd w:val="clear" w:color="auto" w:fill="0D1117"/>
+        <w:spacing w:line="285" w:lineRule="atLeast"/>
+        <w:rPr>
+          <w:rFonts w:ascii="Consolas" w:eastAsia="Times New Roman" w:hAnsi="Consolas" w:cs="Times New Roman"/>
+          <w:color w:val="E6EDF3"/>
+          <w:sz w:val="21"/>
+          <w:szCs w:val="21"/>
+          <w:lang w:bidi="ar-SA"/>
+        </w:rPr>
+      </w:pPr>
+      <w:r>
+        <w:rPr>
+          <w:rFonts w:ascii="Consolas" w:eastAsia="Times New Roman" w:hAnsi="Consolas" w:cs="Times New Roman"/>
+          <w:color w:val="FF7B72"/>
+          <w:sz w:val="21"/>
+          <w:szCs w:val="21"/>
+          <w:lang w:bidi="ar-SA"/>
+        </w:rPr>
+        <w:t>escreva</w:t>
+      </w:r>
+      <w:r>
+        <w:rPr>
+          <w:rFonts w:ascii="Consolas" w:eastAsia="Times New Roman" w:hAnsi="Consolas" w:cs="Times New Roman"/>
+          <w:color w:val="E6EDF3"/>
+          <w:sz w:val="21"/>
+          <w:szCs w:val="21"/>
+          <w:lang w:bidi="ar-SA"/>
+        </w:rPr>
+        <w:t>(</w:t>
+      </w:r>
+      <w:r>
+        <w:rPr>
+          <w:rFonts w:ascii="Consolas" w:eastAsia="Times New Roman" w:hAnsi="Consolas" w:cs="Times New Roman"/>
+          <w:color w:val="A5D6FF"/>
+          <w:sz w:val="21"/>
+          <w:szCs w:val="21"/>
+          <w:lang w:bidi="ar-SA"/>
+        </w:rPr>
+        <w:t>"</w:t>
+      </w:r>
+      <w:r>
+        <w:rPr>
+          <w:rFonts w:ascii="Consolas" w:eastAsia="Times New Roman" w:hAnsi="Consolas" w:cs="Times New Roman"/>
+          <w:color w:val="FF7B72"/>
+          <w:sz w:val="21"/>
+          <w:szCs w:val="21"/>
+          <w:lang w:bidi="ar-SA"/>
+        </w:rPr>
+        <w:t>\n</w:t>
+      </w:r>
+      <w:r>
+        <w:rPr>
+          <w:rFonts w:ascii="Consolas" w:eastAsia="Times New Roman" w:hAnsi="Consolas" w:cs="Times New Roman"/>
+          <w:color w:val="A5D6FF"/>
+          <w:sz w:val="21"/>
+          <w:szCs w:val="21"/>
+          <w:lang w:bidi="ar-SA"/>
+        </w:rPr>
+        <w:t>Total de servidores: "</w:t>
+      </w:r>
+      <w:r>
+        <w:rPr>
+          <w:rFonts w:ascii="Consolas" w:eastAsia="Times New Roman" w:hAnsi="Consolas" w:cs="Times New Roman"/>
+          <w:color w:val="E6EDF3"/>
+          <w:sz w:val="21"/>
+          <w:szCs w:val="21"/>
+          <w:lang w:bidi="ar-SA"/>
+        </w:rPr>
+        <w:t xml:space="preserve"> + </w:t>
+      </w:r>
+      <w:r>
+        <w:rPr>
+          <w:rFonts w:ascii="Consolas" w:eastAsia="Times New Roman" w:hAnsi="Consolas" w:cs="Times New Roman"/>
+          <w:color w:val="FF7B72"/>
+          <w:sz w:val="21"/>
+          <w:szCs w:val="21"/>
+          <w:lang w:bidi="ar-SA"/>
+        </w:rPr>
+        <w:t>texto</w:t>
+      </w:r>
+      <w:r>
+        <w:rPr>
+          <w:rFonts w:ascii="Consolas" w:eastAsia="Times New Roman" w:hAnsi="Consolas" w:cs="Times New Roman"/>
+          <w:color w:val="E6EDF3"/>
+          <w:sz w:val="21"/>
+          <w:szCs w:val="21"/>
+          <w:lang w:bidi="ar-SA"/>
+        </w:rPr>
+        <w:t>(</w:t>
+      </w:r>
+      <w:r>
+        <w:rPr>
+          <w:rFonts w:ascii="Consolas" w:eastAsia="Times New Roman" w:hAnsi="Consolas" w:cs="Times New Roman"/>
+          <w:color w:val="79C0FF"/>
+          <w:sz w:val="21"/>
+          <w:szCs w:val="21"/>
+          <w:lang w:bidi="ar-SA"/>
+        </w:rPr>
+        <w:t>servidores</w:t>
+      </w:r>
+      <w:r>
+        <w:rPr>
+          <w:rFonts w:ascii="Consolas" w:eastAsia="Times New Roman" w:hAnsi="Consolas" w:cs="Times New Roman"/>
+          <w:color w:val="E6EDF3"/>
+          <w:sz w:val="21"/>
+          <w:szCs w:val="21"/>
+          <w:lang w:bidi="ar-SA"/>
+        </w:rPr>
+        <w:t>.</w:t>
+      </w:r>
+      <w:r>
+        <w:rPr>
+          <w:rFonts w:ascii="Consolas" w:eastAsia="Times New Roman" w:hAnsi="Consolas" w:cs="Times New Roman"/>
+          <w:color w:val="FF7B72"/>
+          <w:sz w:val="21"/>
+          <w:szCs w:val="21"/>
+          <w:lang w:bidi="ar-SA"/>
+        </w:rPr>
+        <w:t>tamanho</w:t>
+      </w:r>
+      <w:r>
+        <w:rPr>
+          <w:rFonts w:ascii="Consolas" w:eastAsia="Times New Roman" w:hAnsi="Consolas" w:cs="Times New Roman"/>
+          <w:color w:val="E6EDF3"/>
+          <w:sz w:val="21"/>
+          <w:szCs w:val="21"/>
+          <w:lang w:bidi="ar-SA"/>
+        </w:rPr>
+        <w:t>()))</w:t>
+      </w:r>
     </w:p>
     <w:sectPr>
       <w:headerReference w:type="default" r:id="rId8"/>
@@ -842,6 +7385,119 @@
 <file path=word/numbering.xml><?xml version="1.0" encoding="utf-8"?>
 <w:numbering xmlns:wpc="http://schemas.microsoft.com/office/word/2010/wordprocessingCanvas" xmlns:cx="http://schemas.microsoft.com/office/drawing/2014/chartex" xmlns:cx1="http://schemas.microsoft.com/office/drawing/2015/9/8/chartex" xmlns:cx2="http://schemas.microsoft.com/office/drawing/2015/10/21/chartex" xmlns:cx3="http://schemas.microsoft.com/office/drawing/2016/5/9/chartex" xmlns:cx4="http://schemas.microsoft.com/office/drawing/2016/5/10/chartex" xmlns:cx5="http://schemas.microsoft.com/office/drawing/2016/5/11/chartex" xmlns:cx6="http://schemas.microsoft.com/office/drawing/2016/5/12/chartex" xmlns:cx7="http://schemas.microsoft.com/office/drawing/2016/5/13/chartex" xmlns:cx8="http://schemas.microsoft.com/office/drawing/2016/5/14/chartex" xmlns:mc="http://schemas.openxmlformats.org/markup-compatibility/2006" xmlns:aink="http://schemas.microsoft.com/office/drawing/2016/ink" xmlns:am3d="http://schemas.microsoft.com/office/drawing/2017/model3d" xmlns:o="urn:schemas-microsoft-com:office:office" xmlns:oel="http://schemas.microsoft.com/office/2019/extlst" xmlns:r="http://schemas.openxmlformats.org/officeDocument/2006/relationships" xmlns:m="http://schemas.openxmlformats.org/officeDocument/2006/math" xmlns:v="urn:schemas-microsoft-com:vml" xmlns:wp14="http://schemas.microsoft.com/office/word/2010/wordprocessingDrawing" xmlns:wp="http://schemas.openxmlformats.org/drawingml/2006/wordprocessingDrawing" xmlns:w10="urn:schemas-microsoft-com:office:word" xmlns:w="http://schemas.openxmlformats.org/wordprocessingml/2006/main" xmlns:w14="http://schemas.microsoft.com/office/word/2010/wordml" xmlns:w15="http://schemas.microsoft.com/office/word/2012/wordml" xmlns:w16cex="http://schemas.microsoft.com/office/word/2018/wordml/cex" xmlns:w16cid="http://schemas.microsoft.com/office/word/2016/wordml/cid" xmlns:w16="http://schemas.microsoft.com/office/word/2018/wordml" xmlns:w16du="http://schemas.microsoft.com/office/word/2023/wordml/word16du" xmlns:w16sdtdh="http://schemas.microsoft.com/office/word/2020/wordml/sdtdatahash" xmlns:w16sdtfl="http://schemas.microsoft.com/office/word/2024/wordml/sdtformatlock" xmlns:w16se="http://schemas.microsoft.com/office/word/2015/wordml/symex" xmlns:wpg="http://schemas.microsoft.com/office/word/2010/wordprocessingGroup" xmlns:wpi="http://schemas.microsoft.com/office/word/2010/wordprocessingInk" xmlns:wne="http://schemas.microsoft.com/office/word/2006/wordml" xmlns:wps="http://schemas.microsoft.com/office/word/2010/wordprocessingShape" mc:Ignorable="w14 w15 w16se w16cid w16 w16cex w16sdtdh w16sdtfl w16du wp14">
   <w:abstractNum w:abstractNumId="0" w15:restartNumberingAfterBreak="0">
+    <w:nsid w:val="0C6663D5"/>
+    <w:multiLevelType w:val="hybridMultilevel"/>
+    <w:tmpl w:val="9CBAF20E"/>
+    <w:lvl w:ilvl="0" w:tplc="490CE3B0">
+      <w:start w:val="18"/>
+      <w:numFmt w:val="bullet"/>
+      <w:lvlText w:val=""/>
+      <w:lvlJc w:val="left"/>
+      <w:pPr>
+        <w:ind w:left="720" w:hanging="360"/>
+      </w:pPr>
+      <w:rPr>
+        <w:rFonts w:ascii="Symbol" w:eastAsia="Arial" w:hAnsi="Symbol" w:cs="Arial" w:hint="default"/>
+      </w:rPr>
+    </w:lvl>
+    <w:lvl w:ilvl="1" w:tplc="04160003" w:tentative="1">
+      <w:start w:val="1"/>
+      <w:numFmt w:val="bullet"/>
+      <w:lvlText w:val="o"/>
+      <w:lvlJc w:val="left"/>
+      <w:pPr>
+        <w:ind w:left="1440" w:hanging="360"/>
+      </w:pPr>
+      <w:rPr>
+        <w:rFonts w:ascii="Courier New" w:hAnsi="Courier New" w:cs="Courier New" w:hint="default"/>
+      </w:rPr>
+    </w:lvl>
+    <w:lvl w:ilvl="2" w:tplc="04160005" w:tentative="1">
+      <w:start w:val="1"/>
+      <w:numFmt w:val="bullet"/>
+      <w:lvlText w:val=""/>
+      <w:lvlJc w:val="left"/>
+      <w:pPr>
+        <w:ind w:left="2160" w:hanging="360"/>
+      </w:pPr>
+      <w:rPr>
+        <w:rFonts w:ascii="Wingdings" w:hAnsi="Wingdings" w:hint="default"/>
+      </w:rPr>
+    </w:lvl>
+    <w:lvl w:ilvl="3" w:tplc="04160001" w:tentative="1">
+      <w:start w:val="1"/>
+      <w:numFmt w:val="bullet"/>
+      <w:lvlText w:val=""/>
+      <w:lvlJc w:val="left"/>
+      <w:pPr>
+        <w:ind w:left="2880" w:hanging="360"/>
+      </w:pPr>
+      <w:rPr>
+        <w:rFonts w:ascii="Symbol" w:hAnsi="Symbol" w:hint="default"/>
+      </w:rPr>
+    </w:lvl>
+    <w:lvl w:ilvl="4" w:tplc="04160003" w:tentative="1">
+      <w:start w:val="1"/>
+      <w:numFmt w:val="bullet"/>
+      <w:lvlText w:val="o"/>
+      <w:lvlJc w:val="left"/>
+      <w:pPr>
+        <w:ind w:left="3600" w:hanging="360"/>
+      </w:pPr>
+      <w:rPr>
+        <w:rFonts w:ascii="Courier New" w:hAnsi="Courier New" w:cs="Courier New" w:hint="default"/>
+      </w:rPr>
+    </w:lvl>
+    <w:lvl w:ilvl="5" w:tplc="04160005" w:tentative="1">
+      <w:start w:val="1"/>
+      <w:numFmt w:val="bullet"/>
+      <w:lvlText w:val=""/>
+      <w:lvlJc w:val="left"/>
+      <w:pPr>
+        <w:ind w:left="4320" w:hanging="360"/>
+      </w:pPr>
+      <w:rPr>
+        <w:rFonts w:ascii="Wingdings" w:hAnsi="Wingdings" w:hint="default"/>
+      </w:rPr>
+    </w:lvl>
+    <w:lvl w:ilvl="6" w:tplc="04160001" w:tentative="1">
+      <w:start w:val="1"/>
+      <w:numFmt w:val="bullet"/>
+      <w:lvlText w:val=""/>
+      <w:lvlJc w:val="left"/>
+      <w:pPr>
+        <w:ind w:left="5040" w:hanging="360"/>
+      </w:pPr>
+      <w:rPr>
+        <w:rFonts w:ascii="Symbol" w:hAnsi="Symbol" w:hint="default"/>
+      </w:rPr>
+    </w:lvl>
+    <w:lvl w:ilvl="7" w:tplc="04160003" w:tentative="1">
+      <w:start w:val="1"/>
+      <w:numFmt w:val="bullet"/>
+      <w:lvlText w:val="o"/>
+      <w:lvlJc w:val="left"/>
+      <w:pPr>
+        <w:ind w:left="5760" w:hanging="360"/>
+      </w:pPr>
+      <w:rPr>
+        <w:rFonts w:ascii="Courier New" w:hAnsi="Courier New" w:cs="Courier New" w:hint="default"/>
+      </w:rPr>
+    </w:lvl>
+    <w:lvl w:ilvl="8" w:tplc="04160005" w:tentative="1">
+      <w:start w:val="1"/>
+      <w:numFmt w:val="bullet"/>
+      <w:lvlText w:val=""/>
+      <w:lvlJc w:val="left"/>
+      <w:pPr>
+        <w:ind w:left="6480" w:hanging="360"/>
+      </w:pPr>
+      <w:rPr>
+        <w:rFonts w:ascii="Wingdings" w:hAnsi="Wingdings" w:hint="default"/>
+      </w:rPr>
+    </w:lvl>
+  </w:abstractNum>
+  <w:abstractNum w:abstractNumId="1" w15:restartNumberingAfterBreak="0">
     <w:nsid w:val="6D35570E"/>
     <w:multiLevelType w:val="multilevel"/>
     <w:tmpl w:val="F718FA20"/>
@@ -955,6 +7611,9 @@
     </w:lvl>
   </w:abstractNum>
   <w:num w:numId="1" w16cid:durableId="327055845">
+    <w:abstractNumId w:val="1"/>
+  </w:num>
+  <w:num w:numId="2" w16cid:durableId="1118378119">
     <w:abstractNumId w:val="0"/>
   </w:num>
 </w:numbering>
@@ -1449,7 +8108,6 @@
   <w:style w:type="character" w:default="1" w:styleId="Fontepargpadro">
     <w:name w:val="Default Paragraph Font"/>
     <w:uiPriority w:val="1"/>
-    <w:semiHidden/>
     <w:unhideWhenUsed/>
   </w:style>
   <w:style w:type="table" w:default="1" w:styleId="Tabelanormal">
@@ -1548,6 +8206,20 @@
       <w:rFonts w:ascii="Times New Roman" w:hAnsi="Times New Roman"/>
       <w:sz w:val="24"/>
       <w:szCs w:val="24"/>
+    </w:rPr>
+  </w:style>
+  <w:style w:type="paragraph" w:styleId="PargrafodaLista">
+    <w:name w:val="List Paragraph"/>
+    <w:basedOn w:val="Normal"/>
+    <w:uiPriority w:val="34"/>
+    <w:qFormat/>
+    <w:rsid w:val="00E82EE8"/>
+    <w:pPr>
+      <w:ind w:left="720"/>
+      <w:contextualSpacing/>
+    </w:pPr>
+    <w:rPr>
+      <w:szCs w:val="28"/>
     </w:rPr>
   </w:style>
 </w:styles>
